--- a/08-传感器电路/08-气体传感器电路/催化燃烧气体传感器电路/催化燃烧气体传感器电路.docx
+++ b/08-传感器电路/08-气体传感器电路/催化燃烧气体传感器电路/催化燃烧气体传感器电路.docx
@@ -2170,6 +2170,20 @@
     </w:p>
     <w:bookmarkEnd w:id="26"/>
     <w:bookmarkEnd w:id="27"/>
+    <w:p>
+      <w:pPr>
+        <w:spacing w:before="360"/>
+        <w:jc w:val="center"/>
+      </w:pPr>
+      <w:r>
+        <w:rPr>
+          <w:rFonts w:ascii="Times New Roman" w:hAnsi="Times New Roman"/>
+          <w:color w:val="555555"/>
+          <w:sz w:val="21"/>
+        </w:rPr>
+        <w:t>材料收集者：杜文杰</w:t>
+      </w:r>
+    </w:p>
     <w:sectPr>
       <w:headerReference r:id="rId9" w:type="default"/>
       <w:footerReference r:id="rId10" w:type="default"/>

--- a/08-传感器电路/08-气体传感器电路/催化燃烧气体传感器电路/催化燃烧气体传感器电路.docx
+++ b/08-传感器电路/08-气体传感器电路/催化燃烧气体传感器电路/催化燃烧气体传感器电路.docx
@@ -1,6 +1,6 @@
 
 <file path=word/document.xml><?xml version="1.0" encoding="utf-8"?>
-<w:document xmlns:w="http://schemas.openxmlformats.org/wordprocessingml/2006/main" xmlns:m="http://schemas.openxmlformats.org/officeDocument/2006/math" xmlns:r="http://schemas.openxmlformats.org/officeDocument/2006/relationships" xmlns:o="urn:schemas-microsoft-com:office:office" xmlns:v="urn:schemas-microsoft-com:vml" xmlns:w10="urn:schemas-microsoft-com:office:word" xmlns:a="http://schemas.openxmlformats.org/drawingml/2006/main" xmlns:pic="http://schemas.openxmlformats.org/drawingml/2006/picture" xmlns:wp="http://schemas.openxmlformats.org/drawingml/2006/wordprocessingDrawing">
+<w:document xmlns:m="http://schemas.openxmlformats.org/officeDocument/2006/math" xmlns:r="http://schemas.openxmlformats.org/officeDocument/2006/relationships" xmlns:w="http://schemas.openxmlformats.org/wordprocessingml/2006/main" xmlns:o="urn:schemas-microsoft-com:office:office" xmlns:v="urn:schemas-microsoft-com:vml" xmlns:w10="urn:schemas-microsoft-com:office:word" xmlns:a="http://schemas.openxmlformats.org/drawingml/2006/main" xmlns:pic="http://schemas.openxmlformats.org/drawingml/2006/picture" xmlns:wp="http://schemas.openxmlformats.org/drawingml/2006/wordprocessingDrawing">
   <w:body>
     <w:bookmarkStart w:id="27" w:name="催化燃烧气体传感器电路"/>
     <w:p>
@@ -9,7 +9,7 @@
       </w:pPr>
       <w:r>
         <w:rPr>
-          <w:rFonts w:hint="eastAsia"/>
+          <w:rFonts w:hint="eastAsia" w:eastAsia="黑体"/>
         </w:rPr>
         <w:t xml:space="preserve">催化燃烧气体传感器电路</w:t>
       </w:r>
@@ -21,7 +21,7 @@
       </w:pPr>
       <w:r>
         <w:rPr>
-          <w:rFonts w:hint="eastAsia"/>
+          <w:rFonts w:hint="eastAsia" w:eastAsia="黑体"/>
         </w:rPr>
         <w:t xml:space="preserve">拓扑描述</w:t>
       </w:r>
@@ -32,16 +32,19 @@
       </w:pPr>
       <w:r>
         <w:rPr>
-          <w:rFonts w:hint="eastAsia"/>
+          <w:rFonts w:hint="eastAsia" w:eastAsia="黑体"/>
         </w:rPr>
         <w:t xml:space="preserve">由</w:t>
       </w:r>
       <w:r>
+        <w:rPr>
+          <w:rFonts w:eastAsia="黑体"/>
+        </w:rPr>
         <w:t xml:space="preserve"> </w:t>
       </w:r>
       <w:r>
         <w:rPr>
-          <w:rFonts w:hint="eastAsia"/>
+          <w:rFonts w:hint="eastAsia" w:eastAsia="黑体"/>
           <w:b/>
           <w:bCs/>
         </w:rPr>
@@ -49,6 +52,7 @@
       </w:r>
       <w:r>
         <w:rPr>
+          <w:rFonts w:eastAsia="黑体"/>
           <w:b/>
           <w:bCs/>
         </w:rPr>
@@ -70,13 +74,13 @@
       </m:oMath>
       <w:r>
         <w:rPr>
-          <w:rFonts w:hint="eastAsia"/>
+          <w:rFonts w:hint="eastAsia" w:eastAsia="黑体"/>
         </w:rPr>
         <w:t xml:space="preserve">（涂催化剂的铂丝）、</w:t>
       </w:r>
       <w:r>
         <w:rPr>
-          <w:rFonts w:hint="eastAsia"/>
+          <w:rFonts w:hint="eastAsia" w:eastAsia="黑体"/>
           <w:b/>
           <w:bCs/>
         </w:rPr>
@@ -84,6 +88,7 @@
       </w:r>
       <w:r>
         <w:rPr>
+          <w:rFonts w:eastAsia="黑体"/>
           <w:b/>
           <w:bCs/>
         </w:rPr>
@@ -105,16 +110,19 @@
       </m:oMath>
       <w:r>
         <w:rPr>
-          <w:rFonts w:hint="eastAsia"/>
+          <w:rFonts w:hint="eastAsia" w:eastAsia="黑体"/>
         </w:rPr>
         <w:t xml:space="preserve">（无催化剂）与两个</w:t>
       </w:r>
       <w:r>
+        <w:rPr>
+          <w:rFonts w:eastAsia="黑体"/>
+        </w:rPr>
         <w:t xml:space="preserve"> </w:t>
       </w:r>
       <w:r>
         <w:rPr>
-          <w:rFonts w:hint="eastAsia"/>
+          <w:rFonts w:hint="eastAsia" w:eastAsia="黑体"/>
           <w:b/>
           <w:bCs/>
         </w:rPr>
@@ -122,6 +130,7 @@
       </w:r>
       <w:r>
         <w:rPr>
+          <w:rFonts w:eastAsia="黑体"/>
           <w:b/>
           <w:bCs/>
         </w:rPr>
@@ -143,6 +152,7 @@
       </m:oMath>
       <w:r>
         <w:rPr>
+          <w:rFonts w:eastAsia="黑体"/>
           <w:b/>
           <w:bCs/>
         </w:rPr>
@@ -163,20 +173,26 @@
         </m:sSub>
       </m:oMath>
       <w:r>
+        <w:rPr>
+          <w:rFonts w:eastAsia="黑体"/>
+        </w:rPr>
         <w:t xml:space="preserve"> </w:t>
       </w:r>
       <w:r>
         <w:rPr>
-          <w:rFonts w:hint="eastAsia"/>
+          <w:rFonts w:hint="eastAsia" w:eastAsia="黑体"/>
         </w:rPr>
         <w:t xml:space="preserve">组成惠斯通电桥，其差分输出送</w:t>
       </w:r>
       <w:r>
+        <w:rPr>
+          <w:rFonts w:eastAsia="黑体"/>
+        </w:rPr>
         <w:t xml:space="preserve"> </w:t>
       </w:r>
       <w:r>
         <w:rPr>
-          <w:rFonts w:hint="eastAsia"/>
+          <w:rFonts w:hint="eastAsia" w:eastAsia="黑体"/>
           <w:b/>
           <w:bCs/>
         </w:rPr>
@@ -184,6 +200,7 @@
       </w:r>
       <w:r>
         <w:rPr>
+          <w:rFonts w:eastAsia="黑体"/>
           <w:b/>
           <w:bCs/>
         </w:rPr>
@@ -191,22 +208,25 @@
       </w:r>
       <w:r>
         <w:rPr>
-          <w:rFonts w:hint="eastAsia"/>
+          <w:rFonts w:hint="eastAsia" w:eastAsia="黑体"/>
         </w:rPr>
         <w:t xml:space="preserve">。电路共有</w:t>
       </w:r>
       <w:r>
+        <w:rPr>
+          <w:rFonts w:eastAsia="黑体"/>
+        </w:rPr>
         <w:t xml:space="preserve"> 6 </w:t>
       </w:r>
       <w:r>
         <w:rPr>
-          <w:rFonts w:hint="eastAsia"/>
+          <w:rFonts w:hint="eastAsia" w:eastAsia="黑体"/>
         </w:rPr>
         <w:t xml:space="preserve">个关键节点：</w:t>
       </w:r>
       <w:r>
         <w:rPr>
-          <w:rFonts w:hint="eastAsia"/>
+          <w:rFonts w:hint="eastAsia" w:eastAsia="黑体"/>
           <w:b/>
           <w:bCs/>
         </w:rPr>
@@ -214,6 +234,7 @@
       </w:r>
       <w:r>
         <w:rPr>
+          <w:rFonts w:eastAsia="黑体"/>
           <w:b/>
           <w:bCs/>
         </w:rPr>
@@ -221,7 +242,7 @@
       </w:r>
       <w:r>
         <w:rPr>
-          <w:rFonts w:hint="eastAsia"/>
+          <w:rFonts w:hint="eastAsia" w:eastAsia="黑体"/>
           <w:b/>
           <w:bCs/>
         </w:rPr>
@@ -229,11 +250,14 @@
       </w:r>
       <w:r>
         <w:rPr>
-          <w:rFonts w:hint="eastAsia"/>
+          <w:rFonts w:hint="eastAsia" w:eastAsia="黑体"/>
         </w:rPr>
         <w:t xml:space="preserve">（恒压/恒流激励</w:t>
       </w:r>
       <w:r>
+        <w:rPr>
+          <w:rFonts w:eastAsia="黑体"/>
+        </w:rPr>
         <w:t xml:space="preserve"> </w:t>
       </w:r>
       <m:oMath>
@@ -255,13 +279,13 @@
       </m:oMath>
       <w:r>
         <w:rPr>
-          <w:rFonts w:hint="eastAsia"/>
+          <w:rFonts w:hint="eastAsia" w:eastAsia="黑体"/>
         </w:rPr>
         <w:t xml:space="preserve">，接检测与补偿两个分支的上端）；</w:t>
       </w:r>
       <w:r>
         <w:rPr>
-          <w:rFonts w:hint="eastAsia"/>
+          <w:rFonts w:hint="eastAsia" w:eastAsia="黑体"/>
           <w:b/>
           <w:bCs/>
         </w:rPr>
@@ -269,6 +293,7 @@
       </w:r>
       <w:r>
         <w:rPr>
+          <w:rFonts w:eastAsia="黑体"/>
           <w:b/>
           <w:bCs/>
         </w:rPr>
@@ -276,7 +301,7 @@
       </w:r>
       <w:r>
         <w:rPr>
-          <w:rFonts w:hint="eastAsia"/>
+          <w:rFonts w:hint="eastAsia" w:eastAsia="黑体"/>
           <w:b/>
           <w:bCs/>
         </w:rPr>
@@ -284,6 +309,7 @@
       </w:r>
       <w:r>
         <w:rPr>
+          <w:rFonts w:eastAsia="黑体"/>
           <w:b/>
           <w:bCs/>
         </w:rPr>
@@ -291,13 +317,13 @@
       </w:r>
       <w:r>
         <w:rPr>
-          <w:rFonts w:hint="eastAsia"/>
+          <w:rFonts w:hint="eastAsia" w:eastAsia="黑体"/>
         </w:rPr>
         <w:t xml:space="preserve">（接两个固定桥臂电阻的下端）；</w:t>
       </w:r>
       <w:r>
         <w:rPr>
-          <w:rFonts w:hint="eastAsia"/>
+          <w:rFonts w:hint="eastAsia" w:eastAsia="黑体"/>
           <w:b/>
           <w:bCs/>
         </w:rPr>
@@ -305,6 +331,7 @@
       </w:r>
       <w:r>
         <w:rPr>
+          <w:rFonts w:eastAsia="黑体"/>
           <w:b/>
           <w:bCs/>
         </w:rPr>
@@ -312,7 +339,7 @@
       </w:r>
       <w:r>
         <w:rPr>
-          <w:rFonts w:hint="eastAsia"/>
+          <w:rFonts w:hint="eastAsia" w:eastAsia="黑体"/>
           <w:b/>
           <w:bCs/>
         </w:rPr>
@@ -320,11 +347,14 @@
       </w:r>
       <w:r>
         <w:rPr>
-          <w:rFonts w:hint="eastAsia"/>
+          <w:rFonts w:hint="eastAsia" w:eastAsia="黑体"/>
         </w:rPr>
         <w:t xml:space="preserve">（检测元件</w:t>
       </w:r>
       <w:r>
+        <w:rPr>
+          <w:rFonts w:eastAsia="黑体"/>
+        </w:rPr>
         <w:t xml:space="preserve"> </w:t>
       </w:r>
       <m:oMath>
@@ -342,15 +372,21 @@
         </m:sSub>
       </m:oMath>
       <w:r>
+        <w:rPr>
+          <w:rFonts w:eastAsia="黑体"/>
+        </w:rPr>
         <w:t xml:space="preserve"> </w:t>
       </w:r>
       <w:r>
         <w:rPr>
-          <w:rFonts w:hint="eastAsia"/>
+          <w:rFonts w:hint="eastAsia" w:eastAsia="黑体"/>
         </w:rPr>
         <w:t xml:space="preserve">下端与</w:t>
       </w:r>
       <w:r>
+        <w:rPr>
+          <w:rFonts w:eastAsia="黑体"/>
+        </w:rPr>
         <w:t xml:space="preserve"> </w:t>
       </w:r>
       <m:oMath>
@@ -368,17 +404,20 @@
         </m:sSub>
       </m:oMath>
       <w:r>
+        <w:rPr>
+          <w:rFonts w:eastAsia="黑体"/>
+        </w:rPr>
         <w:t xml:space="preserve"> </w:t>
       </w:r>
       <w:r>
         <w:rPr>
-          <w:rFonts w:hint="eastAsia"/>
+          <w:rFonts w:hint="eastAsia" w:eastAsia="黑体"/>
         </w:rPr>
         <w:t xml:space="preserve">上端的公共点）；</w:t>
       </w:r>
       <w:r>
         <w:rPr>
-          <w:rFonts w:hint="eastAsia"/>
+          <w:rFonts w:hint="eastAsia" w:eastAsia="黑体"/>
           <w:b/>
           <w:bCs/>
         </w:rPr>
@@ -386,6 +425,7 @@
       </w:r>
       <w:r>
         <w:rPr>
+          <w:rFonts w:eastAsia="黑体"/>
           <w:b/>
           <w:bCs/>
         </w:rPr>
@@ -393,7 +433,7 @@
       </w:r>
       <w:r>
         <w:rPr>
-          <w:rFonts w:hint="eastAsia"/>
+          <w:rFonts w:hint="eastAsia" w:eastAsia="黑体"/>
           <w:b/>
           <w:bCs/>
         </w:rPr>
@@ -401,11 +441,14 @@
       </w:r>
       <w:r>
         <w:rPr>
-          <w:rFonts w:hint="eastAsia"/>
+          <w:rFonts w:hint="eastAsia" w:eastAsia="黑体"/>
         </w:rPr>
         <w:t xml:space="preserve">（补偿元件</w:t>
       </w:r>
       <w:r>
+        <w:rPr>
+          <w:rFonts w:eastAsia="黑体"/>
+        </w:rPr>
         <w:t xml:space="preserve"> </w:t>
       </w:r>
       <m:oMath>
@@ -423,15 +466,21 @@
         </m:sSub>
       </m:oMath>
       <w:r>
+        <w:rPr>
+          <w:rFonts w:eastAsia="黑体"/>
+        </w:rPr>
         <w:t xml:space="preserve"> </w:t>
       </w:r>
       <w:r>
         <w:rPr>
-          <w:rFonts w:hint="eastAsia"/>
+          <w:rFonts w:hint="eastAsia" w:eastAsia="黑体"/>
         </w:rPr>
         <w:t xml:space="preserve">下端与</w:t>
       </w:r>
       <w:r>
+        <w:rPr>
+          <w:rFonts w:eastAsia="黑体"/>
+        </w:rPr>
         <w:t xml:space="preserve"> </w:t>
       </w:r>
       <m:oMath>
@@ -449,17 +498,20 @@
         </m:sSub>
       </m:oMath>
       <w:r>
+        <w:rPr>
+          <w:rFonts w:eastAsia="黑体"/>
+        </w:rPr>
         <w:t xml:space="preserve"> </w:t>
       </w:r>
       <w:r>
         <w:rPr>
-          <w:rFonts w:hint="eastAsia"/>
+          <w:rFonts w:hint="eastAsia" w:eastAsia="黑体"/>
         </w:rPr>
         <w:t xml:space="preserve">上端的公共点）；</w:t>
       </w:r>
       <w:r>
         <w:rPr>
-          <w:rFonts w:hint="eastAsia"/>
+          <w:rFonts w:hint="eastAsia" w:eastAsia="黑体"/>
           <w:b/>
           <w:bCs/>
         </w:rPr>
@@ -467,6 +519,7 @@
       </w:r>
       <w:r>
         <w:rPr>
+          <w:rFonts w:eastAsia="黑体"/>
           <w:b/>
           <w:bCs/>
         </w:rPr>
@@ -474,7 +527,7 @@
       </w:r>
       <w:r>
         <w:rPr>
-          <w:rFonts w:hint="eastAsia"/>
+          <w:rFonts w:hint="eastAsia" w:eastAsia="黑体"/>
           <w:b/>
           <w:bCs/>
         </w:rPr>
@@ -482,22 +535,25 @@
       </w:r>
       <w:r>
         <w:rPr>
-          <w:rFonts w:hint="eastAsia"/>
+          <w:rFonts w:hint="eastAsia" w:eastAsia="黑体"/>
         </w:rPr>
         <w:t xml:space="preserve">（接</w:t>
       </w:r>
       <w:r>
+        <w:rPr>
+          <w:rFonts w:eastAsia="黑体"/>
+        </w:rPr>
         <w:t xml:space="preserve"> </w:t>
       </w:r>
       <w:r>
         <w:rPr>
-          <w:rFonts w:hint="eastAsia"/>
+          <w:rFonts w:hint="eastAsia" w:eastAsia="黑体"/>
         </w:rPr>
         <w:t xml:space="preserve">GND）；</w:t>
       </w:r>
       <w:r>
         <w:rPr>
-          <w:rFonts w:hint="eastAsia"/>
+          <w:rFonts w:hint="eastAsia" w:eastAsia="黑体"/>
           <w:b/>
           <w:bCs/>
         </w:rPr>
@@ -505,6 +561,7 @@
       </w:r>
       <w:r>
         <w:rPr>
+          <w:rFonts w:eastAsia="黑体"/>
           <w:b/>
           <w:bCs/>
         </w:rPr>
@@ -512,7 +569,7 @@
       </w:r>
       <w:r>
         <w:rPr>
-          <w:rFonts w:hint="eastAsia"/>
+          <w:rFonts w:hint="eastAsia" w:eastAsia="黑体"/>
           <w:b/>
           <w:bCs/>
         </w:rPr>
@@ -520,29 +577,38 @@
       </w:r>
       <w:r>
         <w:rPr>
-          <w:rFonts w:hint="eastAsia"/>
+          <w:rFonts w:hint="eastAsia" w:eastAsia="黑体"/>
         </w:rPr>
         <w:t xml:space="preserve">（A1</w:t>
       </w:r>
       <w:r>
+        <w:rPr>
+          <w:rFonts w:eastAsia="黑体"/>
+        </w:rPr>
         <w:t xml:space="preserve"> </w:t>
       </w:r>
       <w:r>
         <w:rPr>
-          <w:rFonts w:hint="eastAsia"/>
+          <w:rFonts w:hint="eastAsia" w:eastAsia="黑体"/>
         </w:rPr>
         <w:t xml:space="preserve">输出端</w:t>
       </w:r>
       <w:r>
+        <w:rPr>
+          <w:rFonts w:eastAsia="黑体"/>
+        </w:rPr>
         <w:t xml:space="preserve"> </w:t>
       </w:r>
       <w:r>
         <w:rPr>
-          <w:rFonts w:hint="eastAsia"/>
+          <w:rFonts w:hint="eastAsia" w:eastAsia="黑体"/>
         </w:rPr>
         <w:t xml:space="preserve">OUT，作为电路输出</w:t>
       </w:r>
       <w:r>
+        <w:rPr>
+          <w:rFonts w:eastAsia="黑体"/>
+        </w:rPr>
         <w:t xml:space="preserve"> </w:t>
       </w:r>
       <m:oMath>
@@ -567,7 +633,7 @@
       </m:oMath>
       <w:r>
         <w:rPr>
-          <w:rFonts w:hint="eastAsia"/>
+          <w:rFonts w:hint="eastAsia" w:eastAsia="黑体"/>
         </w:rPr>
         <w:t xml:space="preserve">）。</w:t>
       </w:r>
@@ -576,13 +642,13 @@
       <w:pPr/>
       <w:r>
         <w:rPr>
-          <w:rFonts w:hint="eastAsia"/>
+          <w:rFonts w:hint="eastAsia" w:eastAsia="黑体"/>
         </w:rPr>
         <w:t xml:space="preserve">各元件管脚连接：</w:t>
       </w:r>
       <w:r>
         <w:rPr>
-          <w:rFonts w:hint="eastAsia"/>
+          <w:rFonts w:hint="eastAsia" w:eastAsia="黑体"/>
           <w:b/>
           <w:bCs/>
         </w:rPr>
@@ -590,6 +656,7 @@
       </w:r>
       <w:r>
         <w:rPr>
+          <w:rFonts w:eastAsia="黑体"/>
           <w:b/>
           <w:bCs/>
         </w:rPr>
@@ -610,17 +677,20 @@
         </m:sSub>
       </m:oMath>
       <w:r>
+        <w:rPr>
+          <w:rFonts w:eastAsia="黑体"/>
+        </w:rPr>
         <w:t xml:space="preserve"> </w:t>
       </w:r>
       <w:r>
         <w:rPr>
-          <w:rFonts w:hint="eastAsia"/>
+          <w:rFonts w:hint="eastAsia" w:eastAsia="黑体"/>
         </w:rPr>
         <w:t xml:space="preserve">一端接激励正端、另一端接差分输出正端；</w:t>
       </w:r>
       <w:r>
         <w:rPr>
-          <w:rFonts w:hint="eastAsia"/>
+          <w:rFonts w:hint="eastAsia" w:eastAsia="黑体"/>
           <w:b/>
           <w:bCs/>
         </w:rPr>
@@ -628,6 +698,7 @@
       </w:r>
       <w:r>
         <w:rPr>
+          <w:rFonts w:eastAsia="黑体"/>
           <w:b/>
           <w:bCs/>
         </w:rPr>
@@ -648,17 +719,20 @@
         </m:sSub>
       </m:oMath>
       <w:r>
+        <w:rPr>
+          <w:rFonts w:eastAsia="黑体"/>
+        </w:rPr>
         <w:t xml:space="preserve"> </w:t>
       </w:r>
       <w:r>
         <w:rPr>
-          <w:rFonts w:hint="eastAsia"/>
+          <w:rFonts w:hint="eastAsia" w:eastAsia="黑体"/>
         </w:rPr>
         <w:t xml:space="preserve">一端接激励正端、另一端接差分输出负端；</w:t>
       </w:r>
       <w:r>
         <w:rPr>
-          <w:rFonts w:hint="eastAsia"/>
+          <w:rFonts w:hint="eastAsia" w:eastAsia="黑体"/>
           <w:b/>
           <w:bCs/>
         </w:rPr>
@@ -666,6 +740,7 @@
       </w:r>
       <w:r>
         <w:rPr>
+          <w:rFonts w:eastAsia="黑体"/>
           <w:b/>
           <w:bCs/>
         </w:rPr>
@@ -686,17 +761,20 @@
         </m:sSub>
       </m:oMath>
       <w:r>
+        <w:rPr>
+          <w:rFonts w:eastAsia="黑体"/>
+        </w:rPr>
         <w:t xml:space="preserve"> </w:t>
       </w:r>
       <w:r>
         <w:rPr>
-          <w:rFonts w:hint="eastAsia"/>
+          <w:rFonts w:hint="eastAsia" w:eastAsia="黑体"/>
         </w:rPr>
         <w:t xml:space="preserve">一端接差分输出正端、另一端接激励负端/地；</w:t>
       </w:r>
       <w:r>
         <w:rPr>
-          <w:rFonts w:hint="eastAsia"/>
+          <w:rFonts w:hint="eastAsia" w:eastAsia="黑体"/>
           <w:b/>
           <w:bCs/>
         </w:rPr>
@@ -704,6 +782,7 @@
       </w:r>
       <w:r>
         <w:rPr>
+          <w:rFonts w:eastAsia="黑体"/>
           <w:b/>
           <w:bCs/>
         </w:rPr>
@@ -724,17 +803,20 @@
         </m:sSub>
       </m:oMath>
       <w:r>
+        <w:rPr>
+          <w:rFonts w:eastAsia="黑体"/>
+        </w:rPr>
         <w:t xml:space="preserve"> </w:t>
       </w:r>
       <w:r>
         <w:rPr>
-          <w:rFonts w:hint="eastAsia"/>
+          <w:rFonts w:hint="eastAsia" w:eastAsia="黑体"/>
         </w:rPr>
         <w:t xml:space="preserve">一端接差分输出负端、另一端接激励负端/地；</w:t>
       </w:r>
       <w:r>
         <w:rPr>
-          <w:rFonts w:hint="eastAsia"/>
+          <w:rFonts w:hint="eastAsia" w:eastAsia="黑体"/>
           <w:b/>
           <w:bCs/>
         </w:rPr>
@@ -742,98 +824,129 @@
       </w:r>
       <w:r>
         <w:rPr>
+          <w:rFonts w:eastAsia="黑体"/>
           <w:b/>
           <w:bCs/>
         </w:rPr>
         <w:t xml:space="preserve"> A1</w:t>
       </w:r>
       <w:r>
+        <w:rPr>
+          <w:rFonts w:eastAsia="黑体"/>
+        </w:rPr>
         <w:t xml:space="preserve"> </w:t>
       </w:r>
       <w:r>
         <w:rPr>
-          <w:rFonts w:hint="eastAsia"/>
+          <w:rFonts w:hint="eastAsia" w:eastAsia="黑体"/>
         </w:rPr>
         <w:t xml:space="preserve">的</w:t>
       </w:r>
       <w:r>
+        <w:rPr>
+          <w:rFonts w:eastAsia="黑体"/>
+        </w:rPr>
         <w:t xml:space="preserve"> IN+ </w:t>
       </w:r>
       <w:r>
         <w:rPr>
-          <w:rFonts w:hint="eastAsia"/>
+          <w:rFonts w:hint="eastAsia" w:eastAsia="黑体"/>
         </w:rPr>
         <w:t xml:space="preserve">接差分输出正端、IN−</w:t>
       </w:r>
       <w:r>
+        <w:rPr>
+          <w:rFonts w:eastAsia="黑体"/>
+        </w:rPr>
         <w:t xml:space="preserve"> </w:t>
       </w:r>
       <w:r>
         <w:rPr>
-          <w:rFonts w:hint="eastAsia"/>
+          <w:rFonts w:hint="eastAsia" w:eastAsia="黑体"/>
         </w:rPr>
         <w:t xml:space="preserve">接差分输出负端、OUT</w:t>
       </w:r>
       <w:r>
+        <w:rPr>
+          <w:rFonts w:eastAsia="黑体"/>
+        </w:rPr>
         <w:t xml:space="preserve"> </w:t>
       </w:r>
       <w:r>
         <w:rPr>
-          <w:rFonts w:hint="eastAsia"/>
+          <w:rFonts w:hint="eastAsia" w:eastAsia="黑体"/>
         </w:rPr>
         <w:t xml:space="preserve">接输出节点、参考端</w:t>
       </w:r>
       <w:r>
+        <w:rPr>
+          <w:rFonts w:eastAsia="黑体"/>
+        </w:rPr>
         <w:t xml:space="preserve"> REF </w:t>
       </w:r>
       <w:r>
         <w:rPr>
-          <w:rFonts w:hint="eastAsia"/>
+          <w:rFonts w:hint="eastAsia" w:eastAsia="黑体"/>
         </w:rPr>
         <w:t xml:space="preserve">接信号地、正电源脚</w:t>
       </w:r>
       <w:r>
+        <w:rPr>
+          <w:rFonts w:eastAsia="黑体"/>
+        </w:rPr>
         <w:t xml:space="preserve"> V+ </w:t>
       </w:r>
       <w:r>
         <w:rPr>
-          <w:rFonts w:hint="eastAsia"/>
+          <w:rFonts w:hint="eastAsia" w:eastAsia="黑体"/>
         </w:rPr>
         <w:t xml:space="preserve">接</w:t>
       </w:r>
       <w:r>
+        <w:rPr>
+          <w:rFonts w:eastAsia="黑体"/>
+        </w:rPr>
         <w:t xml:space="preserve"> </w:t>
       </w:r>
       <w:r>
         <w:rPr>
-          <w:rFonts w:hint="eastAsia"/>
+          <w:rFonts w:hint="eastAsia" w:eastAsia="黑体"/>
         </w:rPr>
         <w:t xml:space="preserve">+VCC、负电源脚</w:t>
       </w:r>
       <w:r>
+        <w:rPr>
+          <w:rFonts w:eastAsia="黑体"/>
+        </w:rPr>
         <w:t xml:space="preserve"> V− </w:t>
       </w:r>
       <w:r>
         <w:rPr>
-          <w:rFonts w:hint="eastAsia"/>
+          <w:rFonts w:hint="eastAsia" w:eastAsia="黑体"/>
         </w:rPr>
         <w:t xml:space="preserve">接</w:t>
       </w:r>
       <w:r>
+        <w:rPr>
+          <w:rFonts w:eastAsia="黑体"/>
+        </w:rPr>
         <w:t xml:space="preserve"> </w:t>
       </w:r>
       <w:r>
         <w:rPr>
-          <w:rFonts w:hint="eastAsia"/>
+          <w:rFonts w:hint="eastAsia" w:eastAsia="黑体"/>
         </w:rPr>
         <w:t xml:space="preserve">−VEE（单电源时</w:t>
       </w:r>
       <w:r>
+        <w:rPr>
+          <w:rFonts w:eastAsia="黑体"/>
+        </w:rPr>
         <w:t xml:space="preserve"> V− </w:t>
       </w:r>
       <w:r>
         <w:rPr>
-          <w:rFonts w:hint="eastAsia"/>
+          <w:rFonts w:hint="eastAsia" w:eastAsia="黑体"/>
         </w:rPr>
         <w:t xml:space="preserve">接地）。</w:t>
       </w:r>
@@ -842,11 +955,14 @@
       <w:pPr/>
       <w:r>
         <w:rPr>
-          <w:rFonts w:hint="eastAsia"/>
+          <w:rFonts w:hint="eastAsia" w:eastAsia="黑体"/>
         </w:rPr>
         <w:t xml:space="preserve">由此构成”检测元件、补偿元件各与一个固定桥臂电阻串成电桥两臂，恒压/恒流激励，失衡产生的差分电压经仪表放大器放大”的催化燃烧气敏组态，输出</w:t>
       </w:r>
       <w:r>
+        <w:rPr>
+          <w:rFonts w:eastAsia="黑体"/>
+        </w:rPr>
         <w:t xml:space="preserve"> </w:t>
       </w:r>
       <m:oMath>
@@ -870,11 +986,14 @@
         </m:sSub>
       </m:oMath>
       <w:r>
+        <w:rPr>
+          <w:rFonts w:eastAsia="黑体"/>
+        </w:rPr>
         <w:t xml:space="preserve"> </w:t>
       </w:r>
       <w:r>
         <w:rPr>
-          <w:rFonts w:hint="eastAsia"/>
+          <w:rFonts w:hint="eastAsia" w:eastAsia="黑体"/>
         </w:rPr>
         <w:t xml:space="preserve">与可燃气体浓度成正比。</w:t>
       </w:r>
@@ -887,7 +1006,7 @@
       </w:pPr>
       <w:r>
         <w:rPr>
-          <w:rFonts w:hint="eastAsia"/>
+          <w:rFonts w:hint="eastAsia" w:eastAsia="黑体"/>
         </w:rPr>
         <w:t xml:space="preserve">工作原理</w:t>
       </w:r>
@@ -898,7 +1017,7 @@
       </w:pPr>
       <w:r>
         <w:rPr>
-          <w:rFonts w:hint="eastAsia"/>
+          <w:rFonts w:hint="eastAsia" w:eastAsia="黑体"/>
         </w:rPr>
         <w:t xml:space="preserve">可燃气在催化表面无焰燃烧放热，使检测元件温度升高、铂丝电阻增大，破坏电桥平衡产生差模电压；补偿元件不反应可燃气体，仅补偿环境变化，从而选择性反映可燃气体浓度。</w:t>
       </w:r>
@@ -911,7 +1030,7 @@
       </w:pPr>
       <w:r>
         <w:rPr>
-          <w:rFonts w:hint="eastAsia"/>
+          <w:rFonts w:hint="eastAsia" w:eastAsia="黑体"/>
         </w:rPr>
         <w:t xml:space="preserve">关键计算公式</w:t>
       </w:r>
@@ -925,7 +1044,7 @@
       </w:pPr>
       <w:r>
         <w:rPr>
-          <w:rFonts w:hint="eastAsia"/>
+          <w:rFonts w:hint="eastAsia" w:eastAsia="黑体"/>
         </w:rPr>
         <w:t xml:space="preserve">电桥差分输出：</w:t>
       </w:r>
@@ -1033,16 +1152,19 @@
       </w:pPr>
       <w:r>
         <w:rPr>
-          <w:rFonts w:hint="eastAsia"/>
+          <w:rFonts w:hint="eastAsia" w:eastAsia="黑体"/>
         </w:rPr>
         <w:t xml:space="preserve">灵敏度—浓度（LEL</w:t>
       </w:r>
       <w:r>
+        <w:rPr>
+          <w:rFonts w:eastAsia="黑体"/>
+        </w:rPr>
         <w:t xml:space="preserve"> </w:t>
       </w:r>
       <w:r>
         <w:rPr>
-          <w:rFonts w:hint="eastAsia"/>
+          <w:rFonts w:hint="eastAsia" w:eastAsia="黑体"/>
         </w:rPr>
         <w:t xml:space="preserve">下）：</w:t>
       </w:r>
@@ -1108,7 +1230,7 @@
       </w:pPr>
       <w:r>
         <w:rPr>
-          <w:rFonts w:hint="eastAsia"/>
+          <w:rFonts w:hint="eastAsia" w:eastAsia="黑体"/>
         </w:rPr>
         <w:t xml:space="preserve">元件加热功率：</w:t>
       </w:r>
@@ -1198,7 +1320,7 @@
             </w:pPr>
             <w:r>
               <w:rPr>
-                <w:rFonts w:hint="eastAsia"/>
+                <w:rFonts w:hint="eastAsia" w:eastAsia="黑体"/>
               </w:rPr>
               <w:t xml:space="preserve">符号</w:t>
             </w:r>
@@ -1212,7 +1334,7 @@
             </w:pPr>
             <w:r>
               <w:rPr>
-                <w:rFonts w:hint="eastAsia"/>
+                <w:rFonts w:hint="eastAsia" w:eastAsia="黑体"/>
               </w:rPr>
               <w:t xml:space="preserve">含义</w:t>
             </w:r>
@@ -1226,7 +1348,7 @@
             </w:pPr>
             <w:r>
               <w:rPr>
-                <w:rFonts w:hint="eastAsia"/>
+                <w:rFonts w:hint="eastAsia" w:eastAsia="黑体"/>
               </w:rPr>
               <w:t xml:space="preserve">单位</w:t>
             </w:r>
@@ -1252,6 +1374,9 @@
               </m:r>
             </m:oMath>
             <w:r>
+              <w:rPr>
+                <w:rFonts w:eastAsia="黑体"/>
+              </w:rPr>
               <w:t xml:space="preserve">​</w:t>
             </w:r>
           </w:p>
@@ -1264,7 +1389,7 @@
             </w:pPr>
             <w:r>
               <w:rPr>
-                <w:rFonts w:hint="eastAsia"/>
+                <w:rFonts w:hint="eastAsia" w:eastAsia="黑体"/>
               </w:rPr>
               <w:t xml:space="preserve">检测元件阻值变化</w:t>
             </w:r>
@@ -1277,6 +1402,9 @@
               <w:pStyle w:val="Compact"/>
             </w:pPr>
             <w:r>
+              <w:rPr>
+                <w:rFonts w:eastAsia="黑体"/>
+              </w:rPr>
               <w:t xml:space="preserve">Ω</w:t>
             </w:r>
           </w:p>
@@ -1295,6 +1423,9 @@
               </m:r>
             </m:oMath>
             <w:r>
+              <w:rPr>
+                <w:rFonts w:eastAsia="黑体"/>
+              </w:rPr>
               <w:t xml:space="preserve">​</w:t>
             </w:r>
           </w:p>
@@ -1307,7 +1438,7 @@
             </w:pPr>
             <w:r>
               <w:rPr>
-                <w:rFonts w:hint="eastAsia"/>
+                <w:rFonts w:hint="eastAsia" w:eastAsia="黑体"/>
               </w:rPr>
               <w:t xml:space="preserve">元件标称阻值</w:t>
             </w:r>
@@ -1320,6 +1451,9 @@
               <w:pStyle w:val="Compact"/>
             </w:pPr>
             <w:r>
+              <w:rPr>
+                <w:rFonts w:eastAsia="黑体"/>
+              </w:rPr>
               <w:t xml:space="preserve">Ω</w:t>
             </w:r>
           </w:p>
@@ -1350,6 +1484,9 @@
               </m:sSub>
             </m:oMath>
             <w:r>
+              <w:rPr>
+                <w:rFonts w:eastAsia="黑体"/>
+              </w:rPr>
               <w:t xml:space="preserve">​</w:t>
             </w:r>
           </w:p>
@@ -1362,7 +1499,7 @@
             </w:pPr>
             <w:r>
               <w:rPr>
-                <w:rFonts w:hint="eastAsia"/>
+                <w:rFonts w:hint="eastAsia" w:eastAsia="黑体"/>
               </w:rPr>
               <w:t xml:space="preserve">电桥激励电压</w:t>
             </w:r>
@@ -1375,6 +1512,9 @@
               <w:pStyle w:val="Compact"/>
             </w:pPr>
             <w:r>
+              <w:rPr>
+                <w:rFonts w:eastAsia="黑体"/>
+              </w:rPr>
               <w:t xml:space="preserve">V</w:t>
             </w:r>
           </w:p>
@@ -1411,6 +1551,9 @@
               </m:sSub>
             </m:oMath>
             <w:r>
+              <w:rPr>
+                <w:rFonts w:eastAsia="黑体"/>
+              </w:rPr>
               <w:t xml:space="preserve">​</w:t>
             </w:r>
           </w:p>
@@ -1423,7 +1566,7 @@
             </w:pPr>
             <w:r>
               <w:rPr>
-                <w:rFonts w:hint="eastAsia"/>
+                <w:rFonts w:hint="eastAsia" w:eastAsia="黑体"/>
               </w:rPr>
               <w:t xml:space="preserve">差分输出电压</w:t>
             </w:r>
@@ -1436,6 +1579,9 @@
               <w:pStyle w:val="Compact"/>
             </w:pPr>
             <w:r>
+              <w:rPr>
+                <w:rFonts w:eastAsia="黑体"/>
+              </w:rPr>
               <w:t xml:space="preserve">V</w:t>
             </w:r>
           </w:p>
@@ -1454,6 +1600,9 @@
               </m:r>
             </m:oMath>
             <w:r>
+              <w:rPr>
+                <w:rFonts w:eastAsia="黑体"/>
+              </w:rPr>
               <w:t xml:space="preserve">​</w:t>
             </w:r>
           </w:p>
@@ -1466,7 +1615,7 @@
             </w:pPr>
             <w:r>
               <w:rPr>
-                <w:rFonts w:hint="eastAsia"/>
+                <w:rFonts w:hint="eastAsia" w:eastAsia="黑体"/>
               </w:rPr>
               <w:t xml:space="preserve">灵敏度</w:t>
             </w:r>
@@ -1479,15 +1628,21 @@
               <w:pStyle w:val="Compact"/>
             </w:pPr>
             <w:r>
+              <w:rPr>
+                <w:rFonts w:eastAsia="黑体"/>
+              </w:rPr>
               <w:t xml:space="preserve">V/LEL </w:t>
             </w:r>
             <w:r>
               <w:rPr>
-                <w:rFonts w:hint="eastAsia"/>
+                <w:rFonts w:hint="eastAsia" w:eastAsia="黑体"/>
               </w:rPr>
               <w:t xml:space="preserve">或</w:t>
             </w:r>
             <w:r>
+              <w:rPr>
+                <w:rFonts w:eastAsia="黑体"/>
+              </w:rPr>
               <w:t xml:space="preserve"> V/vol%</w:t>
             </w:r>
           </w:p>
@@ -1506,6 +1661,9 @@
               </m:r>
             </m:oMath>
             <w:r>
+              <w:rPr>
+                <w:rFonts w:eastAsia="黑体"/>
+              </w:rPr>
               <w:t xml:space="preserve">​</w:t>
             </w:r>
           </w:p>
@@ -1518,7 +1676,7 @@
             </w:pPr>
             <w:r>
               <w:rPr>
-                <w:rFonts w:hint="eastAsia"/>
+                <w:rFonts w:hint="eastAsia" w:eastAsia="黑体"/>
               </w:rPr>
               <w:t xml:space="preserve">可燃气体浓度</w:t>
             </w:r>
@@ -1531,6 +1689,9 @@
               <w:pStyle w:val="Compact"/>
             </w:pPr>
             <w:r>
+              <w:rPr>
+                <w:rFonts w:eastAsia="黑体"/>
+              </w:rPr>
               <w:t xml:space="preserve">%LEL</w:t>
             </w:r>
           </w:p>
@@ -1545,7 +1706,7 @@
       </w:pPr>
       <w:r>
         <w:rPr>
-          <w:rFonts w:hint="eastAsia"/>
+          <w:rFonts w:hint="eastAsia" w:eastAsia="黑体"/>
         </w:rPr>
         <w:t xml:space="preserve">元件调整影响</w:t>
       </w:r>
@@ -1560,7 +1721,7 @@
       </w:pPr>
       <w:r>
         <w:rPr>
-          <w:rFonts w:hint="eastAsia"/>
+          <w:rFonts w:hint="eastAsia" w:eastAsia="黑体"/>
           <w:b/>
           <w:bCs/>
         </w:rPr>
@@ -1568,20 +1729,27 @@
       </w:r>
       <w:r>
         <w:rPr>
+          <w:rFonts w:eastAsia="黑体"/>
           <w:b/>
           <w:bCs/>
         </w:rPr>
         <w:t xml:space="preserve"> V_ex ↑</w:t>
       </w:r>
       <w:r>
+        <w:rPr>
+          <w:rFonts w:eastAsia="黑体"/>
+        </w:rPr>
         <w:t xml:space="preserve"> </w:t>
       </w:r>
       <w:r>
+        <w:rPr>
+          <w:rFonts w:eastAsia="黑体"/>
+        </w:rPr>
         <w:t xml:space="preserve">→ </w:t>
       </w:r>
       <w:r>
         <w:rPr>
-          <w:rFonts w:hint="eastAsia"/>
+          <w:rFonts w:hint="eastAsia" w:eastAsia="黑体"/>
         </w:rPr>
         <w:t xml:space="preserve">灵敏度提高，但催化剂温度过高会失活、寿命缩短。</w:t>
       </w:r>
@@ -1596,7 +1764,7 @@
       </w:pPr>
       <w:r>
         <w:rPr>
-          <w:rFonts w:hint="eastAsia"/>
+          <w:rFonts w:hint="eastAsia" w:eastAsia="黑体"/>
           <w:b/>
           <w:bCs/>
         </w:rPr>
@@ -1604,20 +1772,27 @@
       </w:r>
       <w:r>
         <w:rPr>
+          <w:rFonts w:eastAsia="黑体"/>
           <w:b/>
           <w:bCs/>
         </w:rPr>
         <w:t xml:space="preserve"> ↑</w:t>
       </w:r>
       <w:r>
+        <w:rPr>
+          <w:rFonts w:eastAsia="黑体"/>
+        </w:rPr>
         <w:t xml:space="preserve"> </w:t>
       </w:r>
       <w:r>
+        <w:rPr>
+          <w:rFonts w:eastAsia="黑体"/>
+        </w:rPr>
         <w:t xml:space="preserve">→ </w:t>
       </w:r>
       <w:r>
         <w:rPr>
-          <w:rFonts w:hint="eastAsia"/>
+          <w:rFonts w:hint="eastAsia" w:eastAsia="黑体"/>
         </w:rPr>
         <w:t xml:space="preserve">检测元件工作温度上升，需保持在催化活性区间。</w:t>
       </w:r>
@@ -1632,7 +1807,7 @@
       </w:pPr>
       <w:r>
         <w:rPr>
-          <w:rFonts w:hint="eastAsia"/>
+          <w:rFonts w:hint="eastAsia" w:eastAsia="黑体"/>
           <w:b/>
           <w:bCs/>
         </w:rPr>
@@ -1640,20 +1815,27 @@
       </w:r>
       <w:r>
         <w:rPr>
+          <w:rFonts w:eastAsia="黑体"/>
           <w:b/>
           <w:bCs/>
         </w:rPr>
         <w:t xml:space="preserve"> ↑</w:t>
       </w:r>
       <w:r>
+        <w:rPr>
+          <w:rFonts w:eastAsia="黑体"/>
+        </w:rPr>
         <w:t xml:space="preserve"> </w:t>
       </w:r>
       <w:r>
+        <w:rPr>
+          <w:rFonts w:eastAsia="黑体"/>
+        </w:rPr>
         <w:t xml:space="preserve">→ </w:t>
       </w:r>
       <w:r>
         <w:rPr>
-          <w:rFonts w:hint="eastAsia"/>
+          <w:rFonts w:hint="eastAsia" w:eastAsia="黑体"/>
         </w:rPr>
         <w:t xml:space="preserve">输出增大、量程减小。</w:t>
       </w:r>
@@ -1668,7 +1850,7 @@
       </w:pPr>
       <w:r>
         <w:rPr>
-          <w:rFonts w:hint="eastAsia"/>
+          <w:rFonts w:hint="eastAsia" w:eastAsia="黑体"/>
         </w:rPr>
         <w:t xml:space="preserve">补偿元件失配会引入环境漂移，需良好配对。</w:t>
       </w:r>
@@ -1681,7 +1863,7 @@
       </w:pPr>
       <w:r>
         <w:rPr>
-          <w:rFonts w:hint="eastAsia"/>
+          <w:rFonts w:hint="eastAsia" w:eastAsia="黑体"/>
         </w:rPr>
         <w:t xml:space="preserve">典型参数示例</w:t>
       </w:r>
@@ -1696,11 +1878,14 @@
       </w:pPr>
       <w:r>
         <w:rPr>
-          <w:rFonts w:hint="eastAsia"/>
+          <w:rFonts w:hint="eastAsia" w:eastAsia="黑体"/>
         </w:rPr>
         <w:t xml:space="preserve">取</w:t>
       </w:r>
       <w:r>
+        <w:rPr>
+          <w:rFonts w:eastAsia="黑体"/>
+        </w:rPr>
         <w:t xml:space="preserve"> </w:t>
       </w:r>
       <m:oMath>
@@ -1734,7 +1919,7 @@
       </m:oMath>
       <w:r>
         <w:rPr>
-          <w:rFonts w:hint="eastAsia"/>
+          <w:rFonts w:hint="eastAsia" w:eastAsia="黑体"/>
         </w:rPr>
         <w:t xml:space="preserve">（满量程）、</w:t>
       </w:r>
@@ -1776,7 +1961,7 @@
       </m:oMath>
       <w:r>
         <w:rPr>
-          <w:rFonts w:hint="eastAsia"/>
+          <w:rFonts w:hint="eastAsia" w:eastAsia="黑体"/>
         </w:rPr>
         <w:t xml:space="preserve">：</w:t>
       </w:r>
@@ -1853,6 +2038,9 @@
         </m:r>
       </m:oMath>
       <w:r>
+        <w:rPr>
+          <w:rFonts w:eastAsia="黑体"/>
+        </w:rPr>
         <w:t xml:space="preserve">。</w:t>
       </w:r>
     </w:p>
@@ -1866,11 +2054,14 @@
       </w:pPr>
       <w:r>
         <w:rPr>
-          <w:rFonts w:hint="eastAsia"/>
+          <w:rFonts w:hint="eastAsia" w:eastAsia="黑体"/>
         </w:rPr>
         <w:t xml:space="preserve">若灵敏度</w:t>
       </w:r>
       <w:r>
+        <w:rPr>
+          <w:rFonts w:eastAsia="黑体"/>
+        </w:rPr>
         <w:t xml:space="preserve"> </w:t>
       </w:r>
       <m:oMath>
@@ -1899,11 +2090,14 @@
       </m:oMath>
       <w:r>
         <w:rPr>
-          <w:rFonts w:hint="eastAsia"/>
+          <w:rFonts w:hint="eastAsia" w:eastAsia="黑体"/>
         </w:rPr>
         <w:t xml:space="preserve">、浓度</w:t>
       </w:r>
       <w:r>
+        <w:rPr>
+          <w:rFonts w:eastAsia="黑体"/>
+        </w:rPr>
         <w:t xml:space="preserve"> </w:t>
       </w:r>
       <m:oMath>
@@ -1923,11 +2117,14 @@
       </m:oMath>
       <w:r>
         <w:rPr>
-          <w:rFonts w:hint="eastAsia"/>
+          <w:rFonts w:hint="eastAsia" w:eastAsia="黑体"/>
         </w:rPr>
         <w:t xml:space="preserve">，则</w:t>
       </w:r>
       <w:r>
+        <w:rPr>
+          <w:rFonts w:eastAsia="黑体"/>
+        </w:rPr>
         <w:t xml:space="preserve"> </w:t>
       </w:r>
       <m:oMath>
@@ -1973,6 +2170,9 @@
         </m:r>
       </m:oMath>
       <w:r>
+        <w:rPr>
+          <w:rFonts w:eastAsia="黑体"/>
+        </w:rPr>
         <w:t xml:space="preserve">。</w:t>
       </w:r>
     </w:p>
@@ -1984,7 +2184,7 @@
       </w:pPr>
       <w:r>
         <w:rPr>
-          <w:rFonts w:hint="eastAsia"/>
+          <w:rFonts w:hint="eastAsia" w:eastAsia="黑体"/>
         </w:rPr>
         <w:t xml:space="preserve">常见器件型号</w:t>
       </w:r>
@@ -1999,34 +2199,43 @@
       </w:pPr>
       <w:r>
         <w:rPr>
-          <w:rFonts w:hint="eastAsia"/>
+          <w:rFonts w:hint="eastAsia" w:eastAsia="黑体"/>
         </w:rPr>
         <w:t xml:space="preserve">催化燃烧传感器：MC</w:t>
       </w:r>
       <w:r>
+        <w:rPr>
+          <w:rFonts w:eastAsia="黑体"/>
+        </w:rPr>
         <w:t xml:space="preserve"> </w:t>
       </w:r>
       <w:r>
         <w:rPr>
-          <w:rFonts w:hint="eastAsia"/>
+          <w:rFonts w:hint="eastAsia" w:eastAsia="黑体"/>
         </w:rPr>
         <w:t xml:space="preserve">系列（如</w:t>
       </w:r>
       <w:r>
+        <w:rPr>
+          <w:rFonts w:eastAsia="黑体"/>
+        </w:rPr>
         <w:t xml:space="preserve"> </w:t>
       </w:r>
       <w:r>
         <w:rPr>
-          <w:rFonts w:hint="eastAsia"/>
+          <w:rFonts w:hint="eastAsia" w:eastAsia="黑体"/>
         </w:rPr>
         <w:t xml:space="preserve">NAP-55A）、FIGARO</w:t>
       </w:r>
       <w:r>
+        <w:rPr>
+          <w:rFonts w:eastAsia="黑体"/>
+        </w:rPr>
         <w:t xml:space="preserve"> </w:t>
       </w:r>
       <w:r>
         <w:rPr>
-          <w:rFonts w:hint="eastAsia"/>
+          <w:rFonts w:hint="eastAsia" w:eastAsia="黑体"/>
         </w:rPr>
         <w:t xml:space="preserve">可燃气体元件。</w:t>
       </w:r>
@@ -2041,16 +2250,19 @@
       </w:pPr>
       <w:r>
         <w:rPr>
-          <w:rFonts w:hint="eastAsia"/>
+          <w:rFonts w:hint="eastAsia" w:eastAsia="黑体"/>
         </w:rPr>
         <w:t xml:space="preserve">调理电路：电桥恒压源</w:t>
       </w:r>
       <w:r>
+        <w:rPr>
+          <w:rFonts w:eastAsia="黑体"/>
+        </w:rPr>
         <w:t xml:space="preserve"> + </w:t>
       </w:r>
       <w:r>
         <w:rPr>
-          <w:rFonts w:hint="eastAsia"/>
+          <w:rFonts w:hint="eastAsia" w:eastAsia="黑体"/>
         </w:rPr>
         <w:t xml:space="preserve">仪表放大器。</w:t>
       </w:r>
@@ -2063,7 +2275,7 @@
       </w:pPr>
       <w:r>
         <w:rPr>
-          <w:rFonts w:hint="eastAsia"/>
+          <w:rFonts w:hint="eastAsia" w:eastAsia="黑体"/>
         </w:rPr>
         <w:t xml:space="preserve">注意事项</w:t>
       </w:r>
@@ -2078,7 +2290,7 @@
       </w:pPr>
       <w:r>
         <w:rPr>
-          <w:rFonts w:hint="eastAsia"/>
+          <w:rFonts w:hint="eastAsia" w:eastAsia="黑体"/>
         </w:rPr>
         <w:t xml:space="preserve">「中毒」问题：硅化物、硫化物、卤素会使催化剂中毒失活，需定期标定。</w:t>
       </w:r>
@@ -2093,7 +2305,7 @@
       </w:pPr>
       <w:r>
         <w:rPr>
-          <w:rFonts w:hint="eastAsia"/>
+          <w:rFonts w:hint="eastAsia" w:eastAsia="黑体"/>
         </w:rPr>
         <w:t xml:space="preserve">需在含氧环境工作，缺氧环境下无法燃烧、读数偏低。</w:t>
       </w:r>
@@ -2108,7 +2320,7 @@
       </w:pPr>
       <w:r>
         <w:rPr>
-          <w:rFonts w:hint="eastAsia"/>
+          <w:rFonts w:hint="eastAsia" w:eastAsia="黑体"/>
         </w:rPr>
         <w:t xml:space="preserve">检测元件需保持在工作温度，恒流/恒压供电要稳定。</w:t>
       </w:r>
@@ -2123,7 +2335,7 @@
       </w:pPr>
       <w:r>
         <w:rPr>
-          <w:rFonts w:hint="eastAsia"/>
+          <w:rFonts w:hint="eastAsia" w:eastAsia="黑体"/>
         </w:rPr>
         <w:t xml:space="preserve">本质安全要求：用于易燃环境时需按防爆规范设计。</w:t>
       </w:r>
@@ -2136,7 +2348,7 @@
       </w:pPr>
       <w:r>
         <w:rPr>
-          <w:rFonts w:hint="eastAsia"/>
+          <w:rFonts w:hint="eastAsia" w:eastAsia="黑体"/>
         </w:rPr>
         <w:t xml:space="preserve">参考资料</w:t>
       </w:r>
@@ -2150,6 +2362,9 @@
         </w:numPr>
       </w:pPr>
       <w:r>
+        <w:rPr>
+          <w:rFonts w:eastAsia="黑体"/>
+        </w:rPr>
         <w:t xml:space="preserve">Wikipedia: Catalytic bead sensor。</w:t>
       </w:r>
     </w:p>
@@ -2163,7 +2378,7 @@
       </w:pPr>
       <w:r>
         <w:rPr>
-          <w:rFonts w:hint="eastAsia"/>
+          <w:rFonts w:hint="eastAsia" w:eastAsia="黑体"/>
         </w:rPr>
         <w:t xml:space="preserve">《传感器与检测技术》。</w:t>
       </w:r>
@@ -2177,11 +2392,11 @@
       </w:pPr>
       <w:r>
         <w:rPr>
-          <w:rFonts w:ascii="Times New Roman" w:hAnsi="Times New Roman"/>
+          <w:rFonts w:ascii="Times New Roman" w:hAnsi="Times New Roman" w:eastAsia="黑体"/>
           <w:color w:val="555555"/>
           <w:sz w:val="21"/>
         </w:rPr>
-        <w:t>材料收集者：杜文杰</w:t>
+        <w:t>材料收集者：杜文杰，WX手机：19519196569，QQ:3478827729</w:t>
       </w:r>
     </w:p>
     <w:sectPr>
@@ -2201,7 +2416,7 @@
 </file>
 
 <file path=word/footer1.xml><?xml version="1.0" encoding="utf-8"?>
-<w:ftr xmlns:m="http://schemas.openxmlformats.org/officeDocument/2006/math" xmlns:mc="http://schemas.openxmlformats.org/markup-compatibility/2006" xmlns:mo="http://schemas.microsoft.com/office/mac/office/2008/main" xmlns:mv="urn:schemas-microsoft-com:mac:vml" xmlns:o="urn:schemas-microsoft-com:office:office" xmlns:r="http://schemas.openxmlformats.org/officeDocument/2006/relationships" xmlns:v="urn:schemas-microsoft-com:vml" xmlns:w10="urn:schemas-microsoft-com:office:word" xmlns:w14="http://schemas.microsoft.com/office/word/2010/wordml" xmlns:w="http://schemas.openxmlformats.org/wordprocessingml/2006/main" xmlns:wne="http://schemas.microsoft.com/office/word/2006/wordml" xmlns:wp14="http://schemas.microsoft.com/office/word/2010/wordprocessingDrawing" xmlns:wp="http://schemas.openxmlformats.org/drawingml/2006/wordprocessingDrawing" xmlns:wpc="http://schemas.microsoft.com/office/word/2010/wordprocessingCanvas" xmlns:wpg="http://schemas.microsoft.com/office/word/2010/wordprocessingGroup" xmlns:wpi="http://schemas.microsoft.com/office/word/2010/wordprocessingInk" xmlns:wps="http://schemas.microsoft.com/office/word/2010/wordprocessingShape" mc:Ignorable="w14 wp14">
+<w:ftr xmlns:mc="http://schemas.openxmlformats.org/markup-compatibility/2006" xmlns:w="http://schemas.openxmlformats.org/wordprocessingml/2006/main" xmlns:m="http://schemas.openxmlformats.org/officeDocument/2006/math" xmlns:mo="http://schemas.microsoft.com/office/mac/office/2008/main" xmlns:mv="urn:schemas-microsoft-com:mac:vml" xmlns:o="urn:schemas-microsoft-com:office:office" xmlns:r="http://schemas.openxmlformats.org/officeDocument/2006/relationships" xmlns:v="urn:schemas-microsoft-com:vml" xmlns:w10="urn:schemas-microsoft-com:office:word" xmlns:w14="http://schemas.microsoft.com/office/word/2010/wordml" xmlns:wne="http://schemas.microsoft.com/office/word/2006/wordml" xmlns:wp14="http://schemas.microsoft.com/office/word/2010/wordprocessingDrawing" xmlns:wp="http://schemas.openxmlformats.org/drawingml/2006/wordprocessingDrawing" xmlns:wpc="http://schemas.microsoft.com/office/word/2010/wordprocessingCanvas" xmlns:wpg="http://schemas.microsoft.com/office/word/2010/wordprocessingGroup" xmlns:wpi="http://schemas.microsoft.com/office/word/2010/wordprocessingInk" xmlns:wps="http://schemas.microsoft.com/office/word/2010/wordprocessingShape" mc:Ignorable="w14 wp14">
   <w:p>
     <w:pPr>
       <w:pStyle w:val="Footer"/>
@@ -2209,12 +2424,14 @@
     </w:pPr>
     <w:r>
       <w:rPr>
+        <w:rFonts w:eastAsia="黑体"/>
         <w:sz w:val="18"/>
       </w:rPr>
       <w:t xml:space="preserve">第 </w:t>
     </w:r>
     <w:r>
       <w:rPr>
+        <w:rFonts w:eastAsia="黑体"/>
         <w:sz w:val="18"/>
       </w:rPr>
       <w:fldChar w:fldCharType="begin"/>
@@ -2223,6 +2440,7 @@
     </w:r>
     <w:r>
       <w:rPr>
+        <w:rFonts w:eastAsia="黑体"/>
         <w:sz w:val="18"/>
       </w:rPr>
       <w:t xml:space="preserve"> 页</w:t>
@@ -2236,6 +2454,9 @@
   <w:footnote w:type="continuationSeparator" w:id="0">
     <w:p>
       <w:r>
+        <w:rPr>
+          <w:rFonts w:eastAsia="黑体"/>
+        </w:rPr>
         <w:continuationSeparator/>
       </w:r>
     </w:p>
@@ -2243,6 +2464,9 @@
   <w:footnote w:type="separator" w:id="-1">
     <w:p>
       <w:r>
+        <w:rPr>
+          <w:rFonts w:eastAsia="黑体"/>
+        </w:rPr>
         <w:separator/>
       </w:r>
     </w:p>
@@ -2251,7 +2475,7 @@
 </file>
 
 <file path=word/header1.xml><?xml version="1.0" encoding="utf-8"?>
-<w:hdr xmlns:m="http://schemas.openxmlformats.org/officeDocument/2006/math" xmlns:mc="http://schemas.openxmlformats.org/markup-compatibility/2006" xmlns:mo="http://schemas.microsoft.com/office/mac/office/2008/main" xmlns:mv="urn:schemas-microsoft-com:mac:vml" xmlns:o="urn:schemas-microsoft-com:office:office" xmlns:r="http://schemas.openxmlformats.org/officeDocument/2006/relationships" xmlns:v="urn:schemas-microsoft-com:vml" xmlns:w10="urn:schemas-microsoft-com:office:word" xmlns:w14="http://schemas.microsoft.com/office/word/2010/wordml" xmlns:w="http://schemas.openxmlformats.org/wordprocessingml/2006/main" xmlns:wne="http://schemas.microsoft.com/office/word/2006/wordml" xmlns:wp14="http://schemas.microsoft.com/office/word/2010/wordprocessingDrawing" xmlns:wp="http://schemas.openxmlformats.org/drawingml/2006/wordprocessingDrawing" xmlns:wpc="http://schemas.microsoft.com/office/word/2010/wordprocessingCanvas" xmlns:wpg="http://schemas.microsoft.com/office/word/2010/wordprocessingGroup" xmlns:wpi="http://schemas.microsoft.com/office/word/2010/wordprocessingInk" xmlns:wps="http://schemas.microsoft.com/office/word/2010/wordprocessingShape" mc:Ignorable="w14 wp14">
+<w:hdr xmlns:mc="http://schemas.openxmlformats.org/markup-compatibility/2006" xmlns:w="http://schemas.openxmlformats.org/wordprocessingml/2006/main" xmlns:m="http://schemas.openxmlformats.org/officeDocument/2006/math" xmlns:mo="http://schemas.microsoft.com/office/mac/office/2008/main" xmlns:mv="urn:schemas-microsoft-com:mac:vml" xmlns:o="urn:schemas-microsoft-com:office:office" xmlns:r="http://schemas.openxmlformats.org/officeDocument/2006/relationships" xmlns:v="urn:schemas-microsoft-com:vml" xmlns:w10="urn:schemas-microsoft-com:office:word" xmlns:w14="http://schemas.microsoft.com/office/word/2010/wordml" xmlns:wne="http://schemas.microsoft.com/office/word/2006/wordml" xmlns:wp14="http://schemas.microsoft.com/office/word/2010/wordprocessingDrawing" xmlns:wp="http://schemas.openxmlformats.org/drawingml/2006/wordprocessingDrawing" xmlns:wpc="http://schemas.microsoft.com/office/word/2010/wordprocessingCanvas" xmlns:wpg="http://schemas.microsoft.com/office/word/2010/wordprocessingGroup" xmlns:wpi="http://schemas.microsoft.com/office/word/2010/wordprocessingInk" xmlns:wps="http://schemas.microsoft.com/office/word/2010/wordprocessingShape" mc:Ignorable="w14 wp14">
   <w:p>
     <w:pPr>
       <w:pStyle w:val="Header"/>
@@ -2259,7 +2483,7 @@
     </w:pPr>
     <w:r>
       <w:rPr>
-        <w:rFonts w:ascii="Times New Roman" w:hAnsi="Times New Roman"/>
+        <w:rFonts w:ascii="Times New Roman" w:hAnsi="Times New Roman" w:eastAsia="黑体"/>
         <w:sz w:val="18"/>
         <w:rFonts w:eastAsia="黑体"/>
         <w:rFonts w:eastAsia="黑体"/>
@@ -2271,7 +2495,7 @@
 </file>
 
 <file path=word/numbering.xml><?xml version="1.0" encoding="utf-8"?>
-<w:numbering xmlns:m="http://schemas.openxmlformats.org/officeDocument/2006/math" xmlns:mc="http://schemas.openxmlformats.org/markup-compatibility/2006" xmlns:mo="http://schemas.microsoft.com/office/mac/office/2008/main" xmlns:mv="urn:schemas-microsoft-com:mac:vml" xmlns:o="urn:schemas-microsoft-com:office:office" xmlns:r="http://schemas.openxmlformats.org/officeDocument/2006/relationships" xmlns:v="urn:schemas-microsoft-com:vml" xmlns:w="http://schemas.openxmlformats.org/wordprocessingml/2006/main" xmlns:w10="urn:schemas-microsoft-com:office:word" xmlns:w14="http://schemas.microsoft.com/office/word/2010/wordml" xmlns:wne="http://schemas.microsoft.com/office/word/2006/wordml" xmlns:wp="http://schemas.openxmlformats.org/drawingml/2006/wordprocessingDrawing" xmlns:wp14="http://schemas.microsoft.com/office/word/2010/wordprocessingDrawing" xmlns:wpc="http://schemas.microsoft.com/office/word/2010/wordprocessingCanvas" xmlns:wpg="http://schemas.microsoft.com/office/word/2010/wordprocessingGroup" xmlns:wpi="http://schemas.microsoft.com/office/word/2010/wordprocessingInk" xmlns:wps="http://schemas.microsoft.com/office/word/2010/wordprocessingShape" mc:Ignorable="w14 wp14">
+<w:numbering xmlns:mc="http://schemas.openxmlformats.org/markup-compatibility/2006" xmlns:w="http://schemas.openxmlformats.org/wordprocessingml/2006/main" xmlns:m="http://schemas.openxmlformats.org/officeDocument/2006/math" xmlns:mo="http://schemas.microsoft.com/office/mac/office/2008/main" xmlns:mv="urn:schemas-microsoft-com:mac:vml" xmlns:o="urn:schemas-microsoft-com:office:office" xmlns:r="http://schemas.openxmlformats.org/officeDocument/2006/relationships" xmlns:v="urn:schemas-microsoft-com:vml" xmlns:w10="urn:schemas-microsoft-com:office:word" xmlns:w14="http://schemas.microsoft.com/office/word/2010/wordml" xmlns:wne="http://schemas.microsoft.com/office/word/2006/wordml" xmlns:wp="http://schemas.openxmlformats.org/drawingml/2006/wordprocessingDrawing" xmlns:wp14="http://schemas.microsoft.com/office/word/2010/wordprocessingDrawing" xmlns:wpc="http://schemas.microsoft.com/office/word/2010/wordprocessingCanvas" xmlns:wpg="http://schemas.microsoft.com/office/word/2010/wordprocessingGroup" xmlns:wpi="http://schemas.microsoft.com/office/word/2010/wordprocessingInk" xmlns:wps="http://schemas.microsoft.com/office/word/2010/wordprocessingShape" mc:Ignorable="w14 wp14">
   <w:abstractNum w:abstractNumId="0">
     <w:nsid w:val="FFFFFF7C"/>
     <w:multiLevelType w:val="singleLevel"/>
@@ -2358,7 +2582,7 @@
         <w:ind w:hanging="360" w:left="1440"/>
       </w:pPr>
       <w:rPr>
-        <w:rFonts w:ascii="Symbol" w:hAnsi="Symbol" w:hint="default"/>
+        <w:rFonts w:ascii="Symbol" w:hAnsi="Symbol" w:hint="default" w:eastAsia="黑体"/>
       </w:rPr>
     </w:lvl>
   </w:abstractNum>
@@ -2379,7 +2603,7 @@
         <w:ind w:hanging="360" w:left="1080"/>
       </w:pPr>
       <w:rPr>
-        <w:rFonts w:ascii="Symbol" w:hAnsi="Symbol" w:hint="default"/>
+        <w:rFonts w:ascii="Symbol" w:hAnsi="Symbol" w:hint="default" w:eastAsia="黑体"/>
       </w:rPr>
     </w:lvl>
   </w:abstractNum>
@@ -2400,7 +2624,7 @@
         <w:ind w:hanging="360" w:left="720"/>
       </w:pPr>
       <w:rPr>
-        <w:rFonts w:ascii="Symbol" w:hAnsi="Symbol" w:hint="default"/>
+        <w:rFonts w:ascii="Symbol" w:hAnsi="Symbol" w:hint="default" w:eastAsia="黑体"/>
       </w:rPr>
     </w:lvl>
   </w:abstractNum>
@@ -2439,7 +2663,7 @@
         <w:ind w:hanging="360" w:left="360"/>
       </w:pPr>
       <w:rPr>
-        <w:rFonts w:ascii="Symbol" w:hAnsi="Symbol" w:hint="default"/>
+        <w:rFonts w:ascii="Symbol" w:hAnsi="Symbol" w:hint="default" w:eastAsia="黑体"/>
       </w:rPr>
     </w:lvl>
   </w:abstractNum>
@@ -2530,7 +2754,7 @@
         <w:ind w:left="720" w:hanging="360"/>
       </w:pPr>
       <w:rPr>
-        <w:rFonts w:ascii="Symbol" w:hAnsi="Symbol" w:cs="Symbol" w:hint="default"/>
+        <w:rFonts w:ascii="Symbol" w:hAnsi="Symbol" w:cs="Symbol" w:hint="default" w:eastAsia="黑体"/>
       </w:rPr>
     </w:lvl>
     <w:lvl w:ilvl="1">
@@ -2541,7 +2765,7 @@
         <w:ind w:left="1440" w:hanging="360"/>
       </w:pPr>
       <w:rPr>
-        <w:rFonts w:ascii="Courier New" w:hAnsi="Courier New" w:cs="Courier New" w:hint="default"/>
+        <w:rFonts w:ascii="Courier New" w:hAnsi="Courier New" w:cs="Courier New" w:hint="default" w:eastAsia="黑体"/>
       </w:rPr>
     </w:lvl>
     <w:lvl w:ilvl="2">
@@ -2552,7 +2776,7 @@
         <w:ind w:left="2160" w:hanging="360"/>
       </w:pPr>
       <w:rPr>
-        <w:rFonts w:ascii="Wingdings" w:hAnsi="Wingdings" w:cs="Wingdings" w:hint="default"/>
+        <w:rFonts w:ascii="Wingdings" w:hAnsi="Wingdings" w:cs="Wingdings" w:hint="default" w:eastAsia="黑体"/>
       </w:rPr>
     </w:lvl>
     <w:lvl w:ilvl="3">
@@ -2563,7 +2787,7 @@
         <w:ind w:left="2880" w:hanging="360"/>
       </w:pPr>
       <w:rPr>
-        <w:rFonts w:ascii="Symbol" w:hAnsi="Symbol" w:cs="Symbol" w:hint="default"/>
+        <w:rFonts w:ascii="Symbol" w:hAnsi="Symbol" w:cs="Symbol" w:hint="default" w:eastAsia="黑体"/>
       </w:rPr>
     </w:lvl>
     <w:lvl w:ilvl="4">
@@ -2574,7 +2798,7 @@
         <w:ind w:left="3600" w:hanging="360"/>
       </w:pPr>
       <w:rPr>
-        <w:rFonts w:ascii="Courier New" w:hAnsi="Courier New" w:cs="Courier New" w:hint="default"/>
+        <w:rFonts w:ascii="Courier New" w:hAnsi="Courier New" w:cs="Courier New" w:hint="default" w:eastAsia="黑体"/>
       </w:rPr>
     </w:lvl>
     <w:lvl w:ilvl="5">
@@ -2585,7 +2809,7 @@
         <w:ind w:left="4320" w:hanging="360"/>
       </w:pPr>
       <w:rPr>
-        <w:rFonts w:ascii="Wingdings" w:hAnsi="Wingdings" w:cs="Wingdings" w:hint="default"/>
+        <w:rFonts w:ascii="Wingdings" w:hAnsi="Wingdings" w:cs="Wingdings" w:hint="default" w:eastAsia="黑体"/>
       </w:rPr>
     </w:lvl>
     <w:lvl w:ilvl="6">
@@ -2596,7 +2820,7 @@
         <w:ind w:left="5040" w:hanging="360"/>
       </w:pPr>
       <w:rPr>
-        <w:rFonts w:ascii="Symbol" w:hAnsi="Symbol" w:cs="Symbol" w:hint="default"/>
+        <w:rFonts w:ascii="Symbol" w:hAnsi="Symbol" w:cs="Symbol" w:hint="default" w:eastAsia="黑体"/>
       </w:rPr>
     </w:lvl>
     <w:lvl w:ilvl="7">
@@ -2607,7 +2831,7 @@
         <w:ind w:left="5760" w:hanging="360"/>
       </w:pPr>
       <w:rPr>
-        <w:rFonts w:ascii="Courier New" w:hAnsi="Courier New" w:cs="Courier New" w:hint="default"/>
+        <w:rFonts w:ascii="Courier New" w:hAnsi="Courier New" w:cs="Courier New" w:hint="default" w:eastAsia="黑体"/>
       </w:rPr>
     </w:lvl>
     <w:lvl w:ilvl="8">
@@ -2618,7 +2842,7 @@
         <w:ind w:left="6480" w:hanging="360"/>
       </w:pPr>
       <w:rPr>
-        <w:rFonts w:ascii="Wingdings" w:hAnsi="Wingdings" w:cs="Wingdings" w:hint="default"/>
+        <w:rFonts w:ascii="Wingdings" w:hAnsi="Wingdings" w:cs="Wingdings" w:hint="default" w:eastAsia="黑体"/>
       </w:rPr>
     </w:lvl>
   </w:abstractNum>
@@ -2674,11 +2898,11 @@
 </file>
 
 <file path=word/styles.xml><?xml version="1.0" encoding="utf-8"?>
-<w:styles xmlns:mc="http://schemas.openxmlformats.org/markup-compatibility/2006" xmlns:r="http://schemas.openxmlformats.org/officeDocument/2006/relationships" xmlns:w="http://schemas.openxmlformats.org/wordprocessingml/2006/main" xmlns:w14="http://schemas.microsoft.com/office/word/2010/wordml" mc:Ignorable="w14">
+<w:styles xmlns:mc="http://schemas.openxmlformats.org/markup-compatibility/2006" xmlns:w="http://schemas.openxmlformats.org/wordprocessingml/2006/main" xmlns:r="http://schemas.openxmlformats.org/officeDocument/2006/relationships" xmlns:w14="http://schemas.microsoft.com/office/word/2010/wordml" mc:Ignorable="w14">
   <w:docDefaults>
     <w:rPrDefault>
       <w:rPr>
-        <w:rFonts w:asciiTheme="minorHAnsi" w:cstheme="minorBidi" w:eastAsiaTheme="minorEastAsia" w:hAnsiTheme="minorHAnsi"/>
+        <w:rFonts w:asciiTheme="minorHAnsi" w:cstheme="minorBidi" w:hAnsiTheme="minorHAnsi" w:eastAsia="黑体"/>
         <w:sz w:val="22"/>
         <w:szCs w:val="22"/>
         <w:lang w:bidi="ar-SA" w:eastAsia="en-US" w:val="en-US"/>
@@ -2900,7 +3124,7 @@
       <w:outlineLvl w:val="0"/>
     </w:pPr>
     <w:rPr>
-      <w:rFonts w:ascii="Times New Roman" w:asciiTheme="majorHAnsi" w:cstheme="majorBidi" w:eastAsia="黑体" w:eastAsiaTheme="majorEastAsia" w:hAnsi="Times New Roman" w:hAnsiTheme="majorHAnsi"/>
+      <w:rFonts w:ascii="Times New Roman" w:asciiTheme="majorHAnsi" w:cstheme="majorBidi" w:eastAsia="黑体" w:hAnsi="Times New Roman" w:hAnsiTheme="majorHAnsi"/>
       <w:b/>
       <w:bCs/>
       <w:color w:val="1F3864"/>
@@ -2924,7 +3148,7 @@
       <w:outlineLvl w:val="1"/>
     </w:pPr>
     <w:rPr>
-      <w:rFonts w:ascii="Times New Roman" w:asciiTheme="majorHAnsi" w:cstheme="majorBidi" w:eastAsia="黑体" w:eastAsiaTheme="majorEastAsia" w:hAnsi="Times New Roman" w:hAnsiTheme="majorHAnsi"/>
+      <w:rFonts w:ascii="Times New Roman" w:asciiTheme="majorHAnsi" w:cstheme="majorBidi" w:eastAsia="黑体" w:hAnsi="Times New Roman" w:hAnsiTheme="majorHAnsi"/>
       <w:b/>
       <w:bCs/>
       <w:color w:val="2E4E7E"/>
@@ -2948,7 +3172,7 @@
       <w:outlineLvl w:val="2"/>
     </w:pPr>
     <w:rPr>
-      <w:rFonts w:ascii="Times New Roman" w:asciiTheme="majorHAnsi" w:cstheme="majorBidi" w:eastAsia="黑体" w:eastAsiaTheme="majorEastAsia" w:hAnsi="Times New Roman" w:hAnsiTheme="majorHAnsi"/>
+      <w:rFonts w:ascii="Times New Roman" w:asciiTheme="majorHAnsi" w:cstheme="majorBidi" w:eastAsia="黑体" w:hAnsi="Times New Roman" w:hAnsiTheme="majorHAnsi"/>
       <w:b/>
       <w:bCs/>
       <w:color w:val="2E4E7E"/>
@@ -2972,7 +3196,7 @@
       <w:outlineLvl w:val="3"/>
     </w:pPr>
     <w:rPr>
-      <w:rFonts w:ascii="Times New Roman" w:asciiTheme="majorHAnsi" w:cstheme="majorBidi" w:eastAsia="黑体" w:eastAsiaTheme="majorEastAsia" w:hAnsi="Times New Roman" w:hAnsiTheme="majorHAnsi"/>
+      <w:rFonts w:ascii="Times New Roman" w:asciiTheme="majorHAnsi" w:cstheme="majorBidi" w:eastAsia="黑体" w:hAnsi="Times New Roman" w:hAnsiTheme="majorHAnsi"/>
       <w:b/>
       <w:bCs/>
       <w:i/>
@@ -2998,7 +3222,7 @@
       <w:outlineLvl w:val="4"/>
     </w:pPr>
     <w:rPr>
-      <w:rFonts w:ascii="Times New Roman" w:asciiTheme="majorHAnsi" w:cstheme="majorBidi" w:eastAsia="黑体" w:eastAsiaTheme="majorEastAsia" w:hAnsi="Times New Roman" w:hAnsiTheme="majorHAnsi"/>
+      <w:rFonts w:ascii="Times New Roman" w:asciiTheme="majorHAnsi" w:cstheme="majorBidi" w:eastAsia="黑体" w:hAnsi="Times New Roman" w:hAnsiTheme="majorHAnsi"/>
       <w:b/>
       <w:color w:val="333333"/>
       <w:sz w:val="22"/>
@@ -3021,7 +3245,7 @@
       <w:outlineLvl w:val="5"/>
     </w:pPr>
     <w:rPr>
-      <w:rFonts w:asciiTheme="majorHAnsi" w:cstheme="majorBidi" w:eastAsiaTheme="majorEastAsia" w:hAnsiTheme="majorHAnsi"/>
+      <w:rFonts w:asciiTheme="majorHAnsi" w:cstheme="majorBidi" w:hAnsiTheme="majorHAnsi" w:eastAsia="黑体"/>
       <w:i/>
       <w:iCs/>
       <w:color w:themeColor="accent1" w:themeShade="7F" w:val="243F60"/>
@@ -3044,7 +3268,7 @@
       <w:outlineLvl w:val="6"/>
     </w:pPr>
     <w:rPr>
-      <w:rFonts w:asciiTheme="majorHAnsi" w:cstheme="majorBidi" w:eastAsiaTheme="majorEastAsia" w:hAnsiTheme="majorHAnsi"/>
+      <w:rFonts w:asciiTheme="majorHAnsi" w:cstheme="majorBidi" w:hAnsiTheme="majorHAnsi" w:eastAsia="黑体"/>
       <w:i/>
       <w:iCs/>
       <w:color w:themeColor="text1" w:themeTint="BF" w:val="404040"/>
@@ -3067,7 +3291,7 @@
       <w:outlineLvl w:val="7"/>
     </w:pPr>
     <w:rPr>
-      <w:rFonts w:asciiTheme="majorHAnsi" w:cstheme="majorBidi" w:eastAsiaTheme="majorEastAsia" w:hAnsiTheme="majorHAnsi"/>
+      <w:rFonts w:asciiTheme="majorHAnsi" w:cstheme="majorBidi" w:hAnsiTheme="majorHAnsi" w:eastAsia="黑体"/>
       <w:color w:themeColor="accent1" w:val="4F81BD"/>
       <w:sz w:val="20"/>
       <w:szCs w:val="20"/>
@@ -3090,7 +3314,7 @@
       <w:outlineLvl w:val="8"/>
     </w:pPr>
     <w:rPr>
-      <w:rFonts w:asciiTheme="majorHAnsi" w:cstheme="majorBidi" w:eastAsiaTheme="majorEastAsia" w:hAnsiTheme="majorHAnsi"/>
+      <w:rFonts w:asciiTheme="majorHAnsi" w:cstheme="majorBidi" w:hAnsiTheme="majorHAnsi" w:eastAsia="黑体"/>
       <w:i/>
       <w:iCs/>
       <w:color w:themeColor="text1" w:themeTint="BF" w:val="404040"/>
@@ -3141,7 +3365,7 @@
     <w:uiPriority w:val="9"/>
     <w:rsid w:val="00FC693F"/>
     <w:rPr>
-      <w:rFonts w:asciiTheme="majorHAnsi" w:cstheme="majorBidi" w:eastAsiaTheme="majorEastAsia" w:hAnsiTheme="majorHAnsi"/>
+      <w:rFonts w:asciiTheme="majorHAnsi" w:cstheme="majorBidi" w:hAnsiTheme="majorHAnsi" w:eastAsia="黑体"/>
       <w:b/>
       <w:bCs/>
       <w:color w:themeColor="accent1" w:themeShade="BF" w:val="365F91"/>
@@ -3156,7 +3380,7 @@
     <w:uiPriority w:val="9"/>
     <w:rsid w:val="00FC693F"/>
     <w:rPr>
-      <w:rFonts w:asciiTheme="majorHAnsi" w:cstheme="majorBidi" w:eastAsiaTheme="majorEastAsia" w:hAnsiTheme="majorHAnsi"/>
+      <w:rFonts w:asciiTheme="majorHAnsi" w:cstheme="majorBidi" w:hAnsiTheme="majorHAnsi" w:eastAsia="黑体"/>
       <w:b/>
       <w:bCs/>
       <w:color w:themeColor="accent1" w:val="4F81BD"/>
@@ -3171,7 +3395,7 @@
     <w:uiPriority w:val="9"/>
     <w:rsid w:val="00FC693F"/>
     <w:rPr>
-      <w:rFonts w:asciiTheme="majorHAnsi" w:cstheme="majorBidi" w:eastAsiaTheme="majorEastAsia" w:hAnsiTheme="majorHAnsi"/>
+      <w:rFonts w:asciiTheme="majorHAnsi" w:cstheme="majorBidi" w:hAnsiTheme="majorHAnsi" w:eastAsia="黑体"/>
       <w:b/>
       <w:bCs/>
       <w:color w:themeColor="accent1" w:val="4F81BD"/>
@@ -3194,7 +3418,7 @@
       <w:contextualSpacing/>
     </w:pPr>
     <w:rPr>
-      <w:rFonts w:ascii="Times New Roman" w:asciiTheme="majorHAnsi" w:cstheme="majorBidi" w:eastAsia="黑体" w:eastAsiaTheme="majorEastAsia" w:hAnsi="Times New Roman" w:hAnsiTheme="majorHAnsi"/>
+      <w:rFonts w:ascii="Times New Roman" w:asciiTheme="majorHAnsi" w:cstheme="majorBidi" w:eastAsia="黑体" w:hAnsi="Times New Roman" w:hAnsiTheme="majorHAnsi"/>
       <w:b/>
       <w:color w:val="1F3864"/>
       <w:spacing w:val="5"/>
@@ -3210,7 +3434,7 @@
     <w:uiPriority w:val="10"/>
     <w:rsid w:val="00FC693F"/>
     <w:rPr>
-      <w:rFonts w:asciiTheme="majorHAnsi" w:cstheme="majorBidi" w:eastAsiaTheme="majorEastAsia" w:hAnsiTheme="majorHAnsi"/>
+      <w:rFonts w:asciiTheme="majorHAnsi" w:cstheme="majorBidi" w:hAnsiTheme="majorHAnsi" w:eastAsia="黑体"/>
       <w:color w:themeColor="text2" w:themeShade="BF" w:val="17365D"/>
       <w:spacing w:val="5"/>
       <w:kern w:val="28"/>
@@ -3232,7 +3456,7 @@
       </w:numPr>
     </w:pPr>
     <w:rPr>
-      <w:rFonts w:asciiTheme="majorHAnsi" w:cstheme="majorBidi" w:eastAsiaTheme="majorEastAsia" w:hAnsiTheme="majorHAnsi"/>
+      <w:rFonts w:asciiTheme="majorHAnsi" w:cstheme="majorBidi" w:hAnsiTheme="majorHAnsi" w:eastAsia="黑体"/>
       <w:i/>
       <w:iCs/>
       <w:color w:themeColor="accent1" w:val="4F81BD"/>
@@ -3248,7 +3472,7 @@
     <w:uiPriority w:val="11"/>
     <w:rsid w:val="00FC693F"/>
     <w:rPr>
-      <w:rFonts w:asciiTheme="majorHAnsi" w:cstheme="majorBidi" w:eastAsiaTheme="majorEastAsia" w:hAnsiTheme="majorHAnsi"/>
+      <w:rFonts w:asciiTheme="majorHAnsi" w:cstheme="majorBidi" w:hAnsiTheme="majorHAnsi" w:eastAsia="黑体"/>
       <w:i/>
       <w:iCs/>
       <w:color w:themeColor="accent1" w:val="4F81BD"/>
@@ -3315,6 +3539,7 @@
       <w:spacing w:after="120"/>
     </w:pPr>
     <w:rPr>
+      <w:rFonts w:eastAsia="黑体"/>
       <w:sz w:val="16"/>
       <w:szCs w:val="16"/>
     </w:rPr>
@@ -3326,6 +3551,7 @@
     <w:uiPriority w:val="99"/>
     <w:rsid w:val="00AA1D8D"/>
     <w:rPr>
+      <w:rFonts w:eastAsia="黑体"/>
       <w:sz w:val="16"/>
       <w:szCs w:val="16"/>
     </w:rPr>
@@ -3495,7 +3721,7 @@
       </w:tabs>
     </w:pPr>
     <w:rPr>
-      <w:rFonts w:ascii="Courier" w:hAnsi="Courier"/>
+      <w:rFonts w:ascii="Courier" w:hAnsi="Courier" w:eastAsia="黑体"/>
       <w:sz w:val="20"/>
       <w:szCs w:val="20"/>
     </w:rPr>
@@ -3507,7 +3733,7 @@
     <w:uiPriority w:val="99"/>
     <w:rsid w:val="0029639D"/>
     <w:rPr>
-      <w:rFonts w:ascii="Courier" w:hAnsi="Courier"/>
+      <w:rFonts w:ascii="Courier" w:hAnsi="Courier" w:eastAsia="黑体"/>
       <w:sz w:val="20"/>
       <w:szCs w:val="20"/>
     </w:rPr>
@@ -3543,6 +3769,7 @@
     <w:uiPriority w:val="29"/>
     <w:rsid w:val="00FC693F"/>
     <w:rPr>
+      <w:rFonts w:eastAsia="黑体"/>
       <w:i/>
       <w:iCs/>
       <w:color w:themeColor="text1" w:val="000000"/>
@@ -3556,7 +3783,7 @@
     <w:semiHidden/>
     <w:rsid w:val="00FC693F"/>
     <w:rPr>
-      <w:rFonts w:asciiTheme="majorHAnsi" w:cstheme="majorBidi" w:eastAsiaTheme="majorEastAsia" w:hAnsiTheme="majorHAnsi"/>
+      <w:rFonts w:asciiTheme="majorHAnsi" w:cstheme="majorBidi" w:hAnsiTheme="majorHAnsi" w:eastAsia="黑体"/>
       <w:b/>
       <w:bCs/>
       <w:i/>
@@ -3572,7 +3799,7 @@
     <w:semiHidden/>
     <w:rsid w:val="00FC693F"/>
     <w:rPr>
-      <w:rFonts w:asciiTheme="majorHAnsi" w:cstheme="majorBidi" w:eastAsiaTheme="majorEastAsia" w:hAnsiTheme="majorHAnsi"/>
+      <w:rFonts w:asciiTheme="majorHAnsi" w:cstheme="majorBidi" w:hAnsiTheme="majorHAnsi" w:eastAsia="黑体"/>
       <w:color w:themeColor="accent1" w:themeShade="7F" w:val="243F60"/>
     </w:rPr>
   </w:style>
@@ -3584,7 +3811,7 @@
     <w:semiHidden/>
     <w:rsid w:val="00FC693F"/>
     <w:rPr>
-      <w:rFonts w:asciiTheme="majorHAnsi" w:cstheme="majorBidi" w:eastAsiaTheme="majorEastAsia" w:hAnsiTheme="majorHAnsi"/>
+      <w:rFonts w:asciiTheme="majorHAnsi" w:cstheme="majorBidi" w:hAnsiTheme="majorHAnsi" w:eastAsia="黑体"/>
       <w:i/>
       <w:iCs/>
       <w:color w:themeColor="accent1" w:themeShade="7F" w:val="243F60"/>
@@ -3598,7 +3825,7 @@
     <w:semiHidden/>
     <w:rsid w:val="00FC693F"/>
     <w:rPr>
-      <w:rFonts w:asciiTheme="majorHAnsi" w:cstheme="majorBidi" w:eastAsiaTheme="majorEastAsia" w:hAnsiTheme="majorHAnsi"/>
+      <w:rFonts w:asciiTheme="majorHAnsi" w:cstheme="majorBidi" w:hAnsiTheme="majorHAnsi" w:eastAsia="黑体"/>
       <w:i/>
       <w:iCs/>
       <w:color w:themeColor="text1" w:themeTint="BF" w:val="404040"/>
@@ -3612,7 +3839,7 @@
     <w:semiHidden/>
     <w:rsid w:val="00FC693F"/>
     <w:rPr>
-      <w:rFonts w:asciiTheme="majorHAnsi" w:cstheme="majorBidi" w:eastAsiaTheme="majorEastAsia" w:hAnsiTheme="majorHAnsi"/>
+      <w:rFonts w:asciiTheme="majorHAnsi" w:cstheme="majorBidi" w:hAnsiTheme="majorHAnsi" w:eastAsia="黑体"/>
       <w:color w:themeColor="accent1" w:val="4F81BD"/>
       <w:sz w:val="20"/>
       <w:szCs w:val="20"/>
@@ -3626,7 +3853,7 @@
     <w:semiHidden/>
     <w:rsid w:val="00FC693F"/>
     <w:rPr>
-      <w:rFonts w:asciiTheme="majorHAnsi" w:cstheme="majorBidi" w:eastAsiaTheme="majorEastAsia" w:hAnsiTheme="majorHAnsi"/>
+      <w:rFonts w:asciiTheme="majorHAnsi" w:cstheme="majorBidi" w:hAnsiTheme="majorHAnsi" w:eastAsia="黑体"/>
       <w:i/>
       <w:iCs/>
       <w:color w:themeColor="text1" w:themeTint="BF" w:val="404040"/>
@@ -3647,6 +3874,7 @@
       <w:spacing w:line="240" w:lineRule="auto"/>
     </w:pPr>
     <w:rPr>
+      <w:rFonts w:eastAsia="黑体"/>
       <w:b/>
       <w:bCs/>
       <w:color w:themeColor="accent1" w:val="4F81BD"/>
@@ -3661,6 +3889,7 @@
     <w:qFormat/>
     <w:rsid w:val="00FC693F"/>
     <w:rPr>
+      <w:rFonts w:eastAsia="黑体"/>
       <w:b/>
       <w:bCs/>
     </w:rPr>
@@ -3672,6 +3901,7 @@
     <w:qFormat/>
     <w:rsid w:val="00FC693F"/>
     <w:rPr>
+      <w:rFonts w:eastAsia="黑体"/>
       <w:i/>
       <w:iCs/>
     </w:rPr>
@@ -3692,6 +3922,7 @@
       <w:ind w:left="936" w:right="936"/>
     </w:pPr>
     <w:rPr>
+      <w:rFonts w:eastAsia="黑体"/>
       <w:b/>
       <w:bCs/>
       <w:i/>
@@ -3706,6 +3937,7 @@
     <w:uiPriority w:val="30"/>
     <w:rsid w:val="00FC693F"/>
     <w:rPr>
+      <w:rFonts w:eastAsia="黑体"/>
       <w:b/>
       <w:bCs/>
       <w:i/>
@@ -3720,6 +3952,7 @@
     <w:qFormat/>
     <w:rsid w:val="00FC693F"/>
     <w:rPr>
+      <w:rFonts w:eastAsia="黑体"/>
       <w:i/>
       <w:iCs/>
       <w:color w:themeColor="text1" w:themeTint="7F" w:val="808080"/>
@@ -3732,6 +3965,7 @@
     <w:qFormat/>
     <w:rsid w:val="00FC693F"/>
     <w:rPr>
+      <w:rFonts w:eastAsia="黑体"/>
       <w:b/>
       <w:bCs/>
       <w:i/>
@@ -3746,6 +3980,7 @@
     <w:qFormat/>
     <w:rsid w:val="00FC693F"/>
     <w:rPr>
+      <w:rFonts w:eastAsia="黑体"/>
       <w:smallCaps/>
       <w:color w:themeColor="accent2" w:val="C0504D"/>
       <w:u w:val="single"/>
@@ -3758,6 +3993,7 @@
     <w:qFormat/>
     <w:rsid w:val="00FC693F"/>
     <w:rPr>
+      <w:rFonts w:eastAsia="黑体"/>
       <w:b/>
       <w:bCs/>
       <w:smallCaps/>
@@ -3773,6 +4009,7 @@
     <w:qFormat/>
     <w:rsid w:val="00FC693F"/>
     <w:rPr>
+      <w:rFonts w:eastAsia="黑体"/>
       <w:b/>
       <w:bCs/>
       <w:smallCaps/>
@@ -3827,6 +4064,7 @@
       <w:spacing w:after="0" w:line="240" w:lineRule="auto"/>
     </w:pPr>
     <w:rPr>
+      <w:rFonts w:eastAsia="黑体"/>
       <w:color w:themeColor="text1" w:themeShade="BF" w:val="000000"/>
     </w:rPr>
     <w:tblPr>
@@ -3849,6 +4087,7 @@
         <w:spacing w:after="0" w:before="0" w:line="240" w:lineRule="auto"/>
       </w:pPr>
       <w:rPr>
+        <w:rFonts w:eastAsia="黑体"/>
         <w:b/>
         <w:bCs/>
       </w:rPr>
@@ -3869,6 +4108,7 @@
         <w:spacing w:after="0" w:before="0" w:line="240" w:lineRule="auto"/>
       </w:pPr>
       <w:rPr>
+        <w:rFonts w:eastAsia="黑体"/>
         <w:b/>
         <w:bCs/>
       </w:rPr>
@@ -3886,12 +4126,14 @@
     </w:tblStylePr>
     <w:tblStylePr w:type="firstCol">
       <w:rPr>
+        <w:rFonts w:eastAsia="黑体"/>
         <w:b/>
         <w:bCs/>
       </w:rPr>
     </w:tblStylePr>
     <w:tblStylePr w:type="lastCol">
       <w:rPr>
+        <w:rFonts w:eastAsia="黑体"/>
         <w:b/>
         <w:bCs/>
       </w:rPr>
@@ -3930,6 +4172,7 @@
       <w:spacing w:after="0" w:line="240" w:lineRule="auto"/>
     </w:pPr>
     <w:rPr>
+      <w:rFonts w:eastAsia="黑体"/>
       <w:color w:themeColor="accent1" w:themeShade="BF" w:val="365F91"/>
     </w:rPr>
     <w:tblPr>
@@ -3952,6 +4195,7 @@
         <w:spacing w:after="0" w:before="0" w:line="240" w:lineRule="auto"/>
       </w:pPr>
       <w:rPr>
+        <w:rFonts w:eastAsia="黑体"/>
         <w:b/>
         <w:bCs/>
       </w:rPr>
@@ -3972,6 +4216,7 @@
         <w:spacing w:after="0" w:before="0" w:line="240" w:lineRule="auto"/>
       </w:pPr>
       <w:rPr>
+        <w:rFonts w:eastAsia="黑体"/>
         <w:b/>
         <w:bCs/>
       </w:rPr>
@@ -3989,12 +4234,14 @@
     </w:tblStylePr>
     <w:tblStylePr w:type="firstCol">
       <w:rPr>
+        <w:rFonts w:eastAsia="黑体"/>
         <w:b/>
         <w:bCs/>
       </w:rPr>
     </w:tblStylePr>
     <w:tblStylePr w:type="lastCol">
       <w:rPr>
+        <w:rFonts w:eastAsia="黑体"/>
         <w:b/>
         <w:bCs/>
       </w:rPr>
@@ -4033,6 +4280,7 @@
       <w:spacing w:after="0" w:line="240" w:lineRule="auto"/>
     </w:pPr>
     <w:rPr>
+      <w:rFonts w:eastAsia="黑体"/>
       <w:color w:themeColor="accent2" w:themeShade="BF" w:val="943634"/>
     </w:rPr>
     <w:tblPr>
@@ -4055,6 +4303,7 @@
         <w:spacing w:after="0" w:before="0" w:line="240" w:lineRule="auto"/>
       </w:pPr>
       <w:rPr>
+        <w:rFonts w:eastAsia="黑体"/>
         <w:b/>
         <w:bCs/>
       </w:rPr>
@@ -4075,6 +4324,7 @@
         <w:spacing w:after="0" w:before="0" w:line="240" w:lineRule="auto"/>
       </w:pPr>
       <w:rPr>
+        <w:rFonts w:eastAsia="黑体"/>
         <w:b/>
         <w:bCs/>
       </w:rPr>
@@ -4092,12 +4342,14 @@
     </w:tblStylePr>
     <w:tblStylePr w:type="firstCol">
       <w:rPr>
+        <w:rFonts w:eastAsia="黑体"/>
         <w:b/>
         <w:bCs/>
       </w:rPr>
     </w:tblStylePr>
     <w:tblStylePr w:type="lastCol">
       <w:rPr>
+        <w:rFonts w:eastAsia="黑体"/>
         <w:b/>
         <w:bCs/>
       </w:rPr>
@@ -4136,6 +4388,7 @@
       <w:spacing w:after="0" w:line="240" w:lineRule="auto"/>
     </w:pPr>
     <w:rPr>
+      <w:rFonts w:eastAsia="黑体"/>
       <w:color w:themeColor="accent3" w:themeShade="BF" w:val="76923C"/>
     </w:rPr>
     <w:tblPr>
@@ -4158,6 +4411,7 @@
         <w:spacing w:after="0" w:before="0" w:line="240" w:lineRule="auto"/>
       </w:pPr>
       <w:rPr>
+        <w:rFonts w:eastAsia="黑体"/>
         <w:b/>
         <w:bCs/>
       </w:rPr>
@@ -4178,6 +4432,7 @@
         <w:spacing w:after="0" w:before="0" w:line="240" w:lineRule="auto"/>
       </w:pPr>
       <w:rPr>
+        <w:rFonts w:eastAsia="黑体"/>
         <w:b/>
         <w:bCs/>
       </w:rPr>
@@ -4195,12 +4450,14 @@
     </w:tblStylePr>
     <w:tblStylePr w:type="firstCol">
       <w:rPr>
+        <w:rFonts w:eastAsia="黑体"/>
         <w:b/>
         <w:bCs/>
       </w:rPr>
     </w:tblStylePr>
     <w:tblStylePr w:type="lastCol">
       <w:rPr>
+        <w:rFonts w:eastAsia="黑体"/>
         <w:b/>
         <w:bCs/>
       </w:rPr>
@@ -4239,6 +4496,7 @@
       <w:spacing w:after="0" w:line="240" w:lineRule="auto"/>
     </w:pPr>
     <w:rPr>
+      <w:rFonts w:eastAsia="黑体"/>
       <w:color w:themeColor="accent4" w:themeShade="BF" w:val="5F497A"/>
     </w:rPr>
     <w:tblPr>
@@ -4261,6 +4519,7 @@
         <w:spacing w:after="0" w:before="0" w:line="240" w:lineRule="auto"/>
       </w:pPr>
       <w:rPr>
+        <w:rFonts w:eastAsia="黑体"/>
         <w:b/>
         <w:bCs/>
       </w:rPr>
@@ -4281,6 +4540,7 @@
         <w:spacing w:after="0" w:before="0" w:line="240" w:lineRule="auto"/>
       </w:pPr>
       <w:rPr>
+        <w:rFonts w:eastAsia="黑体"/>
         <w:b/>
         <w:bCs/>
       </w:rPr>
@@ -4298,12 +4558,14 @@
     </w:tblStylePr>
     <w:tblStylePr w:type="firstCol">
       <w:rPr>
+        <w:rFonts w:eastAsia="黑体"/>
         <w:b/>
         <w:bCs/>
       </w:rPr>
     </w:tblStylePr>
     <w:tblStylePr w:type="lastCol">
       <w:rPr>
+        <w:rFonts w:eastAsia="黑体"/>
         <w:b/>
         <w:bCs/>
       </w:rPr>
@@ -4342,6 +4604,7 @@
       <w:spacing w:after="0" w:line="240" w:lineRule="auto"/>
     </w:pPr>
     <w:rPr>
+      <w:rFonts w:eastAsia="黑体"/>
       <w:color w:themeColor="accent5" w:themeShade="BF" w:val="31849B"/>
     </w:rPr>
     <w:tblPr>
@@ -4364,6 +4627,7 @@
         <w:spacing w:after="0" w:before="0" w:line="240" w:lineRule="auto"/>
       </w:pPr>
       <w:rPr>
+        <w:rFonts w:eastAsia="黑体"/>
         <w:b/>
         <w:bCs/>
       </w:rPr>
@@ -4384,6 +4648,7 @@
         <w:spacing w:after="0" w:before="0" w:line="240" w:lineRule="auto"/>
       </w:pPr>
       <w:rPr>
+        <w:rFonts w:eastAsia="黑体"/>
         <w:b/>
         <w:bCs/>
       </w:rPr>
@@ -4401,12 +4666,14 @@
     </w:tblStylePr>
     <w:tblStylePr w:type="firstCol">
       <w:rPr>
+        <w:rFonts w:eastAsia="黑体"/>
         <w:b/>
         <w:bCs/>
       </w:rPr>
     </w:tblStylePr>
     <w:tblStylePr w:type="lastCol">
       <w:rPr>
+        <w:rFonts w:eastAsia="黑体"/>
         <w:b/>
         <w:bCs/>
       </w:rPr>
@@ -4445,6 +4712,7 @@
       <w:spacing w:after="0" w:line="240" w:lineRule="auto"/>
     </w:pPr>
     <w:rPr>
+      <w:rFonts w:eastAsia="黑体"/>
       <w:color w:themeColor="accent6" w:themeShade="BF" w:val="E36C0A"/>
     </w:rPr>
     <w:tblPr>
@@ -4467,6 +4735,7 @@
         <w:spacing w:after="0" w:before="0" w:line="240" w:lineRule="auto"/>
       </w:pPr>
       <w:rPr>
+        <w:rFonts w:eastAsia="黑体"/>
         <w:b/>
         <w:bCs/>
       </w:rPr>
@@ -4487,6 +4756,7 @@
         <w:spacing w:after="0" w:before="0" w:line="240" w:lineRule="auto"/>
       </w:pPr>
       <w:rPr>
+        <w:rFonts w:eastAsia="黑体"/>
         <w:b/>
         <w:bCs/>
       </w:rPr>
@@ -4504,12 +4774,14 @@
     </w:tblStylePr>
     <w:tblStylePr w:type="firstCol">
       <w:rPr>
+        <w:rFonts w:eastAsia="黑体"/>
         <w:b/>
         <w:bCs/>
       </w:rPr>
     </w:tblStylePr>
     <w:tblStylePr w:type="lastCol">
       <w:rPr>
+        <w:rFonts w:eastAsia="黑体"/>
         <w:b/>
         <w:bCs/>
       </w:rPr>
@@ -4569,6 +4841,7 @@
         <w:spacing w:after="0" w:before="0" w:line="240" w:lineRule="auto"/>
       </w:pPr>
       <w:rPr>
+        <w:rFonts w:eastAsia="黑体"/>
         <w:b/>
         <w:bCs/>
         <w:color w:themeColor="background1" w:val="FFFFFF"/>
@@ -4583,6 +4856,7 @@
         <w:spacing w:after="0" w:before="0" w:line="240" w:lineRule="auto"/>
       </w:pPr>
       <w:rPr>
+        <w:rFonts w:eastAsia="黑体"/>
         <w:b/>
         <w:bCs/>
       </w:rPr>
@@ -4598,12 +4872,14 @@
     </w:tblStylePr>
     <w:tblStylePr w:type="firstCol">
       <w:rPr>
+        <w:rFonts w:eastAsia="黑体"/>
         <w:b/>
         <w:bCs/>
       </w:rPr>
     </w:tblStylePr>
     <w:tblStylePr w:type="lastCol">
       <w:rPr>
+        <w:rFonts w:eastAsia="黑体"/>
         <w:b/>
         <w:bCs/>
       </w:rPr>
@@ -4661,6 +4937,7 @@
         <w:spacing w:after="0" w:before="0" w:line="240" w:lineRule="auto"/>
       </w:pPr>
       <w:rPr>
+        <w:rFonts w:eastAsia="黑体"/>
         <w:b/>
         <w:bCs/>
         <w:color w:themeColor="background1" w:val="FFFFFF"/>
@@ -4675,6 +4952,7 @@
         <w:spacing w:after="0" w:before="0" w:line="240" w:lineRule="auto"/>
       </w:pPr>
       <w:rPr>
+        <w:rFonts w:eastAsia="黑体"/>
         <w:b/>
         <w:bCs/>
       </w:rPr>
@@ -4690,12 +4968,14 @@
     </w:tblStylePr>
     <w:tblStylePr w:type="firstCol">
       <w:rPr>
+        <w:rFonts w:eastAsia="黑体"/>
         <w:b/>
         <w:bCs/>
       </w:rPr>
     </w:tblStylePr>
     <w:tblStylePr w:type="lastCol">
       <w:rPr>
+        <w:rFonts w:eastAsia="黑体"/>
         <w:b/>
         <w:bCs/>
       </w:rPr>
@@ -4753,6 +5033,7 @@
         <w:spacing w:after="0" w:before="0" w:line="240" w:lineRule="auto"/>
       </w:pPr>
       <w:rPr>
+        <w:rFonts w:eastAsia="黑体"/>
         <w:b/>
         <w:bCs/>
         <w:color w:themeColor="background1" w:val="FFFFFF"/>
@@ -4767,6 +5048,7 @@
         <w:spacing w:after="0" w:before="0" w:line="240" w:lineRule="auto"/>
       </w:pPr>
       <w:rPr>
+        <w:rFonts w:eastAsia="黑体"/>
         <w:b/>
         <w:bCs/>
       </w:rPr>
@@ -4782,12 +5064,14 @@
     </w:tblStylePr>
     <w:tblStylePr w:type="firstCol">
       <w:rPr>
+        <w:rFonts w:eastAsia="黑体"/>
         <w:b/>
         <w:bCs/>
       </w:rPr>
     </w:tblStylePr>
     <w:tblStylePr w:type="lastCol">
       <w:rPr>
+        <w:rFonts w:eastAsia="黑体"/>
         <w:b/>
         <w:bCs/>
       </w:rPr>
@@ -4845,6 +5129,7 @@
         <w:spacing w:after="0" w:before="0" w:line="240" w:lineRule="auto"/>
       </w:pPr>
       <w:rPr>
+        <w:rFonts w:eastAsia="黑体"/>
         <w:b/>
         <w:bCs/>
         <w:color w:themeColor="background1" w:val="FFFFFF"/>
@@ -4859,6 +5144,7 @@
         <w:spacing w:after="0" w:before="0" w:line="240" w:lineRule="auto"/>
       </w:pPr>
       <w:rPr>
+        <w:rFonts w:eastAsia="黑体"/>
         <w:b/>
         <w:bCs/>
       </w:rPr>
@@ -4874,12 +5160,14 @@
     </w:tblStylePr>
     <w:tblStylePr w:type="firstCol">
       <w:rPr>
+        <w:rFonts w:eastAsia="黑体"/>
         <w:b/>
         <w:bCs/>
       </w:rPr>
     </w:tblStylePr>
     <w:tblStylePr w:type="lastCol">
       <w:rPr>
+        <w:rFonts w:eastAsia="黑体"/>
         <w:b/>
         <w:bCs/>
       </w:rPr>
@@ -4937,6 +5225,7 @@
         <w:spacing w:after="0" w:before="0" w:line="240" w:lineRule="auto"/>
       </w:pPr>
       <w:rPr>
+        <w:rFonts w:eastAsia="黑体"/>
         <w:b/>
         <w:bCs/>
         <w:color w:themeColor="background1" w:val="FFFFFF"/>
@@ -4951,6 +5240,7 @@
         <w:spacing w:after="0" w:before="0" w:line="240" w:lineRule="auto"/>
       </w:pPr>
       <w:rPr>
+        <w:rFonts w:eastAsia="黑体"/>
         <w:b/>
         <w:bCs/>
       </w:rPr>
@@ -4966,12 +5256,14 @@
     </w:tblStylePr>
     <w:tblStylePr w:type="firstCol">
       <w:rPr>
+        <w:rFonts w:eastAsia="黑体"/>
         <w:b/>
         <w:bCs/>
       </w:rPr>
     </w:tblStylePr>
     <w:tblStylePr w:type="lastCol">
       <w:rPr>
+        <w:rFonts w:eastAsia="黑体"/>
         <w:b/>
         <w:bCs/>
       </w:rPr>
@@ -5029,6 +5321,7 @@
         <w:spacing w:after="0" w:before="0" w:line="240" w:lineRule="auto"/>
       </w:pPr>
       <w:rPr>
+        <w:rFonts w:eastAsia="黑体"/>
         <w:b/>
         <w:bCs/>
         <w:color w:themeColor="background1" w:val="FFFFFF"/>
@@ -5043,6 +5336,7 @@
         <w:spacing w:after="0" w:before="0" w:line="240" w:lineRule="auto"/>
       </w:pPr>
       <w:rPr>
+        <w:rFonts w:eastAsia="黑体"/>
         <w:b/>
         <w:bCs/>
       </w:rPr>
@@ -5058,12 +5352,14 @@
     </w:tblStylePr>
     <w:tblStylePr w:type="firstCol">
       <w:rPr>
+        <w:rFonts w:eastAsia="黑体"/>
         <w:b/>
         <w:bCs/>
       </w:rPr>
     </w:tblStylePr>
     <w:tblStylePr w:type="lastCol">
       <w:rPr>
+        <w:rFonts w:eastAsia="黑体"/>
         <w:b/>
         <w:bCs/>
       </w:rPr>
@@ -5121,6 +5417,7 @@
         <w:spacing w:after="0" w:before="0" w:line="240" w:lineRule="auto"/>
       </w:pPr>
       <w:rPr>
+        <w:rFonts w:eastAsia="黑体"/>
         <w:b/>
         <w:bCs/>
         <w:color w:themeColor="background1" w:val="FFFFFF"/>
@@ -5135,6 +5432,7 @@
         <w:spacing w:after="0" w:before="0" w:line="240" w:lineRule="auto"/>
       </w:pPr>
       <w:rPr>
+        <w:rFonts w:eastAsia="黑体"/>
         <w:b/>
         <w:bCs/>
       </w:rPr>
@@ -5150,12 +5448,14 @@
     </w:tblStylePr>
     <w:tblStylePr w:type="firstCol">
       <w:rPr>
+        <w:rFonts w:eastAsia="黑体"/>
         <w:b/>
         <w:bCs/>
       </w:rPr>
     </w:tblStylePr>
     <w:tblStylePr w:type="lastCol">
       <w:rPr>
+        <w:rFonts w:eastAsia="黑体"/>
         <w:b/>
         <w:bCs/>
       </w:rPr>
@@ -5215,7 +5515,7 @@
         <w:spacing w:after="0" w:before="0" w:line="240" w:lineRule="auto"/>
       </w:pPr>
       <w:rPr>
-        <w:rFonts w:asciiTheme="majorHAnsi" w:cstheme="majorBidi" w:eastAsiaTheme="majorEastAsia" w:hAnsiTheme="majorHAnsi"/>
+        <w:rFonts w:asciiTheme="majorHAnsi" w:cstheme="majorBidi" w:hAnsiTheme="majorHAnsi" w:eastAsia="黑体"/>
         <w:b/>
         <w:bCs/>
       </w:rPr>
@@ -5236,7 +5536,7 @@
         <w:spacing w:after="0" w:before="0" w:line="240" w:lineRule="auto"/>
       </w:pPr>
       <w:rPr>
-        <w:rFonts w:asciiTheme="majorHAnsi" w:cstheme="majorBidi" w:eastAsiaTheme="majorEastAsia" w:hAnsiTheme="majorHAnsi"/>
+        <w:rFonts w:asciiTheme="majorHAnsi" w:cstheme="majorBidi" w:hAnsiTheme="majorHAnsi" w:eastAsia="黑体"/>
         <w:b/>
         <w:bCs/>
       </w:rPr>
@@ -5254,14 +5554,14 @@
     </w:tblStylePr>
     <w:tblStylePr w:type="firstCol">
       <w:rPr>
-        <w:rFonts w:asciiTheme="majorHAnsi" w:cstheme="majorBidi" w:eastAsiaTheme="majorEastAsia" w:hAnsiTheme="majorHAnsi"/>
+        <w:rFonts w:asciiTheme="majorHAnsi" w:cstheme="majorBidi" w:hAnsiTheme="majorHAnsi" w:eastAsia="黑体"/>
         <w:b/>
         <w:bCs/>
       </w:rPr>
     </w:tblStylePr>
     <w:tblStylePr w:type="lastCol">
       <w:rPr>
-        <w:rFonts w:asciiTheme="majorHAnsi" w:cstheme="majorBidi" w:eastAsiaTheme="majorEastAsia" w:hAnsiTheme="majorHAnsi"/>
+        <w:rFonts w:asciiTheme="majorHAnsi" w:cstheme="majorBidi" w:hAnsiTheme="majorHAnsi" w:eastAsia="黑体"/>
         <w:b/>
         <w:bCs/>
       </w:rPr>
@@ -5345,7 +5645,7 @@
         <w:spacing w:after="0" w:before="0" w:line="240" w:lineRule="auto"/>
       </w:pPr>
       <w:rPr>
-        <w:rFonts w:asciiTheme="majorHAnsi" w:cstheme="majorBidi" w:eastAsiaTheme="majorEastAsia" w:hAnsiTheme="majorHAnsi"/>
+        <w:rFonts w:asciiTheme="majorHAnsi" w:cstheme="majorBidi" w:hAnsiTheme="majorHAnsi" w:eastAsia="黑体"/>
         <w:b/>
         <w:bCs/>
       </w:rPr>
@@ -5366,7 +5666,7 @@
         <w:spacing w:after="0" w:before="0" w:line="240" w:lineRule="auto"/>
       </w:pPr>
       <w:rPr>
-        <w:rFonts w:asciiTheme="majorHAnsi" w:cstheme="majorBidi" w:eastAsiaTheme="majorEastAsia" w:hAnsiTheme="majorHAnsi"/>
+        <w:rFonts w:asciiTheme="majorHAnsi" w:cstheme="majorBidi" w:hAnsiTheme="majorHAnsi" w:eastAsia="黑体"/>
         <w:b/>
         <w:bCs/>
       </w:rPr>
@@ -5384,14 +5684,14 @@
     </w:tblStylePr>
     <w:tblStylePr w:type="firstCol">
       <w:rPr>
-        <w:rFonts w:asciiTheme="majorHAnsi" w:cstheme="majorBidi" w:eastAsiaTheme="majorEastAsia" w:hAnsiTheme="majorHAnsi"/>
+        <w:rFonts w:asciiTheme="majorHAnsi" w:cstheme="majorBidi" w:hAnsiTheme="majorHAnsi" w:eastAsia="黑体"/>
         <w:b/>
         <w:bCs/>
       </w:rPr>
     </w:tblStylePr>
     <w:tblStylePr w:type="lastCol">
       <w:rPr>
-        <w:rFonts w:asciiTheme="majorHAnsi" w:cstheme="majorBidi" w:eastAsiaTheme="majorEastAsia" w:hAnsiTheme="majorHAnsi"/>
+        <w:rFonts w:asciiTheme="majorHAnsi" w:cstheme="majorBidi" w:hAnsiTheme="majorHAnsi" w:eastAsia="黑体"/>
         <w:b/>
         <w:bCs/>
       </w:rPr>
@@ -5475,7 +5775,7 @@
         <w:spacing w:after="0" w:before="0" w:line="240" w:lineRule="auto"/>
       </w:pPr>
       <w:rPr>
-        <w:rFonts w:asciiTheme="majorHAnsi" w:cstheme="majorBidi" w:eastAsiaTheme="majorEastAsia" w:hAnsiTheme="majorHAnsi"/>
+        <w:rFonts w:asciiTheme="majorHAnsi" w:cstheme="majorBidi" w:hAnsiTheme="majorHAnsi" w:eastAsia="黑体"/>
         <w:b/>
         <w:bCs/>
       </w:rPr>
@@ -5496,7 +5796,7 @@
         <w:spacing w:after="0" w:before="0" w:line="240" w:lineRule="auto"/>
       </w:pPr>
       <w:rPr>
-        <w:rFonts w:asciiTheme="majorHAnsi" w:cstheme="majorBidi" w:eastAsiaTheme="majorEastAsia" w:hAnsiTheme="majorHAnsi"/>
+        <w:rFonts w:asciiTheme="majorHAnsi" w:cstheme="majorBidi" w:hAnsiTheme="majorHAnsi" w:eastAsia="黑体"/>
         <w:b/>
         <w:bCs/>
       </w:rPr>
@@ -5514,14 +5814,14 @@
     </w:tblStylePr>
     <w:tblStylePr w:type="firstCol">
       <w:rPr>
-        <w:rFonts w:asciiTheme="majorHAnsi" w:cstheme="majorBidi" w:eastAsiaTheme="majorEastAsia" w:hAnsiTheme="majorHAnsi"/>
+        <w:rFonts w:asciiTheme="majorHAnsi" w:cstheme="majorBidi" w:hAnsiTheme="majorHAnsi" w:eastAsia="黑体"/>
         <w:b/>
         <w:bCs/>
       </w:rPr>
     </w:tblStylePr>
     <w:tblStylePr w:type="lastCol">
       <w:rPr>
-        <w:rFonts w:asciiTheme="majorHAnsi" w:cstheme="majorBidi" w:eastAsiaTheme="majorEastAsia" w:hAnsiTheme="majorHAnsi"/>
+        <w:rFonts w:asciiTheme="majorHAnsi" w:cstheme="majorBidi" w:hAnsiTheme="majorHAnsi" w:eastAsia="黑体"/>
         <w:b/>
         <w:bCs/>
       </w:rPr>
@@ -5605,7 +5905,7 @@
         <w:spacing w:after="0" w:before="0" w:line="240" w:lineRule="auto"/>
       </w:pPr>
       <w:rPr>
-        <w:rFonts w:asciiTheme="majorHAnsi" w:cstheme="majorBidi" w:eastAsiaTheme="majorEastAsia" w:hAnsiTheme="majorHAnsi"/>
+        <w:rFonts w:asciiTheme="majorHAnsi" w:cstheme="majorBidi" w:hAnsiTheme="majorHAnsi" w:eastAsia="黑体"/>
         <w:b/>
         <w:bCs/>
       </w:rPr>
@@ -5626,7 +5926,7 @@
         <w:spacing w:after="0" w:before="0" w:line="240" w:lineRule="auto"/>
       </w:pPr>
       <w:rPr>
-        <w:rFonts w:asciiTheme="majorHAnsi" w:cstheme="majorBidi" w:eastAsiaTheme="majorEastAsia" w:hAnsiTheme="majorHAnsi"/>
+        <w:rFonts w:asciiTheme="majorHAnsi" w:cstheme="majorBidi" w:hAnsiTheme="majorHAnsi" w:eastAsia="黑体"/>
         <w:b/>
         <w:bCs/>
       </w:rPr>
@@ -5644,14 +5944,14 @@
     </w:tblStylePr>
     <w:tblStylePr w:type="firstCol">
       <w:rPr>
-        <w:rFonts w:asciiTheme="majorHAnsi" w:cstheme="majorBidi" w:eastAsiaTheme="majorEastAsia" w:hAnsiTheme="majorHAnsi"/>
+        <w:rFonts w:asciiTheme="majorHAnsi" w:cstheme="majorBidi" w:hAnsiTheme="majorHAnsi" w:eastAsia="黑体"/>
         <w:b/>
         <w:bCs/>
       </w:rPr>
     </w:tblStylePr>
     <w:tblStylePr w:type="lastCol">
       <w:rPr>
-        <w:rFonts w:asciiTheme="majorHAnsi" w:cstheme="majorBidi" w:eastAsiaTheme="majorEastAsia" w:hAnsiTheme="majorHAnsi"/>
+        <w:rFonts w:asciiTheme="majorHAnsi" w:cstheme="majorBidi" w:hAnsiTheme="majorHAnsi" w:eastAsia="黑体"/>
         <w:b/>
         <w:bCs/>
       </w:rPr>
@@ -5735,7 +6035,7 @@
         <w:spacing w:after="0" w:before="0" w:line="240" w:lineRule="auto"/>
       </w:pPr>
       <w:rPr>
-        <w:rFonts w:asciiTheme="majorHAnsi" w:cstheme="majorBidi" w:eastAsiaTheme="majorEastAsia" w:hAnsiTheme="majorHAnsi"/>
+        <w:rFonts w:asciiTheme="majorHAnsi" w:cstheme="majorBidi" w:hAnsiTheme="majorHAnsi" w:eastAsia="黑体"/>
         <w:b/>
         <w:bCs/>
       </w:rPr>
@@ -5756,7 +6056,7 @@
         <w:spacing w:after="0" w:before="0" w:line="240" w:lineRule="auto"/>
       </w:pPr>
       <w:rPr>
-        <w:rFonts w:asciiTheme="majorHAnsi" w:cstheme="majorBidi" w:eastAsiaTheme="majorEastAsia" w:hAnsiTheme="majorHAnsi"/>
+        <w:rFonts w:asciiTheme="majorHAnsi" w:cstheme="majorBidi" w:hAnsiTheme="majorHAnsi" w:eastAsia="黑体"/>
         <w:b/>
         <w:bCs/>
       </w:rPr>
@@ -5774,14 +6074,14 @@
     </w:tblStylePr>
     <w:tblStylePr w:type="firstCol">
       <w:rPr>
-        <w:rFonts w:asciiTheme="majorHAnsi" w:cstheme="majorBidi" w:eastAsiaTheme="majorEastAsia" w:hAnsiTheme="majorHAnsi"/>
+        <w:rFonts w:asciiTheme="majorHAnsi" w:cstheme="majorBidi" w:hAnsiTheme="majorHAnsi" w:eastAsia="黑体"/>
         <w:b/>
         <w:bCs/>
       </w:rPr>
     </w:tblStylePr>
     <w:tblStylePr w:type="lastCol">
       <w:rPr>
-        <w:rFonts w:asciiTheme="majorHAnsi" w:cstheme="majorBidi" w:eastAsiaTheme="majorEastAsia" w:hAnsiTheme="majorHAnsi"/>
+        <w:rFonts w:asciiTheme="majorHAnsi" w:cstheme="majorBidi" w:hAnsiTheme="majorHAnsi" w:eastAsia="黑体"/>
         <w:b/>
         <w:bCs/>
       </w:rPr>
@@ -5865,7 +6165,7 @@
         <w:spacing w:after="0" w:before="0" w:line="240" w:lineRule="auto"/>
       </w:pPr>
       <w:rPr>
-        <w:rFonts w:asciiTheme="majorHAnsi" w:cstheme="majorBidi" w:eastAsiaTheme="majorEastAsia" w:hAnsiTheme="majorHAnsi"/>
+        <w:rFonts w:asciiTheme="majorHAnsi" w:cstheme="majorBidi" w:hAnsiTheme="majorHAnsi" w:eastAsia="黑体"/>
         <w:b/>
         <w:bCs/>
       </w:rPr>
@@ -5886,7 +6186,7 @@
         <w:spacing w:after="0" w:before="0" w:line="240" w:lineRule="auto"/>
       </w:pPr>
       <w:rPr>
-        <w:rFonts w:asciiTheme="majorHAnsi" w:cstheme="majorBidi" w:eastAsiaTheme="majorEastAsia" w:hAnsiTheme="majorHAnsi"/>
+        <w:rFonts w:asciiTheme="majorHAnsi" w:cstheme="majorBidi" w:hAnsiTheme="majorHAnsi" w:eastAsia="黑体"/>
         <w:b/>
         <w:bCs/>
       </w:rPr>
@@ -5904,14 +6204,14 @@
     </w:tblStylePr>
     <w:tblStylePr w:type="firstCol">
       <w:rPr>
-        <w:rFonts w:asciiTheme="majorHAnsi" w:cstheme="majorBidi" w:eastAsiaTheme="majorEastAsia" w:hAnsiTheme="majorHAnsi"/>
+        <w:rFonts w:asciiTheme="majorHAnsi" w:cstheme="majorBidi" w:hAnsiTheme="majorHAnsi" w:eastAsia="黑体"/>
         <w:b/>
         <w:bCs/>
       </w:rPr>
     </w:tblStylePr>
     <w:tblStylePr w:type="lastCol">
       <w:rPr>
-        <w:rFonts w:asciiTheme="majorHAnsi" w:cstheme="majorBidi" w:eastAsiaTheme="majorEastAsia" w:hAnsiTheme="majorHAnsi"/>
+        <w:rFonts w:asciiTheme="majorHAnsi" w:cstheme="majorBidi" w:hAnsiTheme="majorHAnsi" w:eastAsia="黑体"/>
         <w:b/>
         <w:bCs/>
       </w:rPr>
@@ -5995,7 +6295,7 @@
         <w:spacing w:after="0" w:before="0" w:line="240" w:lineRule="auto"/>
       </w:pPr>
       <w:rPr>
-        <w:rFonts w:asciiTheme="majorHAnsi" w:cstheme="majorBidi" w:eastAsiaTheme="majorEastAsia" w:hAnsiTheme="majorHAnsi"/>
+        <w:rFonts w:asciiTheme="majorHAnsi" w:cstheme="majorBidi" w:hAnsiTheme="majorHAnsi" w:eastAsia="黑体"/>
         <w:b/>
         <w:bCs/>
       </w:rPr>
@@ -6016,7 +6316,7 @@
         <w:spacing w:after="0" w:before="0" w:line="240" w:lineRule="auto"/>
       </w:pPr>
       <w:rPr>
-        <w:rFonts w:asciiTheme="majorHAnsi" w:cstheme="majorBidi" w:eastAsiaTheme="majorEastAsia" w:hAnsiTheme="majorHAnsi"/>
+        <w:rFonts w:asciiTheme="majorHAnsi" w:cstheme="majorBidi" w:hAnsiTheme="majorHAnsi" w:eastAsia="黑体"/>
         <w:b/>
         <w:bCs/>
       </w:rPr>
@@ -6034,14 +6334,14 @@
     </w:tblStylePr>
     <w:tblStylePr w:type="firstCol">
       <w:rPr>
-        <w:rFonts w:asciiTheme="majorHAnsi" w:cstheme="majorBidi" w:eastAsiaTheme="majorEastAsia" w:hAnsiTheme="majorHAnsi"/>
+        <w:rFonts w:asciiTheme="majorHAnsi" w:cstheme="majorBidi" w:hAnsiTheme="majorHAnsi" w:eastAsia="黑体"/>
         <w:b/>
         <w:bCs/>
       </w:rPr>
     </w:tblStylePr>
     <w:tblStylePr w:type="lastCol">
       <w:rPr>
-        <w:rFonts w:asciiTheme="majorHAnsi" w:cstheme="majorBidi" w:eastAsiaTheme="majorEastAsia" w:hAnsiTheme="majorHAnsi"/>
+        <w:rFonts w:asciiTheme="majorHAnsi" w:cstheme="majorBidi" w:hAnsiTheme="majorHAnsi" w:eastAsia="黑体"/>
         <w:b/>
         <w:bCs/>
       </w:rPr>
@@ -6124,6 +6424,7 @@
         <w:spacing w:after="0" w:before="0" w:line="240" w:lineRule="auto"/>
       </w:pPr>
       <w:rPr>
+        <w:rFonts w:eastAsia="黑体"/>
         <w:b/>
         <w:bCs/>
         <w:color w:themeColor="background1" w:val="FFFFFF"/>
@@ -6146,6 +6447,7 @@
         <w:spacing w:after="0" w:before="0" w:line="240" w:lineRule="auto"/>
       </w:pPr>
       <w:rPr>
+        <w:rFonts w:eastAsia="黑体"/>
         <w:b/>
         <w:bCs/>
       </w:rPr>
@@ -6163,12 +6465,14 @@
     </w:tblStylePr>
     <w:tblStylePr w:type="firstCol">
       <w:rPr>
+        <w:rFonts w:eastAsia="黑体"/>
         <w:b/>
         <w:bCs/>
       </w:rPr>
     </w:tblStylePr>
     <w:tblStylePr w:type="lastCol">
       <w:rPr>
+        <w:rFonts w:eastAsia="黑体"/>
         <w:b/>
         <w:bCs/>
       </w:rPr>
@@ -6230,6 +6534,7 @@
         <w:spacing w:after="0" w:before="0" w:line="240" w:lineRule="auto"/>
       </w:pPr>
       <w:rPr>
+        <w:rFonts w:eastAsia="黑体"/>
         <w:b/>
         <w:bCs/>
         <w:color w:themeColor="background1" w:val="FFFFFF"/>
@@ -6252,6 +6557,7 @@
         <w:spacing w:after="0" w:before="0" w:line="240" w:lineRule="auto"/>
       </w:pPr>
       <w:rPr>
+        <w:rFonts w:eastAsia="黑体"/>
         <w:b/>
         <w:bCs/>
       </w:rPr>
@@ -6269,12 +6575,14 @@
     </w:tblStylePr>
     <w:tblStylePr w:type="firstCol">
       <w:rPr>
+        <w:rFonts w:eastAsia="黑体"/>
         <w:b/>
         <w:bCs/>
       </w:rPr>
     </w:tblStylePr>
     <w:tblStylePr w:type="lastCol">
       <w:rPr>
+        <w:rFonts w:eastAsia="黑体"/>
         <w:b/>
         <w:bCs/>
       </w:rPr>
@@ -6336,6 +6644,7 @@
         <w:spacing w:after="0" w:before="0" w:line="240" w:lineRule="auto"/>
       </w:pPr>
       <w:rPr>
+        <w:rFonts w:eastAsia="黑体"/>
         <w:b/>
         <w:bCs/>
         <w:color w:themeColor="background1" w:val="FFFFFF"/>
@@ -6358,6 +6667,7 @@
         <w:spacing w:after="0" w:before="0" w:line="240" w:lineRule="auto"/>
       </w:pPr>
       <w:rPr>
+        <w:rFonts w:eastAsia="黑体"/>
         <w:b/>
         <w:bCs/>
       </w:rPr>
@@ -6375,12 +6685,14 @@
     </w:tblStylePr>
     <w:tblStylePr w:type="firstCol">
       <w:rPr>
+        <w:rFonts w:eastAsia="黑体"/>
         <w:b/>
         <w:bCs/>
       </w:rPr>
     </w:tblStylePr>
     <w:tblStylePr w:type="lastCol">
       <w:rPr>
+        <w:rFonts w:eastAsia="黑体"/>
         <w:b/>
         <w:bCs/>
       </w:rPr>
@@ -6442,6 +6754,7 @@
         <w:spacing w:after="0" w:before="0" w:line="240" w:lineRule="auto"/>
       </w:pPr>
       <w:rPr>
+        <w:rFonts w:eastAsia="黑体"/>
         <w:b/>
         <w:bCs/>
         <w:color w:themeColor="background1" w:val="FFFFFF"/>
@@ -6464,6 +6777,7 @@
         <w:spacing w:after="0" w:before="0" w:line="240" w:lineRule="auto"/>
       </w:pPr>
       <w:rPr>
+        <w:rFonts w:eastAsia="黑体"/>
         <w:b/>
         <w:bCs/>
       </w:rPr>
@@ -6481,12 +6795,14 @@
     </w:tblStylePr>
     <w:tblStylePr w:type="firstCol">
       <w:rPr>
+        <w:rFonts w:eastAsia="黑体"/>
         <w:b/>
         <w:bCs/>
       </w:rPr>
     </w:tblStylePr>
     <w:tblStylePr w:type="lastCol">
       <w:rPr>
+        <w:rFonts w:eastAsia="黑体"/>
         <w:b/>
         <w:bCs/>
       </w:rPr>
@@ -6548,6 +6864,7 @@
         <w:spacing w:after="0" w:before="0" w:line="240" w:lineRule="auto"/>
       </w:pPr>
       <w:rPr>
+        <w:rFonts w:eastAsia="黑体"/>
         <w:b/>
         <w:bCs/>
         <w:color w:themeColor="background1" w:val="FFFFFF"/>
@@ -6570,6 +6887,7 @@
         <w:spacing w:after="0" w:before="0" w:line="240" w:lineRule="auto"/>
       </w:pPr>
       <w:rPr>
+        <w:rFonts w:eastAsia="黑体"/>
         <w:b/>
         <w:bCs/>
       </w:rPr>
@@ -6587,12 +6905,14 @@
     </w:tblStylePr>
     <w:tblStylePr w:type="firstCol">
       <w:rPr>
+        <w:rFonts w:eastAsia="黑体"/>
         <w:b/>
         <w:bCs/>
       </w:rPr>
     </w:tblStylePr>
     <w:tblStylePr w:type="lastCol">
       <w:rPr>
+        <w:rFonts w:eastAsia="黑体"/>
         <w:b/>
         <w:bCs/>
       </w:rPr>
@@ -6654,6 +6974,7 @@
         <w:spacing w:after="0" w:before="0" w:line="240" w:lineRule="auto"/>
       </w:pPr>
       <w:rPr>
+        <w:rFonts w:eastAsia="黑体"/>
         <w:b/>
         <w:bCs/>
         <w:color w:themeColor="background1" w:val="FFFFFF"/>
@@ -6676,6 +6997,7 @@
         <w:spacing w:after="0" w:before="0" w:line="240" w:lineRule="auto"/>
       </w:pPr>
       <w:rPr>
+        <w:rFonts w:eastAsia="黑体"/>
         <w:b/>
         <w:bCs/>
       </w:rPr>
@@ -6693,12 +7015,14 @@
     </w:tblStylePr>
     <w:tblStylePr w:type="firstCol">
       <w:rPr>
+        <w:rFonts w:eastAsia="黑体"/>
         <w:b/>
         <w:bCs/>
       </w:rPr>
     </w:tblStylePr>
     <w:tblStylePr w:type="lastCol">
       <w:rPr>
+        <w:rFonts w:eastAsia="黑体"/>
         <w:b/>
         <w:bCs/>
       </w:rPr>
@@ -6760,6 +7084,7 @@
         <w:spacing w:after="0" w:before="0" w:line="240" w:lineRule="auto"/>
       </w:pPr>
       <w:rPr>
+        <w:rFonts w:eastAsia="黑体"/>
         <w:b/>
         <w:bCs/>
         <w:color w:themeColor="background1" w:val="FFFFFF"/>
@@ -6782,6 +7107,7 @@
         <w:spacing w:after="0" w:before="0" w:line="240" w:lineRule="auto"/>
       </w:pPr>
       <w:rPr>
+        <w:rFonts w:eastAsia="黑体"/>
         <w:b/>
         <w:bCs/>
       </w:rPr>
@@ -6799,12 +7125,14 @@
     </w:tblStylePr>
     <w:tblStylePr w:type="firstCol">
       <w:rPr>
+        <w:rFonts w:eastAsia="黑体"/>
         <w:b/>
         <w:bCs/>
       </w:rPr>
     </w:tblStylePr>
     <w:tblStylePr w:type="lastCol">
       <w:rPr>
+        <w:rFonts w:eastAsia="黑体"/>
         <w:b/>
         <w:bCs/>
       </w:rPr>
@@ -6863,6 +7191,7 @@
         <w:spacing w:after="0" w:before="0" w:line="240" w:lineRule="auto"/>
       </w:pPr>
       <w:rPr>
+        <w:rFonts w:eastAsia="黑体"/>
         <w:b/>
         <w:bCs/>
         <w:color w:themeColor="background1" w:val="FFFFFF"/>
@@ -6885,6 +7214,7 @@
         <w:spacing w:after="0" w:before="0" w:line="240" w:lineRule="auto"/>
       </w:pPr>
       <w:rPr>
+        <w:rFonts w:eastAsia="黑体"/>
         <w:color w:val="auto"/>
       </w:rPr>
       <w:tblPr/>
@@ -6902,6 +7232,7 @@
     </w:tblStylePr>
     <w:tblStylePr w:type="firstCol">
       <w:rPr>
+        <w:rFonts w:eastAsia="黑体"/>
         <w:b/>
         <w:bCs/>
         <w:color w:themeColor="background1" w:val="FFFFFF"/>
@@ -6921,6 +7252,7 @@
     </w:tblStylePr>
     <w:tblStylePr w:type="lastCol">
       <w:rPr>
+        <w:rFonts w:eastAsia="黑体"/>
         <w:b/>
         <w:bCs/>
         <w:color w:themeColor="background1" w:val="FFFFFF"/>
@@ -6969,6 +7301,7 @@
     </w:tblStylePr>
     <w:tblStylePr w:type="nwCell">
       <w:rPr>
+        <w:rFonts w:eastAsia="黑体"/>
         <w:color w:themeColor="background1" w:val="FFFFFF"/>
       </w:rPr>
       <w:tblPr/>
@@ -7012,6 +7345,7 @@
         <w:spacing w:after="0" w:before="0" w:line="240" w:lineRule="auto"/>
       </w:pPr>
       <w:rPr>
+        <w:rFonts w:eastAsia="黑体"/>
         <w:b/>
         <w:bCs/>
         <w:color w:themeColor="background1" w:val="FFFFFF"/>
@@ -7034,6 +7368,7 @@
         <w:spacing w:after="0" w:before="0" w:line="240" w:lineRule="auto"/>
       </w:pPr>
       <w:rPr>
+        <w:rFonts w:eastAsia="黑体"/>
         <w:color w:val="auto"/>
       </w:rPr>
       <w:tblPr/>
@@ -7051,6 +7386,7 @@
     </w:tblStylePr>
     <w:tblStylePr w:type="firstCol">
       <w:rPr>
+        <w:rFonts w:eastAsia="黑体"/>
         <w:b/>
         <w:bCs/>
         <w:color w:themeColor="background1" w:val="FFFFFF"/>
@@ -7070,6 +7406,7 @@
     </w:tblStylePr>
     <w:tblStylePr w:type="lastCol">
       <w:rPr>
+        <w:rFonts w:eastAsia="黑体"/>
         <w:b/>
         <w:bCs/>
         <w:color w:themeColor="background1" w:val="FFFFFF"/>
@@ -7118,6 +7455,7 @@
     </w:tblStylePr>
     <w:tblStylePr w:type="nwCell">
       <w:rPr>
+        <w:rFonts w:eastAsia="黑体"/>
         <w:color w:themeColor="background1" w:val="FFFFFF"/>
       </w:rPr>
       <w:tblPr/>
@@ -7161,6 +7499,7 @@
         <w:spacing w:after="0" w:before="0" w:line="240" w:lineRule="auto"/>
       </w:pPr>
       <w:rPr>
+        <w:rFonts w:eastAsia="黑体"/>
         <w:b/>
         <w:bCs/>
         <w:color w:themeColor="background1" w:val="FFFFFF"/>
@@ -7183,6 +7522,7 @@
         <w:spacing w:after="0" w:before="0" w:line="240" w:lineRule="auto"/>
       </w:pPr>
       <w:rPr>
+        <w:rFonts w:eastAsia="黑体"/>
         <w:color w:val="auto"/>
       </w:rPr>
       <w:tblPr/>
@@ -7200,6 +7540,7 @@
     </w:tblStylePr>
     <w:tblStylePr w:type="firstCol">
       <w:rPr>
+        <w:rFonts w:eastAsia="黑体"/>
         <w:b/>
         <w:bCs/>
         <w:color w:themeColor="background1" w:val="FFFFFF"/>
@@ -7219,6 +7560,7 @@
     </w:tblStylePr>
     <w:tblStylePr w:type="lastCol">
       <w:rPr>
+        <w:rFonts w:eastAsia="黑体"/>
         <w:b/>
         <w:bCs/>
         <w:color w:themeColor="background1" w:val="FFFFFF"/>
@@ -7267,6 +7609,7 @@
     </w:tblStylePr>
     <w:tblStylePr w:type="nwCell">
       <w:rPr>
+        <w:rFonts w:eastAsia="黑体"/>
         <w:color w:themeColor="background1" w:val="FFFFFF"/>
       </w:rPr>
       <w:tblPr/>
@@ -7310,6 +7653,7 @@
         <w:spacing w:after="0" w:before="0" w:line="240" w:lineRule="auto"/>
       </w:pPr>
       <w:rPr>
+        <w:rFonts w:eastAsia="黑体"/>
         <w:b/>
         <w:bCs/>
         <w:color w:themeColor="background1" w:val="FFFFFF"/>
@@ -7332,6 +7676,7 @@
         <w:spacing w:after="0" w:before="0" w:line="240" w:lineRule="auto"/>
       </w:pPr>
       <w:rPr>
+        <w:rFonts w:eastAsia="黑体"/>
         <w:color w:val="auto"/>
       </w:rPr>
       <w:tblPr/>
@@ -7349,6 +7694,7 @@
     </w:tblStylePr>
     <w:tblStylePr w:type="firstCol">
       <w:rPr>
+        <w:rFonts w:eastAsia="黑体"/>
         <w:b/>
         <w:bCs/>
         <w:color w:themeColor="background1" w:val="FFFFFF"/>
@@ -7368,6 +7714,7 @@
     </w:tblStylePr>
     <w:tblStylePr w:type="lastCol">
       <w:rPr>
+        <w:rFonts w:eastAsia="黑体"/>
         <w:b/>
         <w:bCs/>
         <w:color w:themeColor="background1" w:val="FFFFFF"/>
@@ -7416,6 +7763,7 @@
     </w:tblStylePr>
     <w:tblStylePr w:type="nwCell">
       <w:rPr>
+        <w:rFonts w:eastAsia="黑体"/>
         <w:color w:themeColor="background1" w:val="FFFFFF"/>
       </w:rPr>
       <w:tblPr/>
@@ -7459,6 +7807,7 @@
         <w:spacing w:after="0" w:before="0" w:line="240" w:lineRule="auto"/>
       </w:pPr>
       <w:rPr>
+        <w:rFonts w:eastAsia="黑体"/>
         <w:b/>
         <w:bCs/>
         <w:color w:themeColor="background1" w:val="FFFFFF"/>
@@ -7481,6 +7830,7 @@
         <w:spacing w:after="0" w:before="0" w:line="240" w:lineRule="auto"/>
       </w:pPr>
       <w:rPr>
+        <w:rFonts w:eastAsia="黑体"/>
         <w:color w:val="auto"/>
       </w:rPr>
       <w:tblPr/>
@@ -7498,6 +7848,7 @@
     </w:tblStylePr>
     <w:tblStylePr w:type="firstCol">
       <w:rPr>
+        <w:rFonts w:eastAsia="黑体"/>
         <w:b/>
         <w:bCs/>
         <w:color w:themeColor="background1" w:val="FFFFFF"/>
@@ -7517,6 +7868,7 @@
     </w:tblStylePr>
     <w:tblStylePr w:type="lastCol">
       <w:rPr>
+        <w:rFonts w:eastAsia="黑体"/>
         <w:b/>
         <w:bCs/>
         <w:color w:themeColor="background1" w:val="FFFFFF"/>
@@ -7565,6 +7917,7 @@
     </w:tblStylePr>
     <w:tblStylePr w:type="nwCell">
       <w:rPr>
+        <w:rFonts w:eastAsia="黑体"/>
         <w:color w:themeColor="background1" w:val="FFFFFF"/>
       </w:rPr>
       <w:tblPr/>
@@ -7608,6 +7961,7 @@
         <w:spacing w:after="0" w:before="0" w:line="240" w:lineRule="auto"/>
       </w:pPr>
       <w:rPr>
+        <w:rFonts w:eastAsia="黑体"/>
         <w:b/>
         <w:bCs/>
         <w:color w:themeColor="background1" w:val="FFFFFF"/>
@@ -7630,6 +7984,7 @@
         <w:spacing w:after="0" w:before="0" w:line="240" w:lineRule="auto"/>
       </w:pPr>
       <w:rPr>
+        <w:rFonts w:eastAsia="黑体"/>
         <w:color w:val="auto"/>
       </w:rPr>
       <w:tblPr/>
@@ -7647,6 +8002,7 @@
     </w:tblStylePr>
     <w:tblStylePr w:type="firstCol">
       <w:rPr>
+        <w:rFonts w:eastAsia="黑体"/>
         <w:b/>
         <w:bCs/>
         <w:color w:themeColor="background1" w:val="FFFFFF"/>
@@ -7666,6 +8022,7 @@
     </w:tblStylePr>
     <w:tblStylePr w:type="lastCol">
       <w:rPr>
+        <w:rFonts w:eastAsia="黑体"/>
         <w:b/>
         <w:bCs/>
         <w:color w:themeColor="background1" w:val="FFFFFF"/>
@@ -7714,6 +8071,7 @@
     </w:tblStylePr>
     <w:tblStylePr w:type="nwCell">
       <w:rPr>
+        <w:rFonts w:eastAsia="黑体"/>
         <w:color w:themeColor="background1" w:val="FFFFFF"/>
       </w:rPr>
       <w:tblPr/>
@@ -7757,6 +8115,7 @@
         <w:spacing w:after="0" w:before="0" w:line="240" w:lineRule="auto"/>
       </w:pPr>
       <w:rPr>
+        <w:rFonts w:eastAsia="黑体"/>
         <w:b/>
         <w:bCs/>
         <w:color w:themeColor="background1" w:val="FFFFFF"/>
@@ -7779,6 +8138,7 @@
         <w:spacing w:after="0" w:before="0" w:line="240" w:lineRule="auto"/>
       </w:pPr>
       <w:rPr>
+        <w:rFonts w:eastAsia="黑体"/>
         <w:color w:val="auto"/>
       </w:rPr>
       <w:tblPr/>
@@ -7796,6 +8156,7 @@
     </w:tblStylePr>
     <w:tblStylePr w:type="firstCol">
       <w:rPr>
+        <w:rFonts w:eastAsia="黑体"/>
         <w:b/>
         <w:bCs/>
         <w:color w:themeColor="background1" w:val="FFFFFF"/>
@@ -7815,6 +8176,7 @@
     </w:tblStylePr>
     <w:tblStylePr w:type="lastCol">
       <w:rPr>
+        <w:rFonts w:eastAsia="黑体"/>
         <w:b/>
         <w:bCs/>
         <w:color w:themeColor="background1" w:val="FFFFFF"/>
@@ -7863,6 +8225,7 @@
     </w:tblStylePr>
     <w:tblStylePr w:type="nwCell">
       <w:rPr>
+        <w:rFonts w:eastAsia="黑体"/>
         <w:color w:themeColor="background1" w:val="FFFFFF"/>
       </w:rPr>
       <w:tblPr/>
@@ -7887,6 +8250,7 @@
       <w:spacing w:after="0" w:line="240" w:lineRule="auto"/>
     </w:pPr>
     <w:rPr>
+      <w:rFonts w:eastAsia="黑体"/>
       <w:color w:themeColor="text1" w:val="000000"/>
     </w:rPr>
     <w:tblPr>
@@ -7906,7 +8270,7 @@
     </w:tblPr>
     <w:tblStylePr w:type="firstRow">
       <w:rPr>
-        <w:rFonts w:asciiTheme="majorHAnsi" w:cstheme="majorBidi" w:eastAsiaTheme="majorEastAsia" w:hAnsiTheme="majorHAnsi"/>
+        <w:rFonts w:asciiTheme="majorHAnsi" w:cstheme="majorBidi" w:hAnsiTheme="majorHAnsi" w:eastAsia="黑体"/>
       </w:rPr>
       <w:tblPr/>
       <w:tcPr>
@@ -7918,6 +8282,7 @@
     </w:tblStylePr>
     <w:tblStylePr w:type="lastRow">
       <w:rPr>
+        <w:rFonts w:eastAsia="黑体"/>
         <w:b/>
         <w:bCs/>
         <w:color w:themeColor="text2" w:val="1F497D"/>
@@ -7932,12 +8297,14 @@
     </w:tblStylePr>
     <w:tblStylePr w:type="firstCol">
       <w:rPr>
+        <w:rFonts w:eastAsia="黑体"/>
         <w:b/>
         <w:bCs/>
       </w:rPr>
     </w:tblStylePr>
     <w:tblStylePr w:type="lastCol">
       <w:rPr>
+        <w:rFonts w:eastAsia="黑体"/>
         <w:b/>
         <w:bCs/>
       </w:rPr>
@@ -7971,6 +8338,7 @@
       <w:spacing w:after="0" w:line="240" w:lineRule="auto"/>
     </w:pPr>
     <w:rPr>
+      <w:rFonts w:eastAsia="黑体"/>
       <w:color w:themeColor="text1" w:val="000000"/>
     </w:rPr>
     <w:tblPr>
@@ -7990,7 +8358,7 @@
     </w:tblPr>
     <w:tblStylePr w:type="firstRow">
       <w:rPr>
-        <w:rFonts w:asciiTheme="majorHAnsi" w:cstheme="majorBidi" w:eastAsiaTheme="majorEastAsia" w:hAnsiTheme="majorHAnsi"/>
+        <w:rFonts w:asciiTheme="majorHAnsi" w:cstheme="majorBidi" w:hAnsiTheme="majorHAnsi" w:eastAsia="黑体"/>
       </w:rPr>
       <w:tblPr/>
       <w:tcPr>
@@ -8002,6 +8370,7 @@
     </w:tblStylePr>
     <w:tblStylePr w:type="lastRow">
       <w:rPr>
+        <w:rFonts w:eastAsia="黑体"/>
         <w:b/>
         <w:bCs/>
         <w:color w:themeColor="text2" w:val="1F497D"/>
@@ -8016,12 +8385,14 @@
     </w:tblStylePr>
     <w:tblStylePr w:type="firstCol">
       <w:rPr>
+        <w:rFonts w:eastAsia="黑体"/>
         <w:b/>
         <w:bCs/>
       </w:rPr>
     </w:tblStylePr>
     <w:tblStylePr w:type="lastCol">
       <w:rPr>
+        <w:rFonts w:eastAsia="黑体"/>
         <w:b/>
         <w:bCs/>
       </w:rPr>
@@ -8055,6 +8426,7 @@
       <w:spacing w:after="0" w:line="240" w:lineRule="auto"/>
     </w:pPr>
     <w:rPr>
+      <w:rFonts w:eastAsia="黑体"/>
       <w:color w:themeColor="text1" w:val="000000"/>
     </w:rPr>
     <w:tblPr>
@@ -8074,7 +8446,7 @@
     </w:tblPr>
     <w:tblStylePr w:type="firstRow">
       <w:rPr>
-        <w:rFonts w:asciiTheme="majorHAnsi" w:cstheme="majorBidi" w:eastAsiaTheme="majorEastAsia" w:hAnsiTheme="majorHAnsi"/>
+        <w:rFonts w:asciiTheme="majorHAnsi" w:cstheme="majorBidi" w:hAnsiTheme="majorHAnsi" w:eastAsia="黑体"/>
       </w:rPr>
       <w:tblPr/>
       <w:tcPr>
@@ -8086,6 +8458,7 @@
     </w:tblStylePr>
     <w:tblStylePr w:type="lastRow">
       <w:rPr>
+        <w:rFonts w:eastAsia="黑体"/>
         <w:b/>
         <w:bCs/>
         <w:color w:themeColor="text2" w:val="1F497D"/>
@@ -8100,12 +8473,14 @@
     </w:tblStylePr>
     <w:tblStylePr w:type="firstCol">
       <w:rPr>
+        <w:rFonts w:eastAsia="黑体"/>
         <w:b/>
         <w:bCs/>
       </w:rPr>
     </w:tblStylePr>
     <w:tblStylePr w:type="lastCol">
       <w:rPr>
+        <w:rFonts w:eastAsia="黑体"/>
         <w:b/>
         <w:bCs/>
       </w:rPr>
@@ -8139,6 +8514,7 @@
       <w:spacing w:after="0" w:line="240" w:lineRule="auto"/>
     </w:pPr>
     <w:rPr>
+      <w:rFonts w:eastAsia="黑体"/>
       <w:color w:themeColor="text1" w:val="000000"/>
     </w:rPr>
     <w:tblPr>
@@ -8158,7 +8534,7 @@
     </w:tblPr>
     <w:tblStylePr w:type="firstRow">
       <w:rPr>
-        <w:rFonts w:asciiTheme="majorHAnsi" w:cstheme="majorBidi" w:eastAsiaTheme="majorEastAsia" w:hAnsiTheme="majorHAnsi"/>
+        <w:rFonts w:asciiTheme="majorHAnsi" w:cstheme="majorBidi" w:hAnsiTheme="majorHAnsi" w:eastAsia="黑体"/>
       </w:rPr>
       <w:tblPr/>
       <w:tcPr>
@@ -8170,6 +8546,7 @@
     </w:tblStylePr>
     <w:tblStylePr w:type="lastRow">
       <w:rPr>
+        <w:rFonts w:eastAsia="黑体"/>
         <w:b/>
         <w:bCs/>
         <w:color w:themeColor="text2" w:val="1F497D"/>
@@ -8184,12 +8561,14 @@
     </w:tblStylePr>
     <w:tblStylePr w:type="firstCol">
       <w:rPr>
+        <w:rFonts w:eastAsia="黑体"/>
         <w:b/>
         <w:bCs/>
       </w:rPr>
     </w:tblStylePr>
     <w:tblStylePr w:type="lastCol">
       <w:rPr>
+        <w:rFonts w:eastAsia="黑体"/>
         <w:b/>
         <w:bCs/>
       </w:rPr>
@@ -8223,6 +8602,7 @@
       <w:spacing w:after="0" w:line="240" w:lineRule="auto"/>
     </w:pPr>
     <w:rPr>
+      <w:rFonts w:eastAsia="黑体"/>
       <w:color w:themeColor="text1" w:val="000000"/>
     </w:rPr>
     <w:tblPr>
@@ -8242,7 +8622,7 @@
     </w:tblPr>
     <w:tblStylePr w:type="firstRow">
       <w:rPr>
-        <w:rFonts w:asciiTheme="majorHAnsi" w:cstheme="majorBidi" w:eastAsiaTheme="majorEastAsia" w:hAnsiTheme="majorHAnsi"/>
+        <w:rFonts w:asciiTheme="majorHAnsi" w:cstheme="majorBidi" w:hAnsiTheme="majorHAnsi" w:eastAsia="黑体"/>
       </w:rPr>
       <w:tblPr/>
       <w:tcPr>
@@ -8254,6 +8634,7 @@
     </w:tblStylePr>
     <w:tblStylePr w:type="lastRow">
       <w:rPr>
+        <w:rFonts w:eastAsia="黑体"/>
         <w:b/>
         <w:bCs/>
         <w:color w:themeColor="text2" w:val="1F497D"/>
@@ -8268,12 +8649,14 @@
     </w:tblStylePr>
     <w:tblStylePr w:type="firstCol">
       <w:rPr>
+        <w:rFonts w:eastAsia="黑体"/>
         <w:b/>
         <w:bCs/>
       </w:rPr>
     </w:tblStylePr>
     <w:tblStylePr w:type="lastCol">
       <w:rPr>
+        <w:rFonts w:eastAsia="黑体"/>
         <w:b/>
         <w:bCs/>
       </w:rPr>
@@ -8307,6 +8690,7 @@
       <w:spacing w:after="0" w:line="240" w:lineRule="auto"/>
     </w:pPr>
     <w:rPr>
+      <w:rFonts w:eastAsia="黑体"/>
       <w:color w:themeColor="text1" w:val="000000"/>
     </w:rPr>
     <w:tblPr>
@@ -8326,7 +8710,7 @@
     </w:tblPr>
     <w:tblStylePr w:type="firstRow">
       <w:rPr>
-        <w:rFonts w:asciiTheme="majorHAnsi" w:cstheme="majorBidi" w:eastAsiaTheme="majorEastAsia" w:hAnsiTheme="majorHAnsi"/>
+        <w:rFonts w:asciiTheme="majorHAnsi" w:cstheme="majorBidi" w:hAnsiTheme="majorHAnsi" w:eastAsia="黑体"/>
       </w:rPr>
       <w:tblPr/>
       <w:tcPr>
@@ -8338,6 +8722,7 @@
     </w:tblStylePr>
     <w:tblStylePr w:type="lastRow">
       <w:rPr>
+        <w:rFonts w:eastAsia="黑体"/>
         <w:b/>
         <w:bCs/>
         <w:color w:themeColor="text2" w:val="1F497D"/>
@@ -8352,12 +8737,14 @@
     </w:tblStylePr>
     <w:tblStylePr w:type="firstCol">
       <w:rPr>
+        <w:rFonts w:eastAsia="黑体"/>
         <w:b/>
         <w:bCs/>
       </w:rPr>
     </w:tblStylePr>
     <w:tblStylePr w:type="lastCol">
       <w:rPr>
+        <w:rFonts w:eastAsia="黑体"/>
         <w:b/>
         <w:bCs/>
       </w:rPr>
@@ -8391,6 +8778,7 @@
       <w:spacing w:after="0" w:line="240" w:lineRule="auto"/>
     </w:pPr>
     <w:rPr>
+      <w:rFonts w:eastAsia="黑体"/>
       <w:color w:themeColor="text1" w:val="000000"/>
     </w:rPr>
     <w:tblPr>
@@ -8410,7 +8798,7 @@
     </w:tblPr>
     <w:tblStylePr w:type="firstRow">
       <w:rPr>
-        <w:rFonts w:asciiTheme="majorHAnsi" w:cstheme="majorBidi" w:eastAsiaTheme="majorEastAsia" w:hAnsiTheme="majorHAnsi"/>
+        <w:rFonts w:asciiTheme="majorHAnsi" w:cstheme="majorBidi" w:hAnsiTheme="majorHAnsi" w:eastAsia="黑体"/>
       </w:rPr>
       <w:tblPr/>
       <w:tcPr>
@@ -8422,6 +8810,7 @@
     </w:tblStylePr>
     <w:tblStylePr w:type="lastRow">
       <w:rPr>
+        <w:rFonts w:eastAsia="黑体"/>
         <w:b/>
         <w:bCs/>
         <w:color w:themeColor="text2" w:val="1F497D"/>
@@ -8436,12 +8825,14 @@
     </w:tblStylePr>
     <w:tblStylePr w:type="firstCol">
       <w:rPr>
+        <w:rFonts w:eastAsia="黑体"/>
         <w:b/>
         <w:bCs/>
       </w:rPr>
     </w:tblStylePr>
     <w:tblStylePr w:type="lastCol">
       <w:rPr>
+        <w:rFonts w:eastAsia="黑体"/>
         <w:b/>
         <w:bCs/>
       </w:rPr>
@@ -8475,7 +8866,7 @@
       <w:spacing w:after="0" w:line="240" w:lineRule="auto"/>
     </w:pPr>
     <w:rPr>
-      <w:rFonts w:asciiTheme="majorHAnsi" w:cstheme="majorBidi" w:eastAsiaTheme="majorEastAsia" w:hAnsiTheme="majorHAnsi"/>
+      <w:rFonts w:asciiTheme="majorHAnsi" w:cstheme="majorBidi" w:hAnsiTheme="majorHAnsi" w:eastAsia="黑体"/>
       <w:color w:themeColor="text1" w:val="000000"/>
     </w:rPr>
     <w:tblPr>
@@ -8497,6 +8888,7 @@
     </w:tblPr>
     <w:tblStylePr w:type="firstRow">
       <w:rPr>
+        <w:rFonts w:eastAsia="黑体"/>
         <w:sz w:val="24"/>
         <w:szCs w:val="24"/>
       </w:rPr>
@@ -8603,7 +8995,7 @@
       <w:spacing w:after="0" w:line="240" w:lineRule="auto"/>
     </w:pPr>
     <w:rPr>
-      <w:rFonts w:asciiTheme="majorHAnsi" w:cstheme="majorBidi" w:eastAsiaTheme="majorEastAsia" w:hAnsiTheme="majorHAnsi"/>
+      <w:rFonts w:asciiTheme="majorHAnsi" w:cstheme="majorBidi" w:hAnsiTheme="majorHAnsi" w:eastAsia="黑体"/>
       <w:color w:themeColor="text1" w:val="000000"/>
     </w:rPr>
     <w:tblPr>
@@ -8625,6 +9017,7 @@
     </w:tblPr>
     <w:tblStylePr w:type="firstRow">
       <w:rPr>
+        <w:rFonts w:eastAsia="黑体"/>
         <w:sz w:val="24"/>
         <w:szCs w:val="24"/>
       </w:rPr>
@@ -8731,7 +9124,7 @@
       <w:spacing w:after="0" w:line="240" w:lineRule="auto"/>
     </w:pPr>
     <w:rPr>
-      <w:rFonts w:asciiTheme="majorHAnsi" w:cstheme="majorBidi" w:eastAsiaTheme="majorEastAsia" w:hAnsiTheme="majorHAnsi"/>
+      <w:rFonts w:asciiTheme="majorHAnsi" w:cstheme="majorBidi" w:hAnsiTheme="majorHAnsi" w:eastAsia="黑体"/>
       <w:color w:themeColor="text1" w:val="000000"/>
     </w:rPr>
     <w:tblPr>
@@ -8753,6 +9146,7 @@
     </w:tblPr>
     <w:tblStylePr w:type="firstRow">
       <w:rPr>
+        <w:rFonts w:eastAsia="黑体"/>
         <w:sz w:val="24"/>
         <w:szCs w:val="24"/>
       </w:rPr>
@@ -8859,7 +9253,7 @@
       <w:spacing w:after="0" w:line="240" w:lineRule="auto"/>
     </w:pPr>
     <w:rPr>
-      <w:rFonts w:asciiTheme="majorHAnsi" w:cstheme="majorBidi" w:eastAsiaTheme="majorEastAsia" w:hAnsiTheme="majorHAnsi"/>
+      <w:rFonts w:asciiTheme="majorHAnsi" w:cstheme="majorBidi" w:hAnsiTheme="majorHAnsi" w:eastAsia="黑体"/>
       <w:color w:themeColor="text1" w:val="000000"/>
     </w:rPr>
     <w:tblPr>
@@ -8881,6 +9275,7 @@
     </w:tblPr>
     <w:tblStylePr w:type="firstRow">
       <w:rPr>
+        <w:rFonts w:eastAsia="黑体"/>
         <w:sz w:val="24"/>
         <w:szCs w:val="24"/>
       </w:rPr>
@@ -8987,7 +9382,7 @@
       <w:spacing w:after="0" w:line="240" w:lineRule="auto"/>
     </w:pPr>
     <w:rPr>
-      <w:rFonts w:asciiTheme="majorHAnsi" w:cstheme="majorBidi" w:eastAsiaTheme="majorEastAsia" w:hAnsiTheme="majorHAnsi"/>
+      <w:rFonts w:asciiTheme="majorHAnsi" w:cstheme="majorBidi" w:hAnsiTheme="majorHAnsi" w:eastAsia="黑体"/>
       <w:color w:themeColor="text1" w:val="000000"/>
     </w:rPr>
     <w:tblPr>
@@ -9009,6 +9404,7 @@
     </w:tblPr>
     <w:tblStylePr w:type="firstRow">
       <w:rPr>
+        <w:rFonts w:eastAsia="黑体"/>
         <w:sz w:val="24"/>
         <w:szCs w:val="24"/>
       </w:rPr>
@@ -9115,7 +9511,7 @@
       <w:spacing w:after="0" w:line="240" w:lineRule="auto"/>
     </w:pPr>
     <w:rPr>
-      <w:rFonts w:asciiTheme="majorHAnsi" w:cstheme="majorBidi" w:eastAsiaTheme="majorEastAsia" w:hAnsiTheme="majorHAnsi"/>
+      <w:rFonts w:asciiTheme="majorHAnsi" w:cstheme="majorBidi" w:hAnsiTheme="majorHAnsi" w:eastAsia="黑体"/>
       <w:color w:themeColor="text1" w:val="000000"/>
     </w:rPr>
     <w:tblPr>
@@ -9137,6 +9533,7 @@
     </w:tblPr>
     <w:tblStylePr w:type="firstRow">
       <w:rPr>
+        <w:rFonts w:eastAsia="黑体"/>
         <w:sz w:val="24"/>
         <w:szCs w:val="24"/>
       </w:rPr>
@@ -9243,7 +9640,7 @@
       <w:spacing w:after="0" w:line="240" w:lineRule="auto"/>
     </w:pPr>
     <w:rPr>
-      <w:rFonts w:asciiTheme="majorHAnsi" w:cstheme="majorBidi" w:eastAsiaTheme="majorEastAsia" w:hAnsiTheme="majorHAnsi"/>
+      <w:rFonts w:asciiTheme="majorHAnsi" w:cstheme="majorBidi" w:hAnsiTheme="majorHAnsi" w:eastAsia="黑体"/>
       <w:color w:themeColor="text1" w:val="000000"/>
     </w:rPr>
     <w:tblPr>
@@ -9265,6 +9662,7 @@
     </w:tblPr>
     <w:tblStylePr w:type="firstRow">
       <w:rPr>
+        <w:rFonts w:eastAsia="黑体"/>
         <w:sz w:val="24"/>
         <w:szCs w:val="24"/>
       </w:rPr>
@@ -9394,12 +9792,14 @@
     </w:tcPr>
     <w:tblStylePr w:type="firstRow">
       <w:rPr>
+        <w:rFonts w:eastAsia="黑体"/>
         <w:b/>
         <w:bCs/>
       </w:rPr>
     </w:tblStylePr>
     <w:tblStylePr w:type="lastRow">
       <w:rPr>
+        <w:rFonts w:eastAsia="黑体"/>
         <w:b/>
         <w:bCs/>
       </w:rPr>
@@ -9412,12 +9812,14 @@
     </w:tblStylePr>
     <w:tblStylePr w:type="firstCol">
       <w:rPr>
+        <w:rFonts w:eastAsia="黑体"/>
         <w:b/>
         <w:bCs/>
       </w:rPr>
     </w:tblStylePr>
     <w:tblStylePr w:type="lastCol">
       <w:rPr>
+        <w:rFonts w:eastAsia="黑体"/>
         <w:b/>
         <w:bCs/>
       </w:rPr>
@@ -9467,12 +9869,14 @@
     </w:tcPr>
     <w:tblStylePr w:type="firstRow">
       <w:rPr>
+        <w:rFonts w:eastAsia="黑体"/>
         <w:b/>
         <w:bCs/>
       </w:rPr>
     </w:tblStylePr>
     <w:tblStylePr w:type="lastRow">
       <w:rPr>
+        <w:rFonts w:eastAsia="黑体"/>
         <w:b/>
         <w:bCs/>
       </w:rPr>
@@ -9485,12 +9889,14 @@
     </w:tblStylePr>
     <w:tblStylePr w:type="firstCol">
       <w:rPr>
+        <w:rFonts w:eastAsia="黑体"/>
         <w:b/>
         <w:bCs/>
       </w:rPr>
     </w:tblStylePr>
     <w:tblStylePr w:type="lastCol">
       <w:rPr>
+        <w:rFonts w:eastAsia="黑体"/>
         <w:b/>
         <w:bCs/>
       </w:rPr>
@@ -9540,12 +9946,14 @@
     </w:tcPr>
     <w:tblStylePr w:type="firstRow">
       <w:rPr>
+        <w:rFonts w:eastAsia="黑体"/>
         <w:b/>
         <w:bCs/>
       </w:rPr>
     </w:tblStylePr>
     <w:tblStylePr w:type="lastRow">
       <w:rPr>
+        <w:rFonts w:eastAsia="黑体"/>
         <w:b/>
         <w:bCs/>
       </w:rPr>
@@ -9558,12 +9966,14 @@
     </w:tblStylePr>
     <w:tblStylePr w:type="firstCol">
       <w:rPr>
+        <w:rFonts w:eastAsia="黑体"/>
         <w:b/>
         <w:bCs/>
       </w:rPr>
     </w:tblStylePr>
     <w:tblStylePr w:type="lastCol">
       <w:rPr>
+        <w:rFonts w:eastAsia="黑体"/>
         <w:b/>
         <w:bCs/>
       </w:rPr>
@@ -9613,12 +10023,14 @@
     </w:tcPr>
     <w:tblStylePr w:type="firstRow">
       <w:rPr>
+        <w:rFonts w:eastAsia="黑体"/>
         <w:b/>
         <w:bCs/>
       </w:rPr>
     </w:tblStylePr>
     <w:tblStylePr w:type="lastRow">
       <w:rPr>
+        <w:rFonts w:eastAsia="黑体"/>
         <w:b/>
         <w:bCs/>
       </w:rPr>
@@ -9631,12 +10043,14 @@
     </w:tblStylePr>
     <w:tblStylePr w:type="firstCol">
       <w:rPr>
+        <w:rFonts w:eastAsia="黑体"/>
         <w:b/>
         <w:bCs/>
       </w:rPr>
     </w:tblStylePr>
     <w:tblStylePr w:type="lastCol">
       <w:rPr>
+        <w:rFonts w:eastAsia="黑体"/>
         <w:b/>
         <w:bCs/>
       </w:rPr>
@@ -9686,12 +10100,14 @@
     </w:tcPr>
     <w:tblStylePr w:type="firstRow">
       <w:rPr>
+        <w:rFonts w:eastAsia="黑体"/>
         <w:b/>
         <w:bCs/>
       </w:rPr>
     </w:tblStylePr>
     <w:tblStylePr w:type="lastRow">
       <w:rPr>
+        <w:rFonts w:eastAsia="黑体"/>
         <w:b/>
         <w:bCs/>
       </w:rPr>
@@ -9704,12 +10120,14 @@
     </w:tblStylePr>
     <w:tblStylePr w:type="firstCol">
       <w:rPr>
+        <w:rFonts w:eastAsia="黑体"/>
         <w:b/>
         <w:bCs/>
       </w:rPr>
     </w:tblStylePr>
     <w:tblStylePr w:type="lastCol">
       <w:rPr>
+        <w:rFonts w:eastAsia="黑体"/>
         <w:b/>
         <w:bCs/>
       </w:rPr>
@@ -9759,12 +10177,14 @@
     </w:tcPr>
     <w:tblStylePr w:type="firstRow">
       <w:rPr>
+        <w:rFonts w:eastAsia="黑体"/>
         <w:b/>
         <w:bCs/>
       </w:rPr>
     </w:tblStylePr>
     <w:tblStylePr w:type="lastRow">
       <w:rPr>
+        <w:rFonts w:eastAsia="黑体"/>
         <w:b/>
         <w:bCs/>
       </w:rPr>
@@ -9777,12 +10197,14 @@
     </w:tblStylePr>
     <w:tblStylePr w:type="firstCol">
       <w:rPr>
+        <w:rFonts w:eastAsia="黑体"/>
         <w:b/>
         <w:bCs/>
       </w:rPr>
     </w:tblStylePr>
     <w:tblStylePr w:type="lastCol">
       <w:rPr>
+        <w:rFonts w:eastAsia="黑体"/>
         <w:b/>
         <w:bCs/>
       </w:rPr>
@@ -9832,12 +10254,14 @@
     </w:tcPr>
     <w:tblStylePr w:type="firstRow">
       <w:rPr>
+        <w:rFonts w:eastAsia="黑体"/>
         <w:b/>
         <w:bCs/>
       </w:rPr>
     </w:tblStylePr>
     <w:tblStylePr w:type="lastRow">
       <w:rPr>
+        <w:rFonts w:eastAsia="黑体"/>
         <w:b/>
         <w:bCs/>
       </w:rPr>
@@ -9850,12 +10274,14 @@
     </w:tblStylePr>
     <w:tblStylePr w:type="firstCol">
       <w:rPr>
+        <w:rFonts w:eastAsia="黑体"/>
         <w:b/>
         <w:bCs/>
       </w:rPr>
     </w:tblStylePr>
     <w:tblStylePr w:type="lastCol">
       <w:rPr>
+        <w:rFonts w:eastAsia="黑体"/>
         <w:b/>
         <w:bCs/>
       </w:rPr>
@@ -9882,7 +10308,7 @@
       <w:spacing w:after="0" w:line="240" w:lineRule="auto"/>
     </w:pPr>
     <w:rPr>
-      <w:rFonts w:asciiTheme="majorHAnsi" w:cstheme="majorBidi" w:eastAsiaTheme="majorEastAsia" w:hAnsiTheme="majorHAnsi"/>
+      <w:rFonts w:asciiTheme="majorHAnsi" w:cstheme="majorBidi" w:hAnsiTheme="majorHAnsi" w:eastAsia="黑体"/>
       <w:color w:themeColor="text1" w:val="000000"/>
     </w:rPr>
     <w:tblPr>
@@ -9909,6 +10335,7 @@
     </w:tcPr>
     <w:tblStylePr w:type="firstRow">
       <w:rPr>
+        <w:rFonts w:eastAsia="黑体"/>
         <w:b/>
         <w:bCs/>
         <w:color w:themeColor="text1" w:val="000000"/>
@@ -9920,6 +10347,7 @@
     </w:tblStylePr>
     <w:tblStylePr w:type="lastRow">
       <w:rPr>
+        <w:rFonts w:eastAsia="黑体"/>
         <w:b/>
         <w:bCs/>
         <w:color w:themeColor="text1" w:val="000000"/>
@@ -9939,6 +10367,7 @@
     </w:tblStylePr>
     <w:tblStylePr w:type="firstCol">
       <w:rPr>
+        <w:rFonts w:eastAsia="黑体"/>
         <w:b/>
         <w:bCs/>
         <w:color w:themeColor="text1" w:val="000000"/>
@@ -9958,6 +10387,7 @@
     </w:tblStylePr>
     <w:tblStylePr w:type="lastCol">
       <w:rPr>
+        <w:rFonts w:eastAsia="黑体"/>
         <w:b w:val="0"/>
         <w:bCs w:val="0"/>
         <w:color w:themeColor="text1" w:val="000000"/>
@@ -10007,7 +10437,7 @@
       <w:spacing w:after="0" w:line="240" w:lineRule="auto"/>
     </w:pPr>
     <w:rPr>
-      <w:rFonts w:asciiTheme="majorHAnsi" w:cstheme="majorBidi" w:eastAsiaTheme="majorEastAsia" w:hAnsiTheme="majorHAnsi"/>
+      <w:rFonts w:asciiTheme="majorHAnsi" w:cstheme="majorBidi" w:hAnsiTheme="majorHAnsi" w:eastAsia="黑体"/>
       <w:color w:themeColor="text1" w:val="000000"/>
     </w:rPr>
     <w:tblPr>
@@ -10034,6 +10464,7 @@
     </w:tcPr>
     <w:tblStylePr w:type="firstRow">
       <w:rPr>
+        <w:rFonts w:eastAsia="黑体"/>
         <w:b/>
         <w:bCs/>
         <w:color w:themeColor="text1" w:val="000000"/>
@@ -10045,6 +10476,7 @@
     </w:tblStylePr>
     <w:tblStylePr w:type="lastRow">
       <w:rPr>
+        <w:rFonts w:eastAsia="黑体"/>
         <w:b/>
         <w:bCs/>
         <w:color w:themeColor="text1" w:val="000000"/>
@@ -10064,6 +10496,7 @@
     </w:tblStylePr>
     <w:tblStylePr w:type="firstCol">
       <w:rPr>
+        <w:rFonts w:eastAsia="黑体"/>
         <w:b/>
         <w:bCs/>
         <w:color w:themeColor="text1" w:val="000000"/>
@@ -10083,6 +10516,7 @@
     </w:tblStylePr>
     <w:tblStylePr w:type="lastCol">
       <w:rPr>
+        <w:rFonts w:eastAsia="黑体"/>
         <w:b w:val="0"/>
         <w:bCs w:val="0"/>
         <w:color w:themeColor="text1" w:val="000000"/>
@@ -10132,7 +10566,7 @@
       <w:spacing w:after="0" w:line="240" w:lineRule="auto"/>
     </w:pPr>
     <w:rPr>
-      <w:rFonts w:asciiTheme="majorHAnsi" w:cstheme="majorBidi" w:eastAsiaTheme="majorEastAsia" w:hAnsiTheme="majorHAnsi"/>
+      <w:rFonts w:asciiTheme="majorHAnsi" w:cstheme="majorBidi" w:hAnsiTheme="majorHAnsi" w:eastAsia="黑体"/>
       <w:color w:themeColor="text1" w:val="000000"/>
     </w:rPr>
     <w:tblPr>
@@ -10159,6 +10593,7 @@
     </w:tcPr>
     <w:tblStylePr w:type="firstRow">
       <w:rPr>
+        <w:rFonts w:eastAsia="黑体"/>
         <w:b/>
         <w:bCs/>
         <w:color w:themeColor="text1" w:val="000000"/>
@@ -10170,6 +10605,7 @@
     </w:tblStylePr>
     <w:tblStylePr w:type="lastRow">
       <w:rPr>
+        <w:rFonts w:eastAsia="黑体"/>
         <w:b/>
         <w:bCs/>
         <w:color w:themeColor="text1" w:val="000000"/>
@@ -10189,6 +10625,7 @@
     </w:tblStylePr>
     <w:tblStylePr w:type="firstCol">
       <w:rPr>
+        <w:rFonts w:eastAsia="黑体"/>
         <w:b/>
         <w:bCs/>
         <w:color w:themeColor="text1" w:val="000000"/>
@@ -10208,6 +10645,7 @@
     </w:tblStylePr>
     <w:tblStylePr w:type="lastCol">
       <w:rPr>
+        <w:rFonts w:eastAsia="黑体"/>
         <w:b w:val="0"/>
         <w:bCs w:val="0"/>
         <w:color w:themeColor="text1" w:val="000000"/>
@@ -10257,7 +10695,7 @@
       <w:spacing w:after="0" w:line="240" w:lineRule="auto"/>
     </w:pPr>
     <w:rPr>
-      <w:rFonts w:asciiTheme="majorHAnsi" w:cstheme="majorBidi" w:eastAsiaTheme="majorEastAsia" w:hAnsiTheme="majorHAnsi"/>
+      <w:rFonts w:asciiTheme="majorHAnsi" w:cstheme="majorBidi" w:hAnsiTheme="majorHAnsi" w:eastAsia="黑体"/>
       <w:color w:themeColor="text1" w:val="000000"/>
     </w:rPr>
     <w:tblPr>
@@ -10284,6 +10722,7 @@
     </w:tcPr>
     <w:tblStylePr w:type="firstRow">
       <w:rPr>
+        <w:rFonts w:eastAsia="黑体"/>
         <w:b/>
         <w:bCs/>
         <w:color w:themeColor="text1" w:val="000000"/>
@@ -10295,6 +10734,7 @@
     </w:tblStylePr>
     <w:tblStylePr w:type="lastRow">
       <w:rPr>
+        <w:rFonts w:eastAsia="黑体"/>
         <w:b/>
         <w:bCs/>
         <w:color w:themeColor="text1" w:val="000000"/>
@@ -10314,6 +10754,7 @@
     </w:tblStylePr>
     <w:tblStylePr w:type="firstCol">
       <w:rPr>
+        <w:rFonts w:eastAsia="黑体"/>
         <w:b/>
         <w:bCs/>
         <w:color w:themeColor="text1" w:val="000000"/>
@@ -10333,6 +10774,7 @@
     </w:tblStylePr>
     <w:tblStylePr w:type="lastCol">
       <w:rPr>
+        <w:rFonts w:eastAsia="黑体"/>
         <w:b w:val="0"/>
         <w:bCs w:val="0"/>
         <w:color w:themeColor="text1" w:val="000000"/>
@@ -10382,7 +10824,7 @@
       <w:spacing w:after="0" w:line="240" w:lineRule="auto"/>
     </w:pPr>
     <w:rPr>
-      <w:rFonts w:asciiTheme="majorHAnsi" w:cstheme="majorBidi" w:eastAsiaTheme="majorEastAsia" w:hAnsiTheme="majorHAnsi"/>
+      <w:rFonts w:asciiTheme="majorHAnsi" w:cstheme="majorBidi" w:hAnsiTheme="majorHAnsi" w:eastAsia="黑体"/>
       <w:color w:themeColor="text1" w:val="000000"/>
     </w:rPr>
     <w:tblPr>
@@ -10409,6 +10851,7 @@
     </w:tcPr>
     <w:tblStylePr w:type="firstRow">
       <w:rPr>
+        <w:rFonts w:eastAsia="黑体"/>
         <w:b/>
         <w:bCs/>
         <w:color w:themeColor="text1" w:val="000000"/>
@@ -10420,6 +10863,7 @@
     </w:tblStylePr>
     <w:tblStylePr w:type="lastRow">
       <w:rPr>
+        <w:rFonts w:eastAsia="黑体"/>
         <w:b/>
         <w:bCs/>
         <w:color w:themeColor="text1" w:val="000000"/>
@@ -10439,6 +10883,7 @@
     </w:tblStylePr>
     <w:tblStylePr w:type="firstCol">
       <w:rPr>
+        <w:rFonts w:eastAsia="黑体"/>
         <w:b/>
         <w:bCs/>
         <w:color w:themeColor="text1" w:val="000000"/>
@@ -10458,6 +10903,7 @@
     </w:tblStylePr>
     <w:tblStylePr w:type="lastCol">
       <w:rPr>
+        <w:rFonts w:eastAsia="黑体"/>
         <w:b w:val="0"/>
         <w:bCs w:val="0"/>
         <w:color w:themeColor="text1" w:val="000000"/>
@@ -10507,7 +10953,7 @@
       <w:spacing w:after="0" w:line="240" w:lineRule="auto"/>
     </w:pPr>
     <w:rPr>
-      <w:rFonts w:asciiTheme="majorHAnsi" w:cstheme="majorBidi" w:eastAsiaTheme="majorEastAsia" w:hAnsiTheme="majorHAnsi"/>
+      <w:rFonts w:asciiTheme="majorHAnsi" w:cstheme="majorBidi" w:hAnsiTheme="majorHAnsi" w:eastAsia="黑体"/>
       <w:color w:themeColor="text1" w:val="000000"/>
     </w:rPr>
     <w:tblPr>
@@ -10534,6 +10980,7 @@
     </w:tcPr>
     <w:tblStylePr w:type="firstRow">
       <w:rPr>
+        <w:rFonts w:eastAsia="黑体"/>
         <w:b/>
         <w:bCs/>
         <w:color w:themeColor="text1" w:val="000000"/>
@@ -10545,6 +10992,7 @@
     </w:tblStylePr>
     <w:tblStylePr w:type="lastRow">
       <w:rPr>
+        <w:rFonts w:eastAsia="黑体"/>
         <w:b/>
         <w:bCs/>
         <w:color w:themeColor="text1" w:val="000000"/>
@@ -10564,6 +11012,7 @@
     </w:tblStylePr>
     <w:tblStylePr w:type="firstCol">
       <w:rPr>
+        <w:rFonts w:eastAsia="黑体"/>
         <w:b/>
         <w:bCs/>
         <w:color w:themeColor="text1" w:val="000000"/>
@@ -10583,6 +11032,7 @@
     </w:tblStylePr>
     <w:tblStylePr w:type="lastCol">
       <w:rPr>
+        <w:rFonts w:eastAsia="黑体"/>
         <w:b w:val="0"/>
         <w:bCs w:val="0"/>
         <w:color w:themeColor="text1" w:val="000000"/>
@@ -10632,7 +11082,7 @@
       <w:spacing w:after="0" w:line="240" w:lineRule="auto"/>
     </w:pPr>
     <w:rPr>
-      <w:rFonts w:asciiTheme="majorHAnsi" w:cstheme="majorBidi" w:eastAsiaTheme="majorEastAsia" w:hAnsiTheme="majorHAnsi"/>
+      <w:rFonts w:asciiTheme="majorHAnsi" w:cstheme="majorBidi" w:hAnsiTheme="majorHAnsi" w:eastAsia="黑体"/>
       <w:color w:themeColor="text1" w:val="000000"/>
     </w:rPr>
     <w:tblPr>
@@ -10659,6 +11109,7 @@
     </w:tcPr>
     <w:tblStylePr w:type="firstRow">
       <w:rPr>
+        <w:rFonts w:eastAsia="黑体"/>
         <w:b/>
         <w:bCs/>
         <w:color w:themeColor="text1" w:val="000000"/>
@@ -10670,6 +11121,7 @@
     </w:tblStylePr>
     <w:tblStylePr w:type="lastRow">
       <w:rPr>
+        <w:rFonts w:eastAsia="黑体"/>
         <w:b/>
         <w:bCs/>
         <w:color w:themeColor="text1" w:val="000000"/>
@@ -10689,6 +11141,7 @@
     </w:tblStylePr>
     <w:tblStylePr w:type="firstCol">
       <w:rPr>
+        <w:rFonts w:eastAsia="黑体"/>
         <w:b/>
         <w:bCs/>
         <w:color w:themeColor="text1" w:val="000000"/>
@@ -10708,6 +11161,7 @@
     </w:tblStylePr>
     <w:tblStylePr w:type="lastCol">
       <w:rPr>
+        <w:rFonts w:eastAsia="黑体"/>
         <w:b w:val="0"/>
         <w:bCs w:val="0"/>
         <w:color w:themeColor="text1" w:val="000000"/>
@@ -10780,6 +11234,7 @@
     </w:tcPr>
     <w:tblStylePr w:type="firstRow">
       <w:rPr>
+        <w:rFonts w:eastAsia="黑体"/>
         <w:b/>
         <w:bCs/>
         <w:i w:val="0"/>
@@ -10801,6 +11256,7 @@
     </w:tblStylePr>
     <w:tblStylePr w:type="lastRow">
       <w:rPr>
+        <w:rFonts w:eastAsia="黑体"/>
         <w:b/>
         <w:bCs/>
         <w:i w:val="0"/>
@@ -10822,6 +11278,7 @@
     </w:tblStylePr>
     <w:tblStylePr w:type="firstCol">
       <w:rPr>
+        <w:rFonts w:eastAsia="黑体"/>
         <w:b/>
         <w:bCs/>
         <w:i w:val="0"/>
@@ -10841,6 +11298,7 @@
     </w:tblStylePr>
     <w:tblStylePr w:type="lastCol">
       <w:rPr>
+        <w:rFonts w:eastAsia="黑体"/>
         <w:b/>
         <w:bCs/>
         <w:i w:val="0"/>
@@ -10921,6 +11379,7 @@
     </w:tcPr>
     <w:tblStylePr w:type="firstRow">
       <w:rPr>
+        <w:rFonts w:eastAsia="黑体"/>
         <w:b/>
         <w:bCs/>
         <w:i w:val="0"/>
@@ -10942,6 +11401,7 @@
     </w:tblStylePr>
     <w:tblStylePr w:type="lastRow">
       <w:rPr>
+        <w:rFonts w:eastAsia="黑体"/>
         <w:b/>
         <w:bCs/>
         <w:i w:val="0"/>
@@ -10963,6 +11423,7 @@
     </w:tblStylePr>
     <w:tblStylePr w:type="firstCol">
       <w:rPr>
+        <w:rFonts w:eastAsia="黑体"/>
         <w:b/>
         <w:bCs/>
         <w:i w:val="0"/>
@@ -10982,6 +11443,7 @@
     </w:tblStylePr>
     <w:tblStylePr w:type="lastCol">
       <w:rPr>
+        <w:rFonts w:eastAsia="黑体"/>
         <w:b/>
         <w:bCs/>
         <w:i w:val="0"/>
@@ -11062,6 +11524,7 @@
     </w:tcPr>
     <w:tblStylePr w:type="firstRow">
       <w:rPr>
+        <w:rFonts w:eastAsia="黑体"/>
         <w:b/>
         <w:bCs/>
         <w:i w:val="0"/>
@@ -11083,6 +11546,7 @@
     </w:tblStylePr>
     <w:tblStylePr w:type="lastRow">
       <w:rPr>
+        <w:rFonts w:eastAsia="黑体"/>
         <w:b/>
         <w:bCs/>
         <w:i w:val="0"/>
@@ -11104,6 +11568,7 @@
     </w:tblStylePr>
     <w:tblStylePr w:type="firstCol">
       <w:rPr>
+        <w:rFonts w:eastAsia="黑体"/>
         <w:b/>
         <w:bCs/>
         <w:i w:val="0"/>
@@ -11123,6 +11588,7 @@
     </w:tblStylePr>
     <w:tblStylePr w:type="lastCol">
       <w:rPr>
+        <w:rFonts w:eastAsia="黑体"/>
         <w:b/>
         <w:bCs/>
         <w:i w:val="0"/>
@@ -11203,6 +11669,7 @@
     </w:tcPr>
     <w:tblStylePr w:type="firstRow">
       <w:rPr>
+        <w:rFonts w:eastAsia="黑体"/>
         <w:b/>
         <w:bCs/>
         <w:i w:val="0"/>
@@ -11224,6 +11691,7 @@
     </w:tblStylePr>
     <w:tblStylePr w:type="lastRow">
       <w:rPr>
+        <w:rFonts w:eastAsia="黑体"/>
         <w:b/>
         <w:bCs/>
         <w:i w:val="0"/>
@@ -11245,6 +11713,7 @@
     </w:tblStylePr>
     <w:tblStylePr w:type="firstCol">
       <w:rPr>
+        <w:rFonts w:eastAsia="黑体"/>
         <w:b/>
         <w:bCs/>
         <w:i w:val="0"/>
@@ -11264,6 +11733,7 @@
     </w:tblStylePr>
     <w:tblStylePr w:type="lastCol">
       <w:rPr>
+        <w:rFonts w:eastAsia="黑体"/>
         <w:b/>
         <w:bCs/>
         <w:i w:val="0"/>
@@ -11344,6 +11814,7 @@
     </w:tcPr>
     <w:tblStylePr w:type="firstRow">
       <w:rPr>
+        <w:rFonts w:eastAsia="黑体"/>
         <w:b/>
         <w:bCs/>
         <w:i w:val="0"/>
@@ -11365,6 +11836,7 @@
     </w:tblStylePr>
     <w:tblStylePr w:type="lastRow">
       <w:rPr>
+        <w:rFonts w:eastAsia="黑体"/>
         <w:b/>
         <w:bCs/>
         <w:i w:val="0"/>
@@ -11386,6 +11858,7 @@
     </w:tblStylePr>
     <w:tblStylePr w:type="firstCol">
       <w:rPr>
+        <w:rFonts w:eastAsia="黑体"/>
         <w:b/>
         <w:bCs/>
         <w:i w:val="0"/>
@@ -11405,6 +11878,7 @@
     </w:tblStylePr>
     <w:tblStylePr w:type="lastCol">
       <w:rPr>
+        <w:rFonts w:eastAsia="黑体"/>
         <w:b/>
         <w:bCs/>
         <w:i w:val="0"/>
@@ -11485,6 +11959,7 @@
     </w:tcPr>
     <w:tblStylePr w:type="firstRow">
       <w:rPr>
+        <w:rFonts w:eastAsia="黑体"/>
         <w:b/>
         <w:bCs/>
         <w:i w:val="0"/>
@@ -11506,6 +11981,7 @@
     </w:tblStylePr>
     <w:tblStylePr w:type="lastRow">
       <w:rPr>
+        <w:rFonts w:eastAsia="黑体"/>
         <w:b/>
         <w:bCs/>
         <w:i w:val="0"/>
@@ -11527,6 +12003,7 @@
     </w:tblStylePr>
     <w:tblStylePr w:type="firstCol">
       <w:rPr>
+        <w:rFonts w:eastAsia="黑体"/>
         <w:b/>
         <w:bCs/>
         <w:i w:val="0"/>
@@ -11546,6 +12023,7 @@
     </w:tblStylePr>
     <w:tblStylePr w:type="lastCol">
       <w:rPr>
+        <w:rFonts w:eastAsia="黑体"/>
         <w:b/>
         <w:bCs/>
         <w:i w:val="0"/>
@@ -11626,6 +12104,7 @@
     </w:tcPr>
     <w:tblStylePr w:type="firstRow">
       <w:rPr>
+        <w:rFonts w:eastAsia="黑体"/>
         <w:b/>
         <w:bCs/>
         <w:i w:val="0"/>
@@ -11647,6 +12126,7 @@
     </w:tblStylePr>
     <w:tblStylePr w:type="lastRow">
       <w:rPr>
+        <w:rFonts w:eastAsia="黑体"/>
         <w:b/>
         <w:bCs/>
         <w:i w:val="0"/>
@@ -11668,6 +12148,7 @@
     </w:tblStylePr>
     <w:tblStylePr w:type="firstCol">
       <w:rPr>
+        <w:rFonts w:eastAsia="黑体"/>
         <w:b/>
         <w:bCs/>
         <w:i w:val="0"/>
@@ -11687,6 +12168,7 @@
     </w:tblStylePr>
     <w:tblStylePr w:type="lastCol">
       <w:rPr>
+        <w:rFonts w:eastAsia="黑体"/>
         <w:b/>
         <w:bCs/>
         <w:i w:val="0"/>
@@ -11744,6 +12226,7 @@
       <w:spacing w:after="0" w:line="240" w:lineRule="auto"/>
     </w:pPr>
     <w:rPr>
+      <w:rFonts w:eastAsia="黑体"/>
       <w:color w:themeColor="background1" w:val="FFFFFF"/>
     </w:rPr>
     <w:tblPr>
@@ -11762,6 +12245,7 @@
     </w:tcPr>
     <w:tblStylePr w:type="firstRow">
       <w:rPr>
+        <w:rFonts w:eastAsia="黑体"/>
         <w:b/>
         <w:bCs/>
       </w:rPr>
@@ -11858,6 +12342,7 @@
       <w:spacing w:after="0" w:line="240" w:lineRule="auto"/>
     </w:pPr>
     <w:rPr>
+      <w:rFonts w:eastAsia="黑体"/>
       <w:color w:themeColor="background1" w:val="FFFFFF"/>
     </w:rPr>
     <w:tblPr>
@@ -11876,6 +12361,7 @@
     </w:tcPr>
     <w:tblStylePr w:type="firstRow">
       <w:rPr>
+        <w:rFonts w:eastAsia="黑体"/>
         <w:b/>
         <w:bCs/>
       </w:rPr>
@@ -11972,6 +12458,7 @@
       <w:spacing w:after="0" w:line="240" w:lineRule="auto"/>
     </w:pPr>
     <w:rPr>
+      <w:rFonts w:eastAsia="黑体"/>
       <w:color w:themeColor="background1" w:val="FFFFFF"/>
     </w:rPr>
     <w:tblPr>
@@ -11990,6 +12477,7 @@
     </w:tcPr>
     <w:tblStylePr w:type="firstRow">
       <w:rPr>
+        <w:rFonts w:eastAsia="黑体"/>
         <w:b/>
         <w:bCs/>
       </w:rPr>
@@ -12086,6 +12574,7 @@
       <w:spacing w:after="0" w:line="240" w:lineRule="auto"/>
     </w:pPr>
     <w:rPr>
+      <w:rFonts w:eastAsia="黑体"/>
       <w:color w:themeColor="background1" w:val="FFFFFF"/>
     </w:rPr>
     <w:tblPr>
@@ -12104,6 +12593,7 @@
     </w:tcPr>
     <w:tblStylePr w:type="firstRow">
       <w:rPr>
+        <w:rFonts w:eastAsia="黑体"/>
         <w:b/>
         <w:bCs/>
       </w:rPr>
@@ -12200,6 +12690,7 @@
       <w:spacing w:after="0" w:line="240" w:lineRule="auto"/>
     </w:pPr>
     <w:rPr>
+      <w:rFonts w:eastAsia="黑体"/>
       <w:color w:themeColor="background1" w:val="FFFFFF"/>
     </w:rPr>
     <w:tblPr>
@@ -12218,6 +12709,7 @@
     </w:tcPr>
     <w:tblStylePr w:type="firstRow">
       <w:rPr>
+        <w:rFonts w:eastAsia="黑体"/>
         <w:b/>
         <w:bCs/>
       </w:rPr>
@@ -12314,6 +12806,7 @@
       <w:spacing w:after="0" w:line="240" w:lineRule="auto"/>
     </w:pPr>
     <w:rPr>
+      <w:rFonts w:eastAsia="黑体"/>
       <w:color w:themeColor="background1" w:val="FFFFFF"/>
     </w:rPr>
     <w:tblPr>
@@ -12332,6 +12825,7 @@
     </w:tcPr>
     <w:tblStylePr w:type="firstRow">
       <w:rPr>
+        <w:rFonts w:eastAsia="黑体"/>
         <w:b/>
         <w:bCs/>
       </w:rPr>
@@ -12428,6 +12922,7 @@
       <w:spacing w:after="0" w:line="240" w:lineRule="auto"/>
     </w:pPr>
     <w:rPr>
+      <w:rFonts w:eastAsia="黑体"/>
       <w:color w:themeColor="background1" w:val="FFFFFF"/>
     </w:rPr>
     <w:tblPr>
@@ -12446,6 +12941,7 @@
     </w:tcPr>
     <w:tblStylePr w:type="firstRow">
       <w:rPr>
+        <w:rFonts w:eastAsia="黑体"/>
         <w:b/>
         <w:bCs/>
       </w:rPr>
@@ -12542,6 +13038,7 @@
       <w:spacing w:after="0" w:line="240" w:lineRule="auto"/>
     </w:pPr>
     <w:rPr>
+      <w:rFonts w:eastAsia="黑体"/>
       <w:color w:themeColor="text1" w:val="000000"/>
     </w:rPr>
     <w:tblPr>
@@ -12568,6 +13065,7 @@
     </w:tcPr>
     <w:tblStylePr w:type="firstRow">
       <w:rPr>
+        <w:rFonts w:eastAsia="黑体"/>
         <w:b/>
         <w:bCs/>
       </w:rPr>
@@ -12586,6 +13084,7 @@
     </w:tblStylePr>
     <w:tblStylePr w:type="lastRow">
       <w:rPr>
+        <w:rFonts w:eastAsia="黑体"/>
         <w:b/>
         <w:bCs/>
         <w:color w:themeColor="background1" w:val="FFFFFF"/>
@@ -12600,6 +13099,7 @@
     </w:tblStylePr>
     <w:tblStylePr w:type="firstCol">
       <w:rPr>
+        <w:rFonts w:eastAsia="黑体"/>
         <w:color w:themeColor="background1" w:val="FFFFFF"/>
       </w:rPr>
       <w:tblPr/>
@@ -12617,6 +13117,7 @@
     </w:tblStylePr>
     <w:tblStylePr w:type="lastCol">
       <w:rPr>
+        <w:rFonts w:eastAsia="黑体"/>
         <w:color w:themeColor="background1" w:val="FFFFFF"/>
       </w:rPr>
       <w:tblPr/>
@@ -12646,11 +13147,13 @@
     </w:tblStylePr>
     <w:tblStylePr w:type="neCell">
       <w:rPr>
+        <w:rFonts w:eastAsia="黑体"/>
         <w:color w:themeColor="text1" w:val="000000"/>
       </w:rPr>
     </w:tblStylePr>
     <w:tblStylePr w:type="nwCell">
       <w:rPr>
+        <w:rFonts w:eastAsia="黑体"/>
         <w:color w:themeColor="text1" w:val="000000"/>
       </w:rPr>
     </w:tblStylePr>
@@ -12664,6 +13167,7 @@
       <w:spacing w:after="0" w:line="240" w:lineRule="auto"/>
     </w:pPr>
     <w:rPr>
+      <w:rFonts w:eastAsia="黑体"/>
       <w:color w:themeColor="text1" w:val="000000"/>
     </w:rPr>
     <w:tblPr>
@@ -12690,6 +13194,7 @@
     </w:tcPr>
     <w:tblStylePr w:type="firstRow">
       <w:rPr>
+        <w:rFonts w:eastAsia="黑体"/>
         <w:b/>
         <w:bCs/>
       </w:rPr>
@@ -12708,6 +13213,7 @@
     </w:tblStylePr>
     <w:tblStylePr w:type="lastRow">
       <w:rPr>
+        <w:rFonts w:eastAsia="黑体"/>
         <w:b/>
         <w:bCs/>
         <w:color w:themeColor="background1" w:val="FFFFFF"/>
@@ -12722,6 +13228,7 @@
     </w:tblStylePr>
     <w:tblStylePr w:type="firstCol">
       <w:rPr>
+        <w:rFonts w:eastAsia="黑体"/>
         <w:color w:themeColor="background1" w:val="FFFFFF"/>
       </w:rPr>
       <w:tblPr/>
@@ -12739,6 +13246,7 @@
     </w:tblStylePr>
     <w:tblStylePr w:type="lastCol">
       <w:rPr>
+        <w:rFonts w:eastAsia="黑体"/>
         <w:color w:themeColor="background1" w:val="FFFFFF"/>
       </w:rPr>
       <w:tblPr/>
@@ -12768,11 +13276,13 @@
     </w:tblStylePr>
     <w:tblStylePr w:type="neCell">
       <w:rPr>
+        <w:rFonts w:eastAsia="黑体"/>
         <w:color w:themeColor="text1" w:val="000000"/>
       </w:rPr>
     </w:tblStylePr>
     <w:tblStylePr w:type="nwCell">
       <w:rPr>
+        <w:rFonts w:eastAsia="黑体"/>
         <w:color w:themeColor="text1" w:val="000000"/>
       </w:rPr>
     </w:tblStylePr>
@@ -12786,6 +13296,7 @@
       <w:spacing w:after="0" w:line="240" w:lineRule="auto"/>
     </w:pPr>
     <w:rPr>
+      <w:rFonts w:eastAsia="黑体"/>
       <w:color w:themeColor="text1" w:val="000000"/>
     </w:rPr>
     <w:tblPr>
@@ -12812,6 +13323,7 @@
     </w:tcPr>
     <w:tblStylePr w:type="firstRow">
       <w:rPr>
+        <w:rFonts w:eastAsia="黑体"/>
         <w:b/>
         <w:bCs/>
       </w:rPr>
@@ -12830,6 +13342,7 @@
     </w:tblStylePr>
     <w:tblStylePr w:type="lastRow">
       <w:rPr>
+        <w:rFonts w:eastAsia="黑体"/>
         <w:b/>
         <w:bCs/>
         <w:color w:themeColor="background1" w:val="FFFFFF"/>
@@ -12844,6 +13357,7 @@
     </w:tblStylePr>
     <w:tblStylePr w:type="firstCol">
       <w:rPr>
+        <w:rFonts w:eastAsia="黑体"/>
         <w:color w:themeColor="background1" w:val="FFFFFF"/>
       </w:rPr>
       <w:tblPr/>
@@ -12861,6 +13375,7 @@
     </w:tblStylePr>
     <w:tblStylePr w:type="lastCol">
       <w:rPr>
+        <w:rFonts w:eastAsia="黑体"/>
         <w:color w:themeColor="background1" w:val="FFFFFF"/>
       </w:rPr>
       <w:tblPr/>
@@ -12890,11 +13405,13 @@
     </w:tblStylePr>
     <w:tblStylePr w:type="neCell">
       <w:rPr>
+        <w:rFonts w:eastAsia="黑体"/>
         <w:color w:themeColor="text1" w:val="000000"/>
       </w:rPr>
     </w:tblStylePr>
     <w:tblStylePr w:type="nwCell">
       <w:rPr>
+        <w:rFonts w:eastAsia="黑体"/>
         <w:color w:themeColor="text1" w:val="000000"/>
       </w:rPr>
     </w:tblStylePr>
@@ -12908,6 +13425,7 @@
       <w:spacing w:after="0" w:line="240" w:lineRule="auto"/>
     </w:pPr>
     <w:rPr>
+      <w:rFonts w:eastAsia="黑体"/>
       <w:color w:themeColor="text1" w:val="000000"/>
     </w:rPr>
     <w:tblPr>
@@ -12934,6 +13452,7 @@
     </w:tcPr>
     <w:tblStylePr w:type="firstRow">
       <w:rPr>
+        <w:rFonts w:eastAsia="黑体"/>
         <w:b/>
         <w:bCs/>
       </w:rPr>
@@ -12952,6 +13471,7 @@
     </w:tblStylePr>
     <w:tblStylePr w:type="lastRow">
       <w:rPr>
+        <w:rFonts w:eastAsia="黑体"/>
         <w:b/>
         <w:bCs/>
         <w:color w:themeColor="background1" w:val="FFFFFF"/>
@@ -12966,6 +13486,7 @@
     </w:tblStylePr>
     <w:tblStylePr w:type="firstCol">
       <w:rPr>
+        <w:rFonts w:eastAsia="黑体"/>
         <w:color w:themeColor="background1" w:val="FFFFFF"/>
       </w:rPr>
       <w:tblPr/>
@@ -12983,6 +13504,7 @@
     </w:tblStylePr>
     <w:tblStylePr w:type="lastCol">
       <w:rPr>
+        <w:rFonts w:eastAsia="黑体"/>
         <w:color w:themeColor="background1" w:val="FFFFFF"/>
       </w:rPr>
       <w:tblPr/>
@@ -13020,6 +13542,7 @@
       <w:spacing w:after="0" w:line="240" w:lineRule="auto"/>
     </w:pPr>
     <w:rPr>
+      <w:rFonts w:eastAsia="黑体"/>
       <w:color w:themeColor="text1" w:val="000000"/>
     </w:rPr>
     <w:tblPr>
@@ -13046,6 +13569,7 @@
     </w:tcPr>
     <w:tblStylePr w:type="firstRow">
       <w:rPr>
+        <w:rFonts w:eastAsia="黑体"/>
         <w:b/>
         <w:bCs/>
       </w:rPr>
@@ -13064,6 +13588,7 @@
     </w:tblStylePr>
     <w:tblStylePr w:type="lastRow">
       <w:rPr>
+        <w:rFonts w:eastAsia="黑体"/>
         <w:b/>
         <w:bCs/>
         <w:color w:themeColor="background1" w:val="FFFFFF"/>
@@ -13078,6 +13603,7 @@
     </w:tblStylePr>
     <w:tblStylePr w:type="firstCol">
       <w:rPr>
+        <w:rFonts w:eastAsia="黑体"/>
         <w:color w:themeColor="background1" w:val="FFFFFF"/>
       </w:rPr>
       <w:tblPr/>
@@ -13095,6 +13621,7 @@
     </w:tblStylePr>
     <w:tblStylePr w:type="lastCol">
       <w:rPr>
+        <w:rFonts w:eastAsia="黑体"/>
         <w:color w:themeColor="background1" w:val="FFFFFF"/>
       </w:rPr>
       <w:tblPr/>
@@ -13124,11 +13651,13 @@
     </w:tblStylePr>
     <w:tblStylePr w:type="neCell">
       <w:rPr>
+        <w:rFonts w:eastAsia="黑体"/>
         <w:color w:themeColor="text1" w:val="000000"/>
       </w:rPr>
     </w:tblStylePr>
     <w:tblStylePr w:type="nwCell">
       <w:rPr>
+        <w:rFonts w:eastAsia="黑体"/>
         <w:color w:themeColor="text1" w:val="000000"/>
       </w:rPr>
     </w:tblStylePr>
@@ -13142,6 +13671,7 @@
       <w:spacing w:after="0" w:line="240" w:lineRule="auto"/>
     </w:pPr>
     <w:rPr>
+      <w:rFonts w:eastAsia="黑体"/>
       <w:color w:themeColor="text1" w:val="000000"/>
     </w:rPr>
     <w:tblPr>
@@ -13168,6 +13698,7 @@
     </w:tcPr>
     <w:tblStylePr w:type="firstRow">
       <w:rPr>
+        <w:rFonts w:eastAsia="黑体"/>
         <w:b/>
         <w:bCs/>
       </w:rPr>
@@ -13186,6 +13717,7 @@
     </w:tblStylePr>
     <w:tblStylePr w:type="lastRow">
       <w:rPr>
+        <w:rFonts w:eastAsia="黑体"/>
         <w:b/>
         <w:bCs/>
         <w:color w:themeColor="background1" w:val="FFFFFF"/>
@@ -13200,6 +13732,7 @@
     </w:tblStylePr>
     <w:tblStylePr w:type="firstCol">
       <w:rPr>
+        <w:rFonts w:eastAsia="黑体"/>
         <w:color w:themeColor="background1" w:val="FFFFFF"/>
       </w:rPr>
       <w:tblPr/>
@@ -13217,6 +13750,7 @@
     </w:tblStylePr>
     <w:tblStylePr w:type="lastCol">
       <w:rPr>
+        <w:rFonts w:eastAsia="黑体"/>
         <w:color w:themeColor="background1" w:val="FFFFFF"/>
       </w:rPr>
       <w:tblPr/>
@@ -13246,11 +13780,13 @@
     </w:tblStylePr>
     <w:tblStylePr w:type="neCell">
       <w:rPr>
+        <w:rFonts w:eastAsia="黑体"/>
         <w:color w:themeColor="text1" w:val="000000"/>
       </w:rPr>
     </w:tblStylePr>
     <w:tblStylePr w:type="nwCell">
       <w:rPr>
+        <w:rFonts w:eastAsia="黑体"/>
         <w:color w:themeColor="text1" w:val="000000"/>
       </w:rPr>
     </w:tblStylePr>
@@ -13264,6 +13800,7 @@
       <w:spacing w:after="0" w:line="240" w:lineRule="auto"/>
     </w:pPr>
     <w:rPr>
+      <w:rFonts w:eastAsia="黑体"/>
       <w:color w:themeColor="text1" w:val="000000"/>
     </w:rPr>
     <w:tblPr>
@@ -13290,6 +13827,7 @@
     </w:tcPr>
     <w:tblStylePr w:type="firstRow">
       <w:rPr>
+        <w:rFonts w:eastAsia="黑体"/>
         <w:b/>
         <w:bCs/>
       </w:rPr>
@@ -13308,6 +13846,7 @@
     </w:tblStylePr>
     <w:tblStylePr w:type="lastRow">
       <w:rPr>
+        <w:rFonts w:eastAsia="黑体"/>
         <w:b/>
         <w:bCs/>
         <w:color w:themeColor="background1" w:val="FFFFFF"/>
@@ -13322,6 +13861,7 @@
     </w:tblStylePr>
     <w:tblStylePr w:type="firstCol">
       <w:rPr>
+        <w:rFonts w:eastAsia="黑体"/>
         <w:color w:themeColor="background1" w:val="FFFFFF"/>
       </w:rPr>
       <w:tblPr/>
@@ -13339,6 +13879,7 @@
     </w:tblStylePr>
     <w:tblStylePr w:type="lastCol">
       <w:rPr>
+        <w:rFonts w:eastAsia="黑体"/>
         <w:color w:themeColor="background1" w:val="FFFFFF"/>
       </w:rPr>
       <w:tblPr/>
@@ -13368,11 +13909,13 @@
     </w:tblStylePr>
     <w:tblStylePr w:type="neCell">
       <w:rPr>
+        <w:rFonts w:eastAsia="黑体"/>
         <w:color w:themeColor="text1" w:val="000000"/>
       </w:rPr>
     </w:tblStylePr>
     <w:tblStylePr w:type="nwCell">
       <w:rPr>
+        <w:rFonts w:eastAsia="黑体"/>
         <w:color w:themeColor="text1" w:val="000000"/>
       </w:rPr>
     </w:tblStylePr>
@@ -13386,6 +13929,7 @@
       <w:spacing w:after="0" w:line="240" w:lineRule="auto"/>
     </w:pPr>
     <w:rPr>
+      <w:rFonts w:eastAsia="黑体"/>
       <w:color w:themeColor="text1" w:val="000000"/>
     </w:rPr>
     <w:tblPr>
@@ -13404,6 +13948,7 @@
     </w:tcPr>
     <w:tblStylePr w:type="firstRow">
       <w:rPr>
+        <w:rFonts w:eastAsia="黑体"/>
         <w:b/>
         <w:bCs/>
         <w:color w:themeColor="background1" w:val="FFFFFF"/>
@@ -13418,6 +13963,7 @@
     </w:tblStylePr>
     <w:tblStylePr w:type="lastRow">
       <w:rPr>
+        <w:rFonts w:eastAsia="黑体"/>
         <w:b/>
         <w:bCs/>
         <w:color w:themeColor="accent2" w:themeShade="CC" w:val="9E3A38"/>
@@ -13432,12 +13978,14 @@
     </w:tblStylePr>
     <w:tblStylePr w:type="firstCol">
       <w:rPr>
+        <w:rFonts w:eastAsia="黑体"/>
         <w:b/>
         <w:bCs/>
       </w:rPr>
     </w:tblStylePr>
     <w:tblStylePr w:type="lastCol">
       <w:rPr>
+        <w:rFonts w:eastAsia="黑体"/>
         <w:b/>
         <w:bCs/>
       </w:rPr>
@@ -13472,6 +14020,7 @@
       <w:spacing w:after="0" w:line="240" w:lineRule="auto"/>
     </w:pPr>
     <w:rPr>
+      <w:rFonts w:eastAsia="黑体"/>
       <w:color w:themeColor="text1" w:val="000000"/>
     </w:rPr>
     <w:tblPr>
@@ -13490,6 +14039,7 @@
     </w:tcPr>
     <w:tblStylePr w:type="firstRow">
       <w:rPr>
+        <w:rFonts w:eastAsia="黑体"/>
         <w:b/>
         <w:bCs/>
         <w:color w:themeColor="background1" w:val="FFFFFF"/>
@@ -13504,6 +14054,7 @@
     </w:tblStylePr>
     <w:tblStylePr w:type="lastRow">
       <w:rPr>
+        <w:rFonts w:eastAsia="黑体"/>
         <w:b/>
         <w:bCs/>
         <w:color w:themeColor="accent2" w:themeShade="CC" w:val="9E3A38"/>
@@ -13518,12 +14069,14 @@
     </w:tblStylePr>
     <w:tblStylePr w:type="firstCol">
       <w:rPr>
+        <w:rFonts w:eastAsia="黑体"/>
         <w:b/>
         <w:bCs/>
       </w:rPr>
     </w:tblStylePr>
     <w:tblStylePr w:type="lastCol">
       <w:rPr>
+        <w:rFonts w:eastAsia="黑体"/>
         <w:b/>
         <w:bCs/>
       </w:rPr>
@@ -13558,6 +14111,7 @@
       <w:spacing w:after="0" w:line="240" w:lineRule="auto"/>
     </w:pPr>
     <w:rPr>
+      <w:rFonts w:eastAsia="黑体"/>
       <w:color w:themeColor="text1" w:val="000000"/>
     </w:rPr>
     <w:tblPr>
@@ -13576,6 +14130,7 @@
     </w:tcPr>
     <w:tblStylePr w:type="firstRow">
       <w:rPr>
+        <w:rFonts w:eastAsia="黑体"/>
         <w:b/>
         <w:bCs/>
         <w:color w:themeColor="background1" w:val="FFFFFF"/>
@@ -13590,6 +14145,7 @@
     </w:tblStylePr>
     <w:tblStylePr w:type="lastRow">
       <w:rPr>
+        <w:rFonts w:eastAsia="黑体"/>
         <w:b/>
         <w:bCs/>
         <w:color w:themeColor="accent2" w:themeShade="CC" w:val="9E3A38"/>
@@ -13604,12 +14160,14 @@
     </w:tblStylePr>
     <w:tblStylePr w:type="firstCol">
       <w:rPr>
+        <w:rFonts w:eastAsia="黑体"/>
         <w:b/>
         <w:bCs/>
       </w:rPr>
     </w:tblStylePr>
     <w:tblStylePr w:type="lastCol">
       <w:rPr>
+        <w:rFonts w:eastAsia="黑体"/>
         <w:b/>
         <w:bCs/>
       </w:rPr>
@@ -13644,6 +14202,7 @@
       <w:spacing w:after="0" w:line="240" w:lineRule="auto"/>
     </w:pPr>
     <w:rPr>
+      <w:rFonts w:eastAsia="黑体"/>
       <w:color w:themeColor="text1" w:val="000000"/>
     </w:rPr>
     <w:tblPr>
@@ -13662,6 +14221,7 @@
     </w:tcPr>
     <w:tblStylePr w:type="firstRow">
       <w:rPr>
+        <w:rFonts w:eastAsia="黑体"/>
         <w:b/>
         <w:bCs/>
         <w:color w:themeColor="background1" w:val="FFFFFF"/>
@@ -13676,6 +14236,7 @@
     </w:tblStylePr>
     <w:tblStylePr w:type="lastRow">
       <w:rPr>
+        <w:rFonts w:eastAsia="黑体"/>
         <w:b/>
         <w:bCs/>
         <w:color w:themeColor="accent4" w:themeShade="CC" w:val="664E82"/>
@@ -13690,12 +14251,14 @@
     </w:tblStylePr>
     <w:tblStylePr w:type="firstCol">
       <w:rPr>
+        <w:rFonts w:eastAsia="黑体"/>
         <w:b/>
         <w:bCs/>
       </w:rPr>
     </w:tblStylePr>
     <w:tblStylePr w:type="lastCol">
       <w:rPr>
+        <w:rFonts w:eastAsia="黑体"/>
         <w:b/>
         <w:bCs/>
       </w:rPr>
@@ -13730,6 +14293,7 @@
       <w:spacing w:after="0" w:line="240" w:lineRule="auto"/>
     </w:pPr>
     <w:rPr>
+      <w:rFonts w:eastAsia="黑体"/>
       <w:color w:themeColor="text1" w:val="000000"/>
     </w:rPr>
     <w:tblPr>
@@ -13748,6 +14312,7 @@
     </w:tcPr>
     <w:tblStylePr w:type="firstRow">
       <w:rPr>
+        <w:rFonts w:eastAsia="黑体"/>
         <w:b/>
         <w:bCs/>
         <w:color w:themeColor="background1" w:val="FFFFFF"/>
@@ -13762,6 +14327,7 @@
     </w:tblStylePr>
     <w:tblStylePr w:type="lastRow">
       <w:rPr>
+        <w:rFonts w:eastAsia="黑体"/>
         <w:b/>
         <w:bCs/>
         <w:color w:themeColor="accent3" w:themeShade="CC" w:val="7E9C40"/>
@@ -13776,12 +14342,14 @@
     </w:tblStylePr>
     <w:tblStylePr w:type="firstCol">
       <w:rPr>
+        <w:rFonts w:eastAsia="黑体"/>
         <w:b/>
         <w:bCs/>
       </w:rPr>
     </w:tblStylePr>
     <w:tblStylePr w:type="lastCol">
       <w:rPr>
+        <w:rFonts w:eastAsia="黑体"/>
         <w:b/>
         <w:bCs/>
       </w:rPr>
@@ -13816,6 +14384,7 @@
       <w:spacing w:after="0" w:line="240" w:lineRule="auto"/>
     </w:pPr>
     <w:rPr>
+      <w:rFonts w:eastAsia="黑体"/>
       <w:color w:themeColor="text1" w:val="000000"/>
     </w:rPr>
     <w:tblPr>
@@ -13834,6 +14403,7 @@
     </w:tcPr>
     <w:tblStylePr w:type="firstRow">
       <w:rPr>
+        <w:rFonts w:eastAsia="黑体"/>
         <w:b/>
         <w:bCs/>
         <w:color w:themeColor="background1" w:val="FFFFFF"/>
@@ -13848,6 +14418,7 @@
     </w:tblStylePr>
     <w:tblStylePr w:type="lastRow">
       <w:rPr>
+        <w:rFonts w:eastAsia="黑体"/>
         <w:b/>
         <w:bCs/>
         <w:color w:themeColor="accent6" w:themeShade="CC" w:val="F2730A"/>
@@ -13862,12 +14433,14 @@
     </w:tblStylePr>
     <w:tblStylePr w:type="firstCol">
       <w:rPr>
+        <w:rFonts w:eastAsia="黑体"/>
         <w:b/>
         <w:bCs/>
       </w:rPr>
     </w:tblStylePr>
     <w:tblStylePr w:type="lastCol">
       <w:rPr>
+        <w:rFonts w:eastAsia="黑体"/>
         <w:b/>
         <w:bCs/>
       </w:rPr>
@@ -13902,6 +14475,7 @@
       <w:spacing w:after="0" w:line="240" w:lineRule="auto"/>
     </w:pPr>
     <w:rPr>
+      <w:rFonts w:eastAsia="黑体"/>
       <w:color w:themeColor="text1" w:val="000000"/>
     </w:rPr>
     <w:tblPr>
@@ -13920,6 +14494,7 @@
     </w:tcPr>
     <w:tblStylePr w:type="firstRow">
       <w:rPr>
+        <w:rFonts w:eastAsia="黑体"/>
         <w:b/>
         <w:bCs/>
         <w:color w:themeColor="background1" w:val="FFFFFF"/>
@@ -13934,6 +14509,7 @@
     </w:tblStylePr>
     <w:tblStylePr w:type="lastRow">
       <w:rPr>
+        <w:rFonts w:eastAsia="黑体"/>
         <w:b/>
         <w:bCs/>
         <w:color w:themeColor="accent5" w:themeShade="CC" w:val="348DA5"/>
@@ -13948,12 +14524,14 @@
     </w:tblStylePr>
     <w:tblStylePr w:type="firstCol">
       <w:rPr>
+        <w:rFonts w:eastAsia="黑体"/>
         <w:b/>
         <w:bCs/>
       </w:rPr>
     </w:tblStylePr>
     <w:tblStylePr w:type="lastCol">
       <w:rPr>
+        <w:rFonts w:eastAsia="黑体"/>
         <w:b/>
         <w:bCs/>
       </w:rPr>
@@ -13988,6 +14566,7 @@
       <w:spacing w:after="0" w:line="240" w:lineRule="auto"/>
     </w:pPr>
     <w:rPr>
+      <w:rFonts w:eastAsia="黑体"/>
       <w:color w:themeColor="text1" w:val="000000"/>
     </w:rPr>
     <w:tblPr>
@@ -14009,6 +14588,7 @@
     </w:tcPr>
     <w:tblStylePr w:type="firstRow">
       <w:rPr>
+        <w:rFonts w:eastAsia="黑体"/>
         <w:b/>
         <w:bCs/>
       </w:rPr>
@@ -14019,6 +14599,7 @@
     </w:tblStylePr>
     <w:tblStylePr w:type="lastRow">
       <w:rPr>
+        <w:rFonts w:eastAsia="黑体"/>
         <w:b/>
         <w:bCs/>
         <w:color w:themeColor="text1" w:val="000000"/>
@@ -14030,6 +14611,7 @@
     </w:tblStylePr>
     <w:tblStylePr w:type="firstCol">
       <w:rPr>
+        <w:rFonts w:eastAsia="黑体"/>
         <w:color w:themeColor="background1" w:val="FFFFFF"/>
       </w:rPr>
       <w:tblPr/>
@@ -14039,6 +14621,7 @@
     </w:tblStylePr>
     <w:tblStylePr w:type="lastCol">
       <w:rPr>
+        <w:rFonts w:eastAsia="黑体"/>
         <w:color w:themeColor="background1" w:val="FFFFFF"/>
       </w:rPr>
       <w:tblPr/>
@@ -14068,6 +14651,7 @@
       <w:spacing w:after="0" w:line="240" w:lineRule="auto"/>
     </w:pPr>
     <w:rPr>
+      <w:rFonts w:eastAsia="黑体"/>
       <w:color w:themeColor="text1" w:val="000000"/>
     </w:rPr>
     <w:tblPr>
@@ -14089,6 +14673,7 @@
     </w:tcPr>
     <w:tblStylePr w:type="firstRow">
       <w:rPr>
+        <w:rFonts w:eastAsia="黑体"/>
         <w:b/>
         <w:bCs/>
       </w:rPr>
@@ -14099,6 +14684,7 @@
     </w:tblStylePr>
     <w:tblStylePr w:type="lastRow">
       <w:rPr>
+        <w:rFonts w:eastAsia="黑体"/>
         <w:b/>
         <w:bCs/>
         <w:color w:themeColor="text1" w:val="000000"/>
@@ -14110,6 +14696,7 @@
     </w:tblStylePr>
     <w:tblStylePr w:type="firstCol">
       <w:rPr>
+        <w:rFonts w:eastAsia="黑体"/>
         <w:color w:themeColor="background1" w:val="FFFFFF"/>
       </w:rPr>
       <w:tblPr/>
@@ -14119,6 +14706,7 @@
     </w:tblStylePr>
     <w:tblStylePr w:type="lastCol">
       <w:rPr>
+        <w:rFonts w:eastAsia="黑体"/>
         <w:color w:themeColor="background1" w:val="FFFFFF"/>
       </w:rPr>
       <w:tblPr/>
@@ -14148,6 +14736,7 @@
       <w:spacing w:after="0" w:line="240" w:lineRule="auto"/>
     </w:pPr>
     <w:rPr>
+      <w:rFonts w:eastAsia="黑体"/>
       <w:color w:themeColor="text1" w:val="000000"/>
     </w:rPr>
     <w:tblPr>
@@ -14169,6 +14758,7 @@
     </w:tcPr>
     <w:tblStylePr w:type="firstRow">
       <w:rPr>
+        <w:rFonts w:eastAsia="黑体"/>
         <w:b/>
         <w:bCs/>
       </w:rPr>
@@ -14179,6 +14769,7 @@
     </w:tblStylePr>
     <w:tblStylePr w:type="lastRow">
       <w:rPr>
+        <w:rFonts w:eastAsia="黑体"/>
         <w:b/>
         <w:bCs/>
         <w:color w:themeColor="text1" w:val="000000"/>
@@ -14190,6 +14781,7 @@
     </w:tblStylePr>
     <w:tblStylePr w:type="firstCol">
       <w:rPr>
+        <w:rFonts w:eastAsia="黑体"/>
         <w:color w:themeColor="background1" w:val="FFFFFF"/>
       </w:rPr>
       <w:tblPr/>
@@ -14199,6 +14791,7 @@
     </w:tblStylePr>
     <w:tblStylePr w:type="lastCol">
       <w:rPr>
+        <w:rFonts w:eastAsia="黑体"/>
         <w:color w:themeColor="background1" w:val="FFFFFF"/>
       </w:rPr>
       <w:tblPr/>
@@ -14228,6 +14821,7 @@
       <w:spacing w:after="0" w:line="240" w:lineRule="auto"/>
     </w:pPr>
     <w:rPr>
+      <w:rFonts w:eastAsia="黑体"/>
       <w:color w:themeColor="text1" w:val="000000"/>
     </w:rPr>
     <w:tblPr>
@@ -14249,6 +14843,7 @@
     </w:tcPr>
     <w:tblStylePr w:type="firstRow">
       <w:rPr>
+        <w:rFonts w:eastAsia="黑体"/>
         <w:b/>
         <w:bCs/>
       </w:rPr>
@@ -14259,6 +14854,7 @@
     </w:tblStylePr>
     <w:tblStylePr w:type="lastRow">
       <w:rPr>
+        <w:rFonts w:eastAsia="黑体"/>
         <w:b/>
         <w:bCs/>
         <w:color w:themeColor="text1" w:val="000000"/>
@@ -14270,6 +14866,7 @@
     </w:tblStylePr>
     <w:tblStylePr w:type="firstCol">
       <w:rPr>
+        <w:rFonts w:eastAsia="黑体"/>
         <w:color w:themeColor="background1" w:val="FFFFFF"/>
       </w:rPr>
       <w:tblPr/>
@@ -14279,6 +14876,7 @@
     </w:tblStylePr>
     <w:tblStylePr w:type="lastCol">
       <w:rPr>
+        <w:rFonts w:eastAsia="黑体"/>
         <w:color w:themeColor="background1" w:val="FFFFFF"/>
       </w:rPr>
       <w:tblPr/>
@@ -14308,6 +14906,7 @@
       <w:spacing w:after="0" w:line="240" w:lineRule="auto"/>
     </w:pPr>
     <w:rPr>
+      <w:rFonts w:eastAsia="黑体"/>
       <w:color w:themeColor="text1" w:val="000000"/>
     </w:rPr>
     <w:tblPr>
@@ -14329,6 +14928,7 @@
     </w:tcPr>
     <w:tblStylePr w:type="firstRow">
       <w:rPr>
+        <w:rFonts w:eastAsia="黑体"/>
         <w:b/>
         <w:bCs/>
       </w:rPr>
@@ -14339,6 +14939,7 @@
     </w:tblStylePr>
     <w:tblStylePr w:type="lastRow">
       <w:rPr>
+        <w:rFonts w:eastAsia="黑体"/>
         <w:b/>
         <w:bCs/>
         <w:color w:themeColor="text1" w:val="000000"/>
@@ -14350,6 +14951,7 @@
     </w:tblStylePr>
     <w:tblStylePr w:type="firstCol">
       <w:rPr>
+        <w:rFonts w:eastAsia="黑体"/>
         <w:color w:themeColor="background1" w:val="FFFFFF"/>
       </w:rPr>
       <w:tblPr/>
@@ -14359,6 +14961,7 @@
     </w:tblStylePr>
     <w:tblStylePr w:type="lastCol">
       <w:rPr>
+        <w:rFonts w:eastAsia="黑体"/>
         <w:color w:themeColor="background1" w:val="FFFFFF"/>
       </w:rPr>
       <w:tblPr/>
@@ -14388,6 +14991,7 @@
       <w:spacing w:after="0" w:line="240" w:lineRule="auto"/>
     </w:pPr>
     <w:rPr>
+      <w:rFonts w:eastAsia="黑体"/>
       <w:color w:themeColor="text1" w:val="000000"/>
     </w:rPr>
     <w:tblPr>
@@ -14409,6 +15013,7 @@
     </w:tcPr>
     <w:tblStylePr w:type="firstRow">
       <w:rPr>
+        <w:rFonts w:eastAsia="黑体"/>
         <w:b/>
         <w:bCs/>
       </w:rPr>
@@ -14419,6 +15024,7 @@
     </w:tblStylePr>
     <w:tblStylePr w:type="lastRow">
       <w:rPr>
+        <w:rFonts w:eastAsia="黑体"/>
         <w:b/>
         <w:bCs/>
         <w:color w:themeColor="text1" w:val="000000"/>
@@ -14430,6 +15036,7 @@
     </w:tblStylePr>
     <w:tblStylePr w:type="firstCol">
       <w:rPr>
+        <w:rFonts w:eastAsia="黑体"/>
         <w:color w:themeColor="background1" w:val="FFFFFF"/>
       </w:rPr>
       <w:tblPr/>
@@ -14439,6 +15046,7 @@
     </w:tblStylePr>
     <w:tblStylePr w:type="lastCol">
       <w:rPr>
+        <w:rFonts w:eastAsia="黑体"/>
         <w:color w:themeColor="background1" w:val="FFFFFF"/>
       </w:rPr>
       <w:tblPr/>
@@ -14468,6 +15076,7 @@
       <w:spacing w:after="0" w:line="240" w:lineRule="auto"/>
     </w:pPr>
     <w:rPr>
+      <w:rFonts w:eastAsia="黑体"/>
       <w:color w:themeColor="text1" w:val="000000"/>
     </w:rPr>
     <w:tblPr>
@@ -14489,6 +15098,7 @@
     </w:tcPr>
     <w:tblStylePr w:type="firstRow">
       <w:rPr>
+        <w:rFonts w:eastAsia="黑体"/>
         <w:b/>
         <w:bCs/>
       </w:rPr>
@@ -14499,6 +15109,7 @@
     </w:tblStylePr>
     <w:tblStylePr w:type="lastRow">
       <w:rPr>
+        <w:rFonts w:eastAsia="黑体"/>
         <w:b/>
         <w:bCs/>
         <w:color w:themeColor="text1" w:val="000000"/>
@@ -14510,6 +15121,7 @@
     </w:tblStylePr>
     <w:tblStylePr w:type="firstCol">
       <w:rPr>
+        <w:rFonts w:eastAsia="黑体"/>
         <w:color w:themeColor="background1" w:val="FFFFFF"/>
       </w:rPr>
       <w:tblPr/>
@@ -14519,6 +15131,7 @@
     </w:tblStylePr>
     <w:tblStylePr w:type="lastCol">
       <w:rPr>
+        <w:rFonts w:eastAsia="黑体"/>
         <w:color w:themeColor="background1" w:val="FFFFFF"/>
       </w:rPr>
       <w:tblPr/>
@@ -14551,6 +15164,7 @@
     <w:name w:val="KeywordTok"/>
     <w:basedOn w:val="VerbatimChar"/>
     <w:rPr>
+      <w:rFonts w:eastAsia="黑体"/>
       <w:b/>
       <w:color w:val="007020"/>
     </w:rPr>
@@ -14559,6 +15173,7 @@
     <w:name w:val="DataTypeTok"/>
     <w:basedOn w:val="VerbatimChar"/>
     <w:rPr>
+      <w:rFonts w:eastAsia="黑体"/>
       <w:color w:val="902000"/>
     </w:rPr>
   </w:style>
@@ -14566,6 +15181,7 @@
     <w:name w:val="DecValTok"/>
     <w:basedOn w:val="VerbatimChar"/>
     <w:rPr>
+      <w:rFonts w:eastAsia="黑体"/>
       <w:color w:val="40a070"/>
     </w:rPr>
   </w:style>
@@ -14573,6 +15189,7 @@
     <w:name w:val="BaseNTok"/>
     <w:basedOn w:val="VerbatimChar"/>
     <w:rPr>
+      <w:rFonts w:eastAsia="黑体"/>
       <w:color w:val="40a070"/>
     </w:rPr>
   </w:style>
@@ -14580,6 +15197,7 @@
     <w:name w:val="FloatTok"/>
     <w:basedOn w:val="VerbatimChar"/>
     <w:rPr>
+      <w:rFonts w:eastAsia="黑体"/>
       <w:color w:val="40a070"/>
     </w:rPr>
   </w:style>
@@ -14587,6 +15205,7 @@
     <w:name w:val="ConstantTok"/>
     <w:basedOn w:val="VerbatimChar"/>
     <w:rPr>
+      <w:rFonts w:eastAsia="黑体"/>
       <w:color w:val="880000"/>
     </w:rPr>
   </w:style>
@@ -14594,6 +15213,7 @@
     <w:name w:val="CharTok"/>
     <w:basedOn w:val="VerbatimChar"/>
     <w:rPr>
+      <w:rFonts w:eastAsia="黑体"/>
       <w:color w:val="4070a0"/>
     </w:rPr>
   </w:style>
@@ -14601,6 +15221,7 @@
     <w:name w:val="SpecialCharTok"/>
     <w:basedOn w:val="VerbatimChar"/>
     <w:rPr>
+      <w:rFonts w:eastAsia="黑体"/>
       <w:color w:val="4070a0"/>
     </w:rPr>
   </w:style>
@@ -14608,6 +15229,7 @@
     <w:name w:val="StringTok"/>
     <w:basedOn w:val="VerbatimChar"/>
     <w:rPr>
+      <w:rFonts w:eastAsia="黑体"/>
       <w:color w:val="4070a0"/>
     </w:rPr>
   </w:style>
@@ -14615,6 +15237,7 @@
     <w:name w:val="VerbatimStringTok"/>
     <w:basedOn w:val="VerbatimChar"/>
     <w:rPr>
+      <w:rFonts w:eastAsia="黑体"/>
       <w:color w:val="4070a0"/>
     </w:rPr>
   </w:style>
@@ -14622,6 +15245,7 @@
     <w:name w:val="SpecialStringTok"/>
     <w:basedOn w:val="VerbatimChar"/>
     <w:rPr>
+      <w:rFonts w:eastAsia="黑体"/>
       <w:color w:val="bb6688"/>
     </w:rPr>
   </w:style>
@@ -14629,6 +15253,7 @@
     <w:name w:val="ImportTok"/>
     <w:basedOn w:val="VerbatimChar"/>
     <w:rPr>
+      <w:rFonts w:eastAsia="黑体"/>
       <w:b/>
       <w:color w:val="008000"/>
     </w:rPr>
@@ -14637,6 +15262,7 @@
     <w:name w:val="CommentTok"/>
     <w:basedOn w:val="VerbatimChar"/>
     <w:rPr>
+      <w:rFonts w:eastAsia="黑体"/>
       <w:i/>
       <w:color w:val="60a0b0"/>
     </w:rPr>
@@ -14645,6 +15271,7 @@
     <w:name w:val="DocumentationTok"/>
     <w:basedOn w:val="VerbatimChar"/>
     <w:rPr>
+      <w:rFonts w:eastAsia="黑体"/>
       <w:i/>
       <w:color w:val="ba2121"/>
     </w:rPr>
@@ -14653,6 +15280,7 @@
     <w:name w:val="AnnotationTok"/>
     <w:basedOn w:val="VerbatimChar"/>
     <w:rPr>
+      <w:rFonts w:eastAsia="黑体"/>
       <w:b/>
       <w:i/>
       <w:color w:val="60a0b0"/>
@@ -14662,6 +15290,7 @@
     <w:name w:val="CommentVarTok"/>
     <w:basedOn w:val="VerbatimChar"/>
     <w:rPr>
+      <w:rFonts w:eastAsia="黑体"/>
       <w:b/>
       <w:i/>
       <w:color w:val="60a0b0"/>
@@ -14671,6 +15300,7 @@
     <w:name w:val="OtherTok"/>
     <w:basedOn w:val="VerbatimChar"/>
     <w:rPr>
+      <w:rFonts w:eastAsia="黑体"/>
       <w:color w:val="007020"/>
     </w:rPr>
   </w:style>
@@ -14678,6 +15308,7 @@
     <w:name w:val="FunctionTok"/>
     <w:basedOn w:val="VerbatimChar"/>
     <w:rPr>
+      <w:rFonts w:eastAsia="黑体"/>
       <w:color w:val="06287e"/>
     </w:rPr>
   </w:style>
@@ -14685,6 +15316,7 @@
     <w:name w:val="VariableTok"/>
     <w:basedOn w:val="VerbatimChar"/>
     <w:rPr>
+      <w:rFonts w:eastAsia="黑体"/>
       <w:color w:val="19177c"/>
     </w:rPr>
   </w:style>
@@ -14692,6 +15324,7 @@
     <w:name w:val="ControlFlowTok"/>
     <w:basedOn w:val="VerbatimChar"/>
     <w:rPr>
+      <w:rFonts w:eastAsia="黑体"/>
       <w:b/>
       <w:color w:val="007020"/>
     </w:rPr>
@@ -14700,6 +15333,7 @@
     <w:name w:val="OperatorTok"/>
     <w:basedOn w:val="VerbatimChar"/>
     <w:rPr>
+      <w:rFonts w:eastAsia="黑体"/>
       <w:color w:val="666666"/>
     </w:rPr>
   </w:style>
@@ -14707,18 +15341,22 @@
     <w:name w:val="BuiltInTok"/>
     <w:basedOn w:val="VerbatimChar"/>
     <w:rPr>
+      <w:rFonts w:eastAsia="黑体"/>
       <w:color w:val="008000"/>
     </w:rPr>
   </w:style>
   <w:style w:type="character" w:customStyle="1" w:styleId="ExtensionTok">
     <w:name w:val="ExtensionTok"/>
     <w:basedOn w:val="VerbatimChar"/>
-    <w:rPr/>
+    <w:rPr>
+      <w:rFonts w:eastAsia="黑体"/>
+    </w:rPr>
   </w:style>
   <w:style w:type="character" w:customStyle="1" w:styleId="PreprocessorTok">
     <w:name w:val="PreprocessorTok"/>
     <w:basedOn w:val="VerbatimChar"/>
     <w:rPr>
+      <w:rFonts w:eastAsia="黑体"/>
       <w:color w:val="bc7a00"/>
     </w:rPr>
   </w:style>
@@ -14726,18 +15364,22 @@
     <w:name w:val="AttributeTok"/>
     <w:basedOn w:val="VerbatimChar"/>
     <w:rPr>
+      <w:rFonts w:eastAsia="黑体"/>
       <w:color w:val="7d9029"/>
     </w:rPr>
   </w:style>
   <w:style w:type="character" w:customStyle="1" w:styleId="RegionMarkerTok">
     <w:name w:val="RegionMarkerTok"/>
     <w:basedOn w:val="VerbatimChar"/>
-    <w:rPr/>
+    <w:rPr>
+      <w:rFonts w:eastAsia="黑体"/>
+    </w:rPr>
   </w:style>
   <w:style w:type="character" w:customStyle="1" w:styleId="InformationTok">
     <w:name w:val="InformationTok"/>
     <w:basedOn w:val="VerbatimChar"/>
     <w:rPr>
+      <w:rFonts w:eastAsia="黑体"/>
       <w:b/>
       <w:i/>
       <w:color w:val="60a0b0"/>
@@ -14747,6 +15389,7 @@
     <w:name w:val="WarningTok"/>
     <w:basedOn w:val="VerbatimChar"/>
     <w:rPr>
+      <w:rFonts w:eastAsia="黑体"/>
       <w:b/>
       <w:i/>
       <w:color w:val="60a0b0"/>
@@ -14756,6 +15399,7 @@
     <w:name w:val="AlertTok"/>
     <w:basedOn w:val="VerbatimChar"/>
     <w:rPr>
+      <w:rFonts w:eastAsia="黑体"/>
       <w:b/>
       <w:color w:val="ff0000"/>
     </w:rPr>
@@ -14764,6 +15408,7 @@
     <w:name w:val="ErrorTok"/>
     <w:basedOn w:val="VerbatimChar"/>
     <w:rPr>
+      <w:rFonts w:eastAsia="黑体"/>
       <w:b/>
       <w:color w:val="ff0000"/>
     </w:rPr>
@@ -14771,7 +15416,9 @@
   <w:style w:type="character" w:customStyle="1" w:styleId="NormalTok">
     <w:name w:val="NormalTok"/>
     <w:basedOn w:val="VerbatimChar"/>
-    <w:rPr/>
+    <w:rPr>
+      <w:rFonts w:eastAsia="黑体"/>
+    </w:rPr>
   </w:style>
 </w:styles>
 </file>
@@ -14820,12 +15467,12 @@
     <a:fontScheme name="Office">
       <a:majorFont>
         <a:latin typeface="Calibri"/>
-        <a:ea typeface=""/>
+        <a:ea typeface="黑体"/>
         <a:cs typeface=""/>
         <a:font script="Jpan" typeface="ＭＳ ゴシック"/>
         <a:font script="Hang" typeface="맑은 고딕"/>
-        <a:font script="Hans" typeface="宋体"/>
-        <a:font script="Hant" typeface="新細明體"/>
+        <a:font script="Hans" typeface="黑体"/>
+        <a:font script="Hant" typeface="黑体"/>
         <a:font script="Arab" typeface="Times New Roman"/>
         <a:font script="Hebr" typeface="Times New Roman"/>
         <a:font script="Thai" typeface="Angsana New"/>
@@ -14855,12 +15502,12 @@
       </a:majorFont>
       <a:minorFont>
         <a:latin typeface="Cambria"/>
-        <a:ea typeface=""/>
+        <a:ea typeface="黑体"/>
         <a:cs typeface=""/>
         <a:font script="Jpan" typeface="ＭＳ 明朝"/>
         <a:font script="Hang" typeface="맑은 고딕"/>
-        <a:font script="Hans" typeface="宋体"/>
-        <a:font script="Hant" typeface="新細明體"/>
+        <a:font script="Hans" typeface="黑体"/>
+        <a:font script="Hant" typeface="黑体"/>
         <a:font script="Arab" typeface="Arial"/>
         <a:font script="Hebr" typeface="Arial"/>
         <a:font script="Thai" typeface="Cordia New"/>

--- a/08-传感器电路/08-气体传感器电路/催化燃烧气体传感器电路/催化燃烧气体传感器电路.docx
+++ b/08-传感器电路/08-气体传感器电路/催化燃烧气体传感器电路/催化燃烧气体传感器电路.docx
@@ -2396,7 +2396,7 @@
           <w:color w:val="555555"/>
           <w:sz w:val="21"/>
         </w:rPr>
-        <w:t>材料收集者：杜文杰，WX手机：19519196569，QQ:3478827729</w:t>
+        <w:t>材料收集者：杜文杰，微信/手机：19519196569，QQ:3478827729</w:t>
       </w:r>
     </w:p>
     <w:sectPr>
